--- a/output/combat-mindset-conditioning.docx
+++ b/output/combat-mindset-conditioning.docx
@@ -279,12 +279,13 @@
           <w:color w:val="002516"/>
           <w:sz w:val="25"/>
         </w:rPr>
-        <w:t>1. Training Pillars</w:t>
+        <w:t>Working Terminology</w:t>
       </w:r>
     </w:p>
     <w:p>
       <w:pPr>
         <w:pStyle w:val="Normal"/>
+        <w:keepNext w:val="true"/>
         <w:spacing w:lineRule="auto" w:line="259" w:before="0" w:after="60"/>
         <w:rPr/>
       </w:pPr>
@@ -294,1264 +295,7 @@
           <w:b w:val="false"/>
           <w:i w:val="false"/>
         </w:rPr>
-        <w:t>CMC develops the underlying capacities required to maintain performance under pressure. The initial architecture draws directly from the six existing COGCON pillars.</w:t>
-      </w:r>
-    </w:p>
-    <w:tbl>
-      <w:tblPr>
-        <w:tblW w:w="9298" w:type="dxa"/>
-        <w:jc w:val="left"/>
-        <w:tblInd w:w="2" w:type="dxa"/>
-        <w:tblLayout w:type="fixed"/>
-        <w:tblCellMar>
-          <w:top w:w="60" w:type="dxa"/>
-          <w:left w:w="110" w:type="dxa"/>
-          <w:bottom w:w="60" w:type="dxa"/>
-          <w:right w:w="110" w:type="dxa"/>
-        </w:tblCellMar>
-        <w:tblLook w:val="04a0" w:noHBand="0" w:noVBand="1" w:firstColumn="1" w:lastRow="0" w:lastColumn="0" w:firstRow="1"/>
-      </w:tblPr>
-      <w:tblGrid>
-        <w:gridCol w:w="2608"/>
-        <w:gridCol w:w="6689"/>
-      </w:tblGrid>
-      <w:tr>
-        <w:trPr>
-          <w:cantSplit w:val="true"/>
-        </w:trPr>
-        <w:tc>
-          <w:tcPr>
-            <w:tcW w:w="2608" w:type="dxa"/>
-            <w:tcBorders>
-              <w:top w:val="single" w:sz="4" w:space="0" w:color="A89662"/>
-              <w:left w:val="single" w:sz="4" w:space="0" w:color="A89662"/>
-              <w:bottom w:val="single" w:sz="4" w:space="0" w:color="D9D9D2"/>
-              <w:right w:val="single" w:sz="4" w:space="0" w:color="D9D9D2"/>
-            </w:tcBorders>
-            <w:shd w:color="auto" w:fill="002516" w:val="clear"/>
-          </w:tcPr>
-          <w:p>
-            <w:pPr>
-              <w:pStyle w:val="Normal"/>
-              <w:keepNext w:val="true"/>
-              <w:spacing w:lineRule="auto" w:line="252" w:before="0" w:after="0"/>
-              <w:rPr/>
-            </w:pPr>
-            <w:r>
-              <w:rPr>
-                <w:rFonts w:cs="Arial"/>
-                <w:b/>
-                <w:i w:val="false"/>
-                <w:color w:val="FFFFFF"/>
-                <w:sz w:val="17"/>
-              </w:rPr>
-              <w:t>Pillar</w:t>
-            </w:r>
-          </w:p>
-        </w:tc>
-        <w:tc>
-          <w:tcPr>
-            <w:tcW w:w="6689" w:type="dxa"/>
-            <w:tcBorders>
-              <w:top w:val="single" w:sz="4" w:space="0" w:color="A89662"/>
-              <w:left w:val="single" w:sz="4" w:space="0" w:color="D9D9D2"/>
-              <w:bottom w:val="single" w:sz="4" w:space="0" w:color="D9D9D2"/>
-              <w:right w:val="single" w:sz="4" w:space="0" w:color="A89662"/>
-            </w:tcBorders>
-            <w:shd w:color="auto" w:fill="002516" w:val="clear"/>
-          </w:tcPr>
-          <w:p>
-            <w:pPr>
-              <w:pStyle w:val="Normal"/>
-              <w:keepNext w:val="true"/>
-              <w:spacing w:lineRule="auto" w:line="252" w:before="0" w:after="0"/>
-              <w:rPr/>
-            </w:pPr>
-            <w:r>
-              <w:rPr>
-                <w:rFonts w:cs="Arial"/>
-                <w:b/>
-                <w:i w:val="false"/>
-                <w:color w:val="FFFFFF"/>
-                <w:sz w:val="17"/>
-              </w:rPr>
-              <w:t>What it develops</w:t>
-            </w:r>
-          </w:p>
-        </w:tc>
-      </w:tr>
-      <w:tr>
-        <w:trPr>
-          <w:cantSplit w:val="true"/>
-        </w:trPr>
-        <w:tc>
-          <w:tcPr>
-            <w:tcW w:w="2608" w:type="dxa"/>
-            <w:tcBorders>
-              <w:top w:val="single" w:sz="4" w:space="0" w:color="D9D9D2"/>
-              <w:left w:val="single" w:sz="4" w:space="0" w:color="A89662"/>
-              <w:bottom w:val="single" w:sz="4" w:space="0" w:color="D9D9D2"/>
-              <w:right w:val="single" w:sz="4" w:space="0" w:color="D9D9D2"/>
-            </w:tcBorders>
-            <w:shd w:color="auto" w:fill="CDD2B7" w:val="clear"/>
-          </w:tcPr>
-          <w:p>
-            <w:pPr>
-              <w:pStyle w:val="Normal"/>
-              <w:keepNext w:val="true"/>
-              <w:spacing w:lineRule="auto" w:line="252" w:before="0" w:after="0"/>
-              <w:rPr/>
-            </w:pPr>
-            <w:r>
-              <w:rPr>
-                <w:rFonts w:cs="Arial"/>
-                <w:b/>
-                <w:i w:val="false"/>
-                <w:color w:val="002516"/>
-                <w:sz w:val="17"/>
-              </w:rPr>
-              <w:t>Self-Awareness</w:t>
-            </w:r>
-          </w:p>
-        </w:tc>
-        <w:tc>
-          <w:tcPr>
-            <w:tcW w:w="6689" w:type="dxa"/>
-            <w:tcBorders>
-              <w:top w:val="single" w:sz="4" w:space="0" w:color="D9D9D2"/>
-              <w:left w:val="single" w:sz="4" w:space="0" w:color="D9D9D2"/>
-              <w:bottom w:val="single" w:sz="4" w:space="0" w:color="D9D9D2"/>
-              <w:right w:val="single" w:sz="4" w:space="0" w:color="A89662"/>
-            </w:tcBorders>
-          </w:tcPr>
-          <w:p>
-            <w:pPr>
-              <w:pStyle w:val="Normal"/>
-              <w:keepNext w:val="true"/>
-              <w:spacing w:lineRule="auto" w:line="252" w:before="0" w:after="0"/>
-              <w:rPr/>
-            </w:pPr>
-            <w:r>
-              <w:rPr>
-                <w:rFonts w:cs="Arial"/>
-                <w:b w:val="false"/>
-                <w:i w:val="false"/>
-                <w:sz w:val="19"/>
-              </w:rPr>
-              <w:t>Recognise changes in physiological, cognitive and emotional state.</w:t>
-            </w:r>
-          </w:p>
-        </w:tc>
-      </w:tr>
-      <w:tr>
-        <w:trPr>
-          <w:cantSplit w:val="true"/>
-        </w:trPr>
-        <w:tc>
-          <w:tcPr>
-            <w:tcW w:w="2608" w:type="dxa"/>
-            <w:tcBorders>
-              <w:top w:val="single" w:sz="4" w:space="0" w:color="D9D9D2"/>
-              <w:left w:val="single" w:sz="4" w:space="0" w:color="A89662"/>
-              <w:bottom w:val="single" w:sz="4" w:space="0" w:color="D9D9D2"/>
-              <w:right w:val="single" w:sz="4" w:space="0" w:color="D9D9D2"/>
-            </w:tcBorders>
-            <w:shd w:color="auto" w:fill="CDD2B7" w:val="clear"/>
-          </w:tcPr>
-          <w:p>
-            <w:pPr>
-              <w:pStyle w:val="Normal"/>
-              <w:keepNext w:val="true"/>
-              <w:spacing w:lineRule="auto" w:line="252" w:before="0" w:after="0"/>
-              <w:rPr/>
-            </w:pPr>
-            <w:r>
-              <w:rPr>
-                <w:rFonts w:cs="Arial"/>
-                <w:b/>
-                <w:i w:val="false"/>
-                <w:color w:val="002516"/>
-                <w:sz w:val="17"/>
-              </w:rPr>
-              <w:t>Arousal Control</w:t>
-            </w:r>
-          </w:p>
-        </w:tc>
-        <w:tc>
-          <w:tcPr>
-            <w:tcW w:w="6689" w:type="dxa"/>
-            <w:tcBorders>
-              <w:top w:val="single" w:sz="4" w:space="0" w:color="D9D9D2"/>
-              <w:left w:val="single" w:sz="4" w:space="0" w:color="D9D9D2"/>
-              <w:bottom w:val="single" w:sz="4" w:space="0" w:color="D9D9D2"/>
-              <w:right w:val="single" w:sz="4" w:space="0" w:color="A89662"/>
-            </w:tcBorders>
-          </w:tcPr>
-          <w:p>
-            <w:pPr>
-              <w:pStyle w:val="Normal"/>
-              <w:keepNext w:val="true"/>
-              <w:spacing w:lineRule="auto" w:line="252" w:before="0" w:after="0"/>
-              <w:rPr/>
-            </w:pPr>
-            <w:r>
-              <w:rPr>
-                <w:rFonts w:cs="Arial"/>
-                <w:b w:val="false"/>
-                <w:i w:val="false"/>
-                <w:sz w:val="19"/>
-              </w:rPr>
-              <w:t>Regulate physiological activation to maintain access to effective performance.</w:t>
-            </w:r>
-          </w:p>
-        </w:tc>
-      </w:tr>
-      <w:tr>
-        <w:trPr>
-          <w:cantSplit w:val="true"/>
-        </w:trPr>
-        <w:tc>
-          <w:tcPr>
-            <w:tcW w:w="2608" w:type="dxa"/>
-            <w:tcBorders>
-              <w:top w:val="single" w:sz="4" w:space="0" w:color="D9D9D2"/>
-              <w:left w:val="single" w:sz="4" w:space="0" w:color="A89662"/>
-              <w:bottom w:val="single" w:sz="4" w:space="0" w:color="D9D9D2"/>
-              <w:right w:val="single" w:sz="4" w:space="0" w:color="D9D9D2"/>
-            </w:tcBorders>
-            <w:shd w:color="auto" w:fill="CDD2B7" w:val="clear"/>
-          </w:tcPr>
-          <w:p>
-            <w:pPr>
-              <w:pStyle w:val="Normal"/>
-              <w:keepNext w:val="true"/>
-              <w:spacing w:lineRule="auto" w:line="252" w:before="0" w:after="0"/>
-              <w:rPr/>
-            </w:pPr>
-            <w:r>
-              <w:rPr>
-                <w:rFonts w:cs="Arial"/>
-                <w:b/>
-                <w:i w:val="false"/>
-                <w:color w:val="002516"/>
-                <w:sz w:val="17"/>
-              </w:rPr>
-              <w:t>Operational Habit</w:t>
-            </w:r>
-          </w:p>
-        </w:tc>
-        <w:tc>
-          <w:tcPr>
-            <w:tcW w:w="6689" w:type="dxa"/>
-            <w:tcBorders>
-              <w:top w:val="single" w:sz="4" w:space="0" w:color="D9D9D2"/>
-              <w:left w:val="single" w:sz="4" w:space="0" w:color="D9D9D2"/>
-              <w:bottom w:val="single" w:sz="4" w:space="0" w:color="D9D9D2"/>
-              <w:right w:val="single" w:sz="4" w:space="0" w:color="A89662"/>
-            </w:tcBorders>
-          </w:tcPr>
-          <w:p>
-            <w:pPr>
-              <w:pStyle w:val="Normal"/>
-              <w:keepNext w:val="true"/>
-              <w:spacing w:lineRule="auto" w:line="252" w:before="0" w:after="0"/>
-              <w:rPr/>
-            </w:pPr>
-            <w:r>
-              <w:rPr>
-                <w:rFonts w:cs="Arial"/>
-                <w:b w:val="false"/>
-                <w:i w:val="false"/>
-                <w:sz w:val="19"/>
-              </w:rPr>
-              <w:t>Develop effective responses that remain available as conscious capacity reduces under pressure.</w:t>
-            </w:r>
-          </w:p>
-        </w:tc>
-      </w:tr>
-      <w:tr>
-        <w:trPr>
-          <w:cantSplit w:val="true"/>
-        </w:trPr>
-        <w:tc>
-          <w:tcPr>
-            <w:tcW w:w="2608" w:type="dxa"/>
-            <w:tcBorders>
-              <w:top w:val="single" w:sz="4" w:space="0" w:color="D9D9D2"/>
-              <w:left w:val="single" w:sz="4" w:space="0" w:color="A89662"/>
-              <w:bottom w:val="single" w:sz="4" w:space="0" w:color="D9D9D2"/>
-              <w:right w:val="single" w:sz="4" w:space="0" w:color="D9D9D2"/>
-            </w:tcBorders>
-            <w:shd w:color="auto" w:fill="CDD2B7" w:val="clear"/>
-          </w:tcPr>
-          <w:p>
-            <w:pPr>
-              <w:pStyle w:val="Normal"/>
-              <w:keepNext w:val="true"/>
-              <w:spacing w:lineRule="auto" w:line="252" w:before="0" w:after="0"/>
-              <w:rPr/>
-            </w:pPr>
-            <w:r>
-              <w:rPr>
-                <w:rFonts w:cs="Arial"/>
-                <w:b/>
-                <w:i w:val="false"/>
-                <w:color w:val="002516"/>
-                <w:sz w:val="17"/>
-              </w:rPr>
-              <w:t>Working Memory</w:t>
-            </w:r>
-          </w:p>
-        </w:tc>
-        <w:tc>
-          <w:tcPr>
-            <w:tcW w:w="6689" w:type="dxa"/>
-            <w:tcBorders>
-              <w:top w:val="single" w:sz="4" w:space="0" w:color="D9D9D2"/>
-              <w:left w:val="single" w:sz="4" w:space="0" w:color="D9D9D2"/>
-              <w:bottom w:val="single" w:sz="4" w:space="0" w:color="D9D9D2"/>
-              <w:right w:val="single" w:sz="4" w:space="0" w:color="A89662"/>
-            </w:tcBorders>
-          </w:tcPr>
-          <w:p>
-            <w:pPr>
-              <w:pStyle w:val="Normal"/>
-              <w:keepNext w:val="true"/>
-              <w:spacing w:lineRule="auto" w:line="252" w:before="0" w:after="0"/>
-              <w:rPr/>
-            </w:pPr>
-            <w:r>
-              <w:rPr>
-                <w:rFonts w:cs="Arial"/>
-                <w:b w:val="false"/>
-                <w:i w:val="false"/>
-                <w:sz w:val="19"/>
-              </w:rPr>
-              <w:t>Retain and manipulate relevant information while operating under load.</w:t>
-            </w:r>
-          </w:p>
-        </w:tc>
-      </w:tr>
-      <w:tr>
-        <w:trPr>
-          <w:cantSplit w:val="true"/>
-        </w:trPr>
-        <w:tc>
-          <w:tcPr>
-            <w:tcW w:w="2608" w:type="dxa"/>
-            <w:tcBorders>
-              <w:top w:val="single" w:sz="4" w:space="0" w:color="D9D9D2"/>
-              <w:left w:val="single" w:sz="4" w:space="0" w:color="A89662"/>
-              <w:bottom w:val="single" w:sz="4" w:space="0" w:color="D9D9D2"/>
-              <w:right w:val="single" w:sz="4" w:space="0" w:color="D9D9D2"/>
-            </w:tcBorders>
-            <w:shd w:color="auto" w:fill="CDD2B7" w:val="clear"/>
-          </w:tcPr>
-          <w:p>
-            <w:pPr>
-              <w:pStyle w:val="Normal"/>
-              <w:keepNext w:val="true"/>
-              <w:spacing w:lineRule="auto" w:line="252" w:before="0" w:after="0"/>
-              <w:rPr/>
-            </w:pPr>
-            <w:r>
-              <w:rPr>
-                <w:rFonts w:cs="Arial"/>
-                <w:b/>
-                <w:i w:val="false"/>
-                <w:color w:val="002516"/>
-                <w:sz w:val="17"/>
-              </w:rPr>
-              <w:t>Attentional Control</w:t>
-            </w:r>
-          </w:p>
-        </w:tc>
-        <w:tc>
-          <w:tcPr>
-            <w:tcW w:w="6689" w:type="dxa"/>
-            <w:tcBorders>
-              <w:top w:val="single" w:sz="4" w:space="0" w:color="D9D9D2"/>
-              <w:left w:val="single" w:sz="4" w:space="0" w:color="D9D9D2"/>
-              <w:bottom w:val="single" w:sz="4" w:space="0" w:color="D9D9D2"/>
-              <w:right w:val="single" w:sz="4" w:space="0" w:color="A89662"/>
-            </w:tcBorders>
-          </w:tcPr>
-          <w:p>
-            <w:pPr>
-              <w:pStyle w:val="Normal"/>
-              <w:keepNext w:val="true"/>
-              <w:spacing w:lineRule="auto" w:line="252" w:before="0" w:after="0"/>
-              <w:rPr/>
-            </w:pPr>
-            <w:r>
-              <w:rPr>
-                <w:rFonts w:cs="Arial"/>
-                <w:b w:val="false"/>
-                <w:i w:val="false"/>
-                <w:sz w:val="19"/>
-              </w:rPr>
-              <w:t>Direct, maintain and shift attention appropriately despite distraction, pressure and threat.</w:t>
-            </w:r>
-          </w:p>
-        </w:tc>
-      </w:tr>
-      <w:tr>
-        <w:trPr>
-          <w:cantSplit w:val="true"/>
-        </w:trPr>
-        <w:tc>
-          <w:tcPr>
-            <w:tcW w:w="2608" w:type="dxa"/>
-            <w:tcBorders>
-              <w:top w:val="single" w:sz="4" w:space="0" w:color="D9D9D2"/>
-              <w:left w:val="single" w:sz="4" w:space="0" w:color="A89662"/>
-              <w:bottom w:val="single" w:sz="4" w:space="0" w:color="A89662"/>
-              <w:right w:val="single" w:sz="4" w:space="0" w:color="D9D9D2"/>
-            </w:tcBorders>
-            <w:shd w:color="auto" w:fill="CDD2B7" w:val="clear"/>
-          </w:tcPr>
-          <w:p>
-            <w:pPr>
-              <w:pStyle w:val="Normal"/>
-              <w:spacing w:lineRule="auto" w:line="252" w:before="0" w:after="0"/>
-              <w:rPr/>
-            </w:pPr>
-            <w:r>
-              <w:rPr>
-                <w:rFonts w:cs="Arial"/>
-                <w:b/>
-                <w:i w:val="false"/>
-                <w:color w:val="002516"/>
-                <w:sz w:val="17"/>
-              </w:rPr>
-              <w:t>Cognitive Control</w:t>
-            </w:r>
-          </w:p>
-        </w:tc>
-        <w:tc>
-          <w:tcPr>
-            <w:tcW w:w="6689" w:type="dxa"/>
-            <w:tcBorders>
-              <w:top w:val="single" w:sz="4" w:space="0" w:color="D9D9D2"/>
-              <w:left w:val="single" w:sz="4" w:space="0" w:color="D9D9D2"/>
-              <w:bottom w:val="single" w:sz="4" w:space="0" w:color="A89662"/>
-              <w:right w:val="single" w:sz="4" w:space="0" w:color="A89662"/>
-            </w:tcBorders>
-          </w:tcPr>
-          <w:p>
-            <w:pPr>
-              <w:pStyle w:val="Normal"/>
-              <w:spacing w:lineRule="auto" w:line="252" w:before="0" w:after="0"/>
-              <w:rPr/>
-            </w:pPr>
-            <w:r>
-              <w:rPr>
-                <w:rFonts w:cs="Arial"/>
-                <w:b w:val="false"/>
-                <w:i w:val="false"/>
-                <w:sz w:val="19"/>
-              </w:rPr>
-              <w:t>Inhibit ineffective responses and retain deliberate control over behaviour and decisions.</w:t>
-            </w:r>
-          </w:p>
-        </w:tc>
-      </w:tr>
-    </w:tbl>
-    <w:p>
-      <w:pPr>
-        <w:pStyle w:val="Normal"/>
-        <w:spacing w:lineRule="exact" w:line="80" w:before="0" w:after="0"/>
-        <w:rPr/>
-      </w:pPr>
-      <w:r>
-        <w:rPr/>
-      </w:r>
-    </w:p>
-    <w:p>
-      <w:pPr>
-        <w:pStyle w:val="Normal"/>
-        <w:spacing w:lineRule="auto" w:line="259" w:before="0" w:after="60"/>
-        <w:rPr/>
-      </w:pPr>
-      <w:r>
-        <w:rPr>
-          <w:rFonts w:cs="Arial"/>
-          <w:b w:val="false"/>
-          <w:i w:val="false"/>
-        </w:rPr>
-        <w:t>COGCON doctrine already treats these as interdependent capacities and specifies a sequence beginning with self-awareness and arousal control as the foundation for downstream cognitive performance.</w:t>
-      </w:r>
-    </w:p>
-    <w:p>
-      <w:pPr>
-        <w:pStyle w:val="Normal"/>
-        <w:tabs>
-          <w:tab w:val="clear" w:pos="720"/>
-          <w:tab w:val="left" w:pos="397" w:leader="none"/>
-        </w:tabs>
-        <w:spacing w:before="0" w:after="40"/>
-        <w:ind w:hanging="238" w:left="397"/>
-        <w:rPr/>
-      </w:pPr>
-      <w:r>
-        <w:rPr>
-          <w:rFonts w:cs="Arial"/>
-          <w:b/>
-          <w:color w:val="002516"/>
-        </w:rPr>
-        <w:t>•</w:t>
-      </w:r>
-      <w:r>
-        <w:rPr>
-          <w:rFonts w:cs="Arial"/>
-          <w:b/>
-          <w:color w:val="002516"/>
-        </w:rPr>
-        <w:tab/>
-      </w:r>
-      <w:r>
-        <w:rPr>
-          <w:rFonts w:cs="Arial"/>
-          <w:b/>
-          <w:i w:val="false"/>
-        </w:rPr>
-        <w:t>Army design requirement:</w:t>
-      </w:r>
-      <w:r>
-        <w:rPr>
-          <w:rFonts w:cs="Arial"/>
-          <w:b w:val="false"/>
-          <w:i w:val="false"/>
-        </w:rPr>
-        <w:t xml:space="preserve"> determine whether the six pillars are adopted directly, adapted into Army terminology, consolidated or supplemented.</w:t>
-      </w:r>
-    </w:p>
-    <w:p>
-      <w:pPr>
-        <w:pStyle w:val="Heading1"/>
-        <w:spacing w:before="160" w:after="60"/>
-        <w:rPr/>
-      </w:pPr>
-      <w:r>
-        <w:rPr>
-          <w:rFonts w:cs="Arial"/>
-          <w:b/>
-          <w:i w:val="false"/>
-          <w:color w:val="002516"/>
-          <w:sz w:val="25"/>
-        </w:rPr>
-        <w:t>2. Operational Reset Tool</w:t>
-      </w:r>
-    </w:p>
-    <w:p>
-      <w:pPr>
-        <w:pStyle w:val="Normal"/>
-        <w:spacing w:lineRule="auto" w:line="259" w:before="0" w:after="60"/>
-        <w:rPr/>
-      </w:pPr>
-      <w:r>
-        <w:rPr>
-          <w:rFonts w:cs="Arial"/>
-          <w:b w:val="false"/>
-          <w:i w:val="false"/>
-        </w:rPr>
-        <w:t xml:space="preserve">CMC provides the individual with a simple, repeatable method for recovering performance when regulation begins to degrade under pressure. The tool enables the individual to: </w:t>
-      </w:r>
-      <w:r>
-        <w:rPr>
-          <w:rFonts w:cs="Arial"/>
-          <w:b/>
-          <w:i w:val="false"/>
-        </w:rPr>
-        <w:t>Recognise → Regulate → Reorient → Re-engage.</w:t>
-      </w:r>
-    </w:p>
-    <w:p>
-      <w:pPr>
-        <w:pStyle w:val="Normal"/>
-        <w:spacing w:lineRule="auto" w:line="259" w:before="0" w:after="60"/>
-        <w:rPr/>
-      </w:pPr>
-      <w:r>
-        <w:rPr>
-          <w:rFonts w:cs="Arial"/>
-          <w:b w:val="false"/>
-          <w:i w:val="false"/>
-        </w:rPr>
-        <w:t>COGCON provides an existing Operational Reset Tool designed to be applied independently and under load. Its mechanism incorporates appraisal of state, perceptual reorientation, physiological modulation and re-anchoring attention onto the next relevant action. The detailed reset sequence is retained within the COGCON Master Doctrine and accredited coaching material rather than reproduced in the Phase 2 discussion paper.</w:t>
-      </w:r>
-    </w:p>
-    <w:p>
-      <w:pPr>
-        <w:pStyle w:val="Normal"/>
-        <w:tabs>
-          <w:tab w:val="clear" w:pos="720"/>
-          <w:tab w:val="left" w:pos="397" w:leader="none"/>
-        </w:tabs>
-        <w:spacing w:before="0" w:after="40"/>
-        <w:ind w:hanging="238" w:left="397"/>
-        <w:rPr/>
-      </w:pPr>
-      <w:r>
-        <w:rPr>
-          <w:rFonts w:cs="Arial"/>
-          <w:b/>
-          <w:color w:val="002516"/>
-        </w:rPr>
-        <w:t>•</w:t>
-      </w:r>
-      <w:r>
-        <w:rPr>
-          <w:rFonts w:cs="Arial"/>
-          <w:b/>
-          <w:color w:val="002516"/>
-        </w:rPr>
-        <w:tab/>
-      </w:r>
-      <w:r>
-        <w:rPr>
-          <w:rFonts w:cs="Arial"/>
-          <w:b/>
-          <w:i w:val="false"/>
-        </w:rPr>
-        <w:t>Army design requirement:</w:t>
-      </w:r>
-      <w:r>
-        <w:rPr>
-          <w:rFonts w:cs="Arial"/>
-          <w:b w:val="false"/>
-          <w:i w:val="false"/>
-        </w:rPr>
-        <w:t xml:space="preserve"> work with Ken Franks to develop or adapt an Army-owned reset tool and associated terminology within the agreed IP arrangements.</w:t>
-      </w:r>
-    </w:p>
-    <w:p>
-      <w:pPr>
-        <w:pStyle w:val="Heading1"/>
-        <w:spacing w:before="160" w:after="60"/>
-        <w:rPr/>
-      </w:pPr>
-      <w:r>
-        <w:rPr>
-          <w:rFonts w:cs="Arial"/>
-          <w:b/>
-          <w:i w:val="false"/>
-          <w:color w:val="002516"/>
-          <w:sz w:val="25"/>
-        </w:rPr>
-        <w:t>3. Performance Standards</w:t>
-      </w:r>
-    </w:p>
-    <w:p>
-      <w:pPr>
-        <w:pStyle w:val="Normal"/>
-        <w:spacing w:lineRule="auto" w:line="259" w:before="0" w:after="60"/>
-        <w:rPr/>
-      </w:pPr>
-      <w:r>
-        <w:rPr>
-          <w:rFonts w:cs="Arial"/>
-          <w:b w:val="false"/>
-          <w:i w:val="false"/>
-        </w:rPr>
-        <w:t>CMC requires performance to be observable under pressure, not simply understood theoretically. COGCON currently uses four Operational Performance States (OPS4), which give coaches observable indicators of whether regulation and performance are being sustained as pressure increases.</w:t>
-      </w:r>
-    </w:p>
-    <w:tbl>
-      <w:tblPr>
-        <w:tblW w:w="9298" w:type="dxa"/>
-        <w:jc w:val="left"/>
-        <w:tblInd w:w="2" w:type="dxa"/>
-        <w:tblLayout w:type="fixed"/>
-        <w:tblCellMar>
-          <w:top w:w="60" w:type="dxa"/>
-          <w:left w:w="110" w:type="dxa"/>
-          <w:bottom w:w="60" w:type="dxa"/>
-          <w:right w:w="110" w:type="dxa"/>
-        </w:tblCellMar>
-        <w:tblLook w:val="04a0" w:noHBand="0" w:noVBand="1" w:firstColumn="1" w:lastRow="0" w:lastColumn="0" w:firstRow="1"/>
-      </w:tblPr>
-      <w:tblGrid>
-        <w:gridCol w:w="2608"/>
-        <w:gridCol w:w="6689"/>
-      </w:tblGrid>
-      <w:tr>
-        <w:trPr>
-          <w:cantSplit w:val="true"/>
-        </w:trPr>
-        <w:tc>
-          <w:tcPr>
-            <w:tcW w:w="2608" w:type="dxa"/>
-            <w:tcBorders>
-              <w:top w:val="single" w:sz="4" w:space="0" w:color="A89662"/>
-              <w:left w:val="single" w:sz="4" w:space="0" w:color="A89662"/>
-              <w:bottom w:val="single" w:sz="4" w:space="0" w:color="D9D9D2"/>
-              <w:right w:val="single" w:sz="4" w:space="0" w:color="D9D9D2"/>
-            </w:tcBorders>
-            <w:shd w:color="auto" w:fill="002516" w:val="clear"/>
-          </w:tcPr>
-          <w:p>
-            <w:pPr>
-              <w:pStyle w:val="Normal"/>
-              <w:keepNext w:val="true"/>
-              <w:spacing w:lineRule="auto" w:line="252" w:before="0" w:after="0"/>
-              <w:rPr/>
-            </w:pPr>
-            <w:r>
-              <w:rPr>
-                <w:rFonts w:cs="Arial"/>
-                <w:b/>
-                <w:i w:val="false"/>
-                <w:color w:val="FFFFFF"/>
-                <w:sz w:val="17"/>
-              </w:rPr>
-              <w:t>Performance state</w:t>
-            </w:r>
-          </w:p>
-        </w:tc>
-        <w:tc>
-          <w:tcPr>
-            <w:tcW w:w="6689" w:type="dxa"/>
-            <w:tcBorders>
-              <w:top w:val="single" w:sz="4" w:space="0" w:color="A89662"/>
-              <w:left w:val="single" w:sz="4" w:space="0" w:color="D9D9D2"/>
-              <w:bottom w:val="single" w:sz="4" w:space="0" w:color="D9D9D2"/>
-              <w:right w:val="single" w:sz="4" w:space="0" w:color="A89662"/>
-            </w:tcBorders>
-            <w:shd w:color="auto" w:fill="002516" w:val="clear"/>
-          </w:tcPr>
-          <w:p>
-            <w:pPr>
-              <w:pStyle w:val="Normal"/>
-              <w:keepNext w:val="true"/>
-              <w:spacing w:lineRule="auto" w:line="252" w:before="0" w:after="0"/>
-              <w:rPr/>
-            </w:pPr>
-            <w:r>
-              <w:rPr>
-                <w:rFonts w:cs="Arial"/>
-                <w:b/>
-                <w:i w:val="false"/>
-                <w:color w:val="FFFFFF"/>
-                <w:sz w:val="17"/>
-              </w:rPr>
-              <w:t>Observable indicators</w:t>
-            </w:r>
-          </w:p>
-        </w:tc>
-      </w:tr>
-      <w:tr>
-        <w:trPr>
-          <w:cantSplit w:val="true"/>
-        </w:trPr>
-        <w:tc>
-          <w:tcPr>
-            <w:tcW w:w="2608" w:type="dxa"/>
-            <w:tcBorders>
-              <w:top w:val="single" w:sz="4" w:space="0" w:color="D9D9D2"/>
-              <w:left w:val="single" w:sz="4" w:space="0" w:color="A89662"/>
-              <w:bottom w:val="single" w:sz="4" w:space="0" w:color="D9D9D2"/>
-              <w:right w:val="single" w:sz="4" w:space="0" w:color="D9D9D2"/>
-            </w:tcBorders>
-            <w:shd w:color="auto" w:fill="CDD2B7" w:val="clear"/>
-          </w:tcPr>
-          <w:p>
-            <w:pPr>
-              <w:pStyle w:val="Normal"/>
-              <w:keepNext w:val="true"/>
-              <w:spacing w:lineRule="auto" w:line="252" w:before="0" w:after="0"/>
-              <w:rPr/>
-            </w:pPr>
-            <w:r>
-              <w:rPr>
-                <w:rFonts w:cs="Arial"/>
-                <w:b/>
-                <w:i w:val="false"/>
-                <w:color w:val="002516"/>
-                <w:sz w:val="17"/>
-              </w:rPr>
-              <w:t>Performance Mindset</w:t>
-            </w:r>
-          </w:p>
-        </w:tc>
-        <w:tc>
-          <w:tcPr>
-            <w:tcW w:w="6689" w:type="dxa"/>
-            <w:tcBorders>
-              <w:top w:val="single" w:sz="4" w:space="0" w:color="D9D9D2"/>
-              <w:left w:val="single" w:sz="4" w:space="0" w:color="D9D9D2"/>
-              <w:bottom w:val="single" w:sz="4" w:space="0" w:color="D9D9D2"/>
-              <w:right w:val="single" w:sz="4" w:space="0" w:color="A89662"/>
-            </w:tcBorders>
-          </w:tcPr>
-          <w:p>
-            <w:pPr>
-              <w:pStyle w:val="Normal"/>
-              <w:keepNext w:val="true"/>
-              <w:spacing w:lineRule="auto" w:line="252" w:before="0" w:after="0"/>
-              <w:rPr/>
-            </w:pPr>
-            <w:r>
-              <w:rPr>
-                <w:rFonts w:cs="Arial"/>
-                <w:b w:val="false"/>
-                <w:i w:val="false"/>
-                <w:sz w:val="19"/>
-              </w:rPr>
-              <w:t>Task focus and deliberate action.</w:t>
-            </w:r>
-          </w:p>
-        </w:tc>
-      </w:tr>
-      <w:tr>
-        <w:trPr>
-          <w:cantSplit w:val="true"/>
-        </w:trPr>
-        <w:tc>
-          <w:tcPr>
-            <w:tcW w:w="2608" w:type="dxa"/>
-            <w:tcBorders>
-              <w:top w:val="single" w:sz="4" w:space="0" w:color="D9D9D2"/>
-              <w:left w:val="single" w:sz="4" w:space="0" w:color="A89662"/>
-              <w:bottom w:val="single" w:sz="4" w:space="0" w:color="D9D9D2"/>
-              <w:right w:val="single" w:sz="4" w:space="0" w:color="D9D9D2"/>
-            </w:tcBorders>
-            <w:shd w:color="auto" w:fill="CDD2B7" w:val="clear"/>
-          </w:tcPr>
-          <w:p>
-            <w:pPr>
-              <w:pStyle w:val="Normal"/>
-              <w:keepNext w:val="true"/>
-              <w:spacing w:lineRule="auto" w:line="252" w:before="0" w:after="0"/>
-              <w:rPr/>
-            </w:pPr>
-            <w:r>
-              <w:rPr>
-                <w:rFonts w:cs="Arial"/>
-                <w:b/>
-                <w:i w:val="false"/>
-                <w:color w:val="002516"/>
-                <w:sz w:val="17"/>
-              </w:rPr>
-              <w:t>Command Presence</w:t>
-            </w:r>
-          </w:p>
-        </w:tc>
-        <w:tc>
-          <w:tcPr>
-            <w:tcW w:w="6689" w:type="dxa"/>
-            <w:tcBorders>
-              <w:top w:val="single" w:sz="4" w:space="0" w:color="D9D9D2"/>
-              <w:left w:val="single" w:sz="4" w:space="0" w:color="D9D9D2"/>
-              <w:bottom w:val="single" w:sz="4" w:space="0" w:color="D9D9D2"/>
-              <w:right w:val="single" w:sz="4" w:space="0" w:color="A89662"/>
-            </w:tcBorders>
-          </w:tcPr>
-          <w:p>
-            <w:pPr>
-              <w:pStyle w:val="Normal"/>
-              <w:keepNext w:val="true"/>
-              <w:spacing w:lineRule="auto" w:line="252" w:before="0" w:after="0"/>
-              <w:rPr/>
-            </w:pPr>
-            <w:r>
-              <w:rPr>
-                <w:rFonts w:cs="Arial"/>
-                <w:b w:val="false"/>
-                <w:i w:val="false"/>
-                <w:sz w:val="19"/>
-              </w:rPr>
-              <w:t>Controlled posture, communication and pacing.</w:t>
-            </w:r>
-          </w:p>
-        </w:tc>
-      </w:tr>
-      <w:tr>
-        <w:trPr>
-          <w:cantSplit w:val="true"/>
-        </w:trPr>
-        <w:tc>
-          <w:tcPr>
-            <w:tcW w:w="2608" w:type="dxa"/>
-            <w:tcBorders>
-              <w:top w:val="single" w:sz="4" w:space="0" w:color="D9D9D2"/>
-              <w:left w:val="single" w:sz="4" w:space="0" w:color="A89662"/>
-              <w:bottom w:val="single" w:sz="4" w:space="0" w:color="D9D9D2"/>
-              <w:right w:val="single" w:sz="4" w:space="0" w:color="D9D9D2"/>
-            </w:tcBorders>
-            <w:shd w:color="auto" w:fill="CDD2B7" w:val="clear"/>
-          </w:tcPr>
-          <w:p>
-            <w:pPr>
-              <w:pStyle w:val="Normal"/>
-              <w:keepNext w:val="true"/>
-              <w:spacing w:lineRule="auto" w:line="252" w:before="0" w:after="0"/>
-              <w:rPr/>
-            </w:pPr>
-            <w:r>
-              <w:rPr>
-                <w:rFonts w:cs="Arial"/>
-                <w:b/>
-                <w:i w:val="false"/>
-                <w:color w:val="002516"/>
-                <w:sz w:val="17"/>
-              </w:rPr>
-              <w:t>Situational Awareness</w:t>
-            </w:r>
-          </w:p>
-        </w:tc>
-        <w:tc>
-          <w:tcPr>
-            <w:tcW w:w="6689" w:type="dxa"/>
-            <w:tcBorders>
-              <w:top w:val="single" w:sz="4" w:space="0" w:color="D9D9D2"/>
-              <w:left w:val="single" w:sz="4" w:space="0" w:color="D9D9D2"/>
-              <w:bottom w:val="single" w:sz="4" w:space="0" w:color="D9D9D2"/>
-              <w:right w:val="single" w:sz="4" w:space="0" w:color="A89662"/>
-            </w:tcBorders>
-          </w:tcPr>
-          <w:p>
-            <w:pPr>
-              <w:pStyle w:val="Normal"/>
-              <w:keepNext w:val="true"/>
-              <w:spacing w:lineRule="auto" w:line="252" w:before="0" w:after="0"/>
-              <w:rPr/>
-            </w:pPr>
-            <w:r>
-              <w:rPr>
-                <w:rFonts w:cs="Arial"/>
-                <w:b w:val="false"/>
-                <w:i w:val="false"/>
-                <w:sz w:val="19"/>
-              </w:rPr>
-              <w:t>Active scanning, information gathering and resistance to fixation.</w:t>
-            </w:r>
-          </w:p>
-        </w:tc>
-      </w:tr>
-      <w:tr>
-        <w:trPr>
-          <w:cantSplit w:val="true"/>
-        </w:trPr>
-        <w:tc>
-          <w:tcPr>
-            <w:tcW w:w="2608" w:type="dxa"/>
-            <w:tcBorders>
-              <w:top w:val="single" w:sz="4" w:space="0" w:color="D9D9D2"/>
-              <w:left w:val="single" w:sz="4" w:space="0" w:color="A89662"/>
-              <w:bottom w:val="single" w:sz="4" w:space="0" w:color="A89662"/>
-              <w:right w:val="single" w:sz="4" w:space="0" w:color="D9D9D2"/>
-            </w:tcBorders>
-            <w:shd w:color="auto" w:fill="CDD2B7" w:val="clear"/>
-          </w:tcPr>
-          <w:p>
-            <w:pPr>
-              <w:pStyle w:val="Normal"/>
-              <w:spacing w:lineRule="auto" w:line="252" w:before="0" w:after="0"/>
-              <w:rPr/>
-            </w:pPr>
-            <w:r>
-              <w:rPr>
-                <w:rFonts w:cs="Arial"/>
-                <w:b/>
-                <w:i w:val="false"/>
-                <w:color w:val="002516"/>
-                <w:sz w:val="17"/>
-              </w:rPr>
-              <w:t>Resilience</w:t>
-            </w:r>
-          </w:p>
-        </w:tc>
-        <w:tc>
-          <w:tcPr>
-            <w:tcW w:w="6689" w:type="dxa"/>
-            <w:tcBorders>
-              <w:top w:val="single" w:sz="4" w:space="0" w:color="D9D9D2"/>
-              <w:left w:val="single" w:sz="4" w:space="0" w:color="D9D9D2"/>
-              <w:bottom w:val="single" w:sz="4" w:space="0" w:color="A89662"/>
-              <w:right w:val="single" w:sz="4" w:space="0" w:color="A89662"/>
-            </w:tcBorders>
-          </w:tcPr>
-          <w:p>
-            <w:pPr>
-              <w:pStyle w:val="Normal"/>
-              <w:spacing w:lineRule="auto" w:line="252" w:before="0" w:after="0"/>
-              <w:rPr/>
-            </w:pPr>
-            <w:r>
-              <w:rPr>
-                <w:rFonts w:cs="Arial"/>
-                <w:b w:val="false"/>
-                <w:i w:val="false"/>
-                <w:sz w:val="19"/>
-              </w:rPr>
-              <w:t>Rapid recovery following error, correction or performance disruption.</w:t>
-            </w:r>
-          </w:p>
-        </w:tc>
-      </w:tr>
-    </w:tbl>
-    <w:p>
-      <w:pPr>
-        <w:pStyle w:val="Normal"/>
-        <w:spacing w:lineRule="exact" w:line="80" w:before="0" w:after="0"/>
-        <w:rPr/>
-      </w:pPr>
-      <w:r>
-        <w:rPr/>
-      </w:r>
-    </w:p>
-    <w:p>
-      <w:pPr>
-        <w:pStyle w:val="Normal"/>
-        <w:tabs>
-          <w:tab w:val="clear" w:pos="720"/>
-          <w:tab w:val="left" w:pos="397" w:leader="none"/>
-        </w:tabs>
-        <w:spacing w:before="0" w:after="40"/>
-        <w:ind w:hanging="238" w:left="397"/>
-        <w:rPr/>
-      </w:pPr>
-      <w:r>
-        <w:rPr>
-          <w:rFonts w:cs="Arial"/>
-          <w:b/>
-          <w:color w:val="002516"/>
-        </w:rPr>
-        <w:t>•</w:t>
-      </w:r>
-      <w:r>
-        <w:rPr>
-          <w:rFonts w:cs="Arial"/>
-          <w:b/>
-          <w:color w:val="002516"/>
-        </w:rPr>
-        <w:tab/>
-      </w:r>
-      <w:r>
-        <w:rPr>
-          <w:rFonts w:cs="Arial"/>
-          <w:b/>
-          <w:i w:val="false"/>
-        </w:rPr>
-        <w:t>Army design requirement:</w:t>
-      </w:r>
-      <w:r>
-        <w:rPr>
-          <w:rFonts w:cs="Arial"/>
-          <w:b w:val="false"/>
-          <w:i w:val="false"/>
-        </w:rPr>
-        <w:t xml:space="preserve"> determine the CMC performance standards and behavioural markers. These may be derived from OPS4 but should ultimately describe the behaviours Army expects to observe from its people under operational pressure.</w:t>
-      </w:r>
-    </w:p>
-    <w:p>
-      <w:pPr>
-        <w:pStyle w:val="Heading1"/>
-        <w:spacing w:before="160" w:after="60"/>
-        <w:rPr/>
-      </w:pPr>
-      <w:r>
-        <w:rPr>
-          <w:rFonts w:cs="Arial"/>
-          <w:b/>
-          <w:i w:val="false"/>
-          <w:color w:val="002516"/>
-          <w:sz w:val="25"/>
-        </w:rPr>
-        <w:t>4. Training Methodology</w:t>
-      </w:r>
-    </w:p>
-    <w:p>
-      <w:pPr>
-        <w:pStyle w:val="Normal"/>
-        <w:spacing w:lineRule="auto" w:line="259" w:before="0" w:after="60"/>
-        <w:rPr/>
-      </w:pPr>
-      <w:r>
-        <w:rPr>
-          <w:rFonts w:cs="Arial"/>
-          <w:b w:val="false"/>
-          <w:i w:val="false"/>
-        </w:rPr>
-        <w:t xml:space="preserve">CMC is conditioning through deliberate practice, not simply education about stress or cognition. Training progresses from understanding and practising the component skills in controlled conditions toward their application under increasingly representative pressure: </w:t>
-      </w:r>
-      <w:r>
-        <w:rPr>
-          <w:rFonts w:cs="Arial"/>
-          <w:b/>
-          <w:i w:val="false"/>
-        </w:rPr>
-        <w:t>Understand → Practise → Pressure → Apply → Reinforce.</w:t>
-      </w:r>
-    </w:p>
-    <w:p>
-      <w:pPr>
-        <w:pStyle w:val="Normal"/>
-        <w:spacing w:lineRule="auto" w:line="259" w:before="0" w:after="60"/>
-        <w:rPr/>
-      </w:pPr>
-      <w:r>
-        <w:rPr>
-          <w:rFonts w:cs="Arial"/>
-          <w:b w:val="false"/>
-          <w:i w:val="false"/>
-        </w:rPr>
-        <w:t>Pressure is introduced progressively through physical, cognitive, emotional, environmental and task demands appropriate to the training context.</w:t>
-      </w:r>
-    </w:p>
-    <w:p>
-      <w:pPr>
-        <w:pStyle w:val="Normal"/>
-        <w:spacing w:lineRule="auto" w:line="259" w:before="0" w:after="60"/>
-        <w:rPr/>
-      </w:pPr>
-      <w:r>
-        <w:rPr>
-          <w:rFonts w:cs="Arial"/>
-          <w:b w:val="false"/>
-          <w:i w:val="false"/>
-        </w:rPr>
-        <w:t>CMC does not need to exist solely as a standalone course. Once foundational skills have been taught, they can be deliberately practised and reinforced within existing Army training. COGCON argues explicitly for this approach: conditioning should occur within existing training, under the load that training already generates, rather than remaining a separate classroom activity. This allows CMC to be reinforced through PT, leadership training, field exercises and other individual and collective training as the system matures. The ACMS already anticipates this model of deliberate instruction followed by continued practice and application.</w:t>
-      </w:r>
-    </w:p>
-    <w:p>
-      <w:pPr>
-        <w:pStyle w:val="Heading1"/>
-        <w:spacing w:before="160" w:after="60"/>
-        <w:rPr/>
-      </w:pPr>
-      <w:r>
-        <w:rPr>
-          <w:rFonts w:cs="Arial"/>
-          <w:b/>
-          <w:i w:val="false"/>
-          <w:color w:val="002516"/>
-          <w:sz w:val="25"/>
-        </w:rPr>
-        <w:t>5. Coaching and Assessment</w:t>
-      </w:r>
-    </w:p>
-    <w:p>
-      <w:pPr>
-        <w:pStyle w:val="Normal"/>
-        <w:spacing w:lineRule="auto" w:line="259" w:before="0" w:after="60"/>
-        <w:rPr/>
-      </w:pPr>
-      <w:r>
-        <w:rPr>
-          <w:rFonts w:cs="Arial"/>
-          <w:b w:val="false"/>
-          <w:i w:val="false"/>
-        </w:rPr>
-        <w:t xml:space="preserve">CMC uses trained coaches and instructors to </w:t>
-      </w:r>
-      <w:r>
-        <w:rPr>
-          <w:rFonts w:cs="Arial"/>
-          <w:b/>
-          <w:i w:val="false"/>
-        </w:rPr>
-        <w:t>observe → identify → intervene → reset → reassess.</w:t>
-      </w:r>
-      <w:r>
-        <w:rPr>
-          <w:rFonts w:cs="Arial"/>
-          <w:b w:val="false"/>
-          <w:i w:val="false"/>
-        </w:rPr>
-        <w:t xml:space="preserve"> Assessment therefore focuses on whether the individual can demonstrate the required behaviours while under appropriate pressure, rather than simply recalling CMC knowledge.</w:t>
-      </w:r>
-    </w:p>
-    <w:p>
-      <w:pPr>
-        <w:pStyle w:val="Normal"/>
-        <w:spacing w:lineRule="auto" w:line="259" w:before="0" w:after="60"/>
-        <w:rPr/>
-      </w:pPr>
-      <w:r>
-        <w:rPr>
-          <w:rFonts w:cs="Arial"/>
-          <w:b w:val="false"/>
-          <w:i w:val="false"/>
-        </w:rPr>
-        <w:t>COGCON provides a useful starting model: Level 1 Coach, Level 2 Coach and Specialist, supported by observed assessment, recertification and quality assurance. CMC does not necessarily need to replicate those tiers.</w:t>
-      </w:r>
-    </w:p>
-    <w:p>
-      <w:pPr>
-        <w:pStyle w:val="Normal"/>
-        <w:tabs>
-          <w:tab w:val="clear" w:pos="720"/>
-          <w:tab w:val="left" w:pos="397" w:leader="none"/>
-        </w:tabs>
-        <w:spacing w:before="0" w:after="40"/>
-        <w:ind w:hanging="238" w:left="397"/>
-        <w:rPr/>
-      </w:pPr>
-      <w:r>
-        <w:rPr>
-          <w:rFonts w:cs="Arial"/>
-          <w:b/>
-          <w:color w:val="002516"/>
-        </w:rPr>
-        <w:t>•</w:t>
-      </w:r>
-      <w:r>
-        <w:rPr>
-          <w:rFonts w:cs="Arial"/>
-          <w:b/>
-          <w:color w:val="002516"/>
-        </w:rPr>
-        <w:tab/>
-      </w:r>
-      <w:r>
-        <w:rPr>
-          <w:rFonts w:cs="Arial"/>
-          <w:b/>
-          <w:i w:val="false"/>
-        </w:rPr>
-        <w:t>Army design requirement:</w:t>
-      </w:r>
-      <w:r>
-        <w:rPr>
-          <w:rFonts w:cs="Arial"/>
-          <w:b w:val="false"/>
-          <w:i w:val="false"/>
-        </w:rPr>
-        <w:t xml:space="preserve"> determine an instructor model that fits existing Army instructor qualification, assurance and training-management systems.</w:t>
-      </w:r>
-    </w:p>
-    <w:p>
-      <w:pPr>
-        <w:pStyle w:val="Heading1"/>
-        <w:spacing w:before="160" w:after="60"/>
-        <w:rPr/>
-      </w:pPr>
-      <w:r>
-        <w:rPr>
-          <w:rFonts w:cs="Arial"/>
-          <w:b/>
-          <w:i w:val="false"/>
-          <w:color w:val="002516"/>
-          <w:sz w:val="25"/>
-        </w:rPr>
-        <w:t>6. Progressive Development</w:t>
-      </w:r>
-    </w:p>
-    <w:p>
-      <w:pPr>
-        <w:pStyle w:val="Normal"/>
-        <w:spacing w:lineRule="auto" w:line="259" w:before="0" w:after="60"/>
-        <w:rPr/>
-      </w:pPr>
-      <w:r>
-        <w:rPr>
-          <w:rFonts w:cs="Arial"/>
-          <w:b w:val="false"/>
-          <w:i w:val="false"/>
-        </w:rPr>
-        <w:t>CMC directly supports the four-stage Army Combat Mindset developmental pathway.</w:t>
+        <w:t>CMC is derived from COGCON. If it is to be an Army product rather than COGCON delivered under another logo, its vocabulary should cohere with the ACMS. The substance of COGCON's architecture is preserved; the question is whether each label becomes Army language. The first four translations below are proposed; the remainder are working terms and not yet locked.</w:t>
       </w:r>
     </w:p>
     <w:tbl>
@@ -1591,6 +335,7 @@
           <w:p>
             <w:pPr>
               <w:pStyle w:val="Normal"/>
+              <w:keepNext w:val="true"/>
               <w:spacing w:lineRule="auto" w:line="252" w:before="0" w:after="0"/>
               <w:rPr/>
             </w:pPr>
@@ -1602,7 +347,7 @@
                 <w:color w:val="FFFFFF"/>
                 <w:sz w:val="17"/>
               </w:rPr>
-              <w:t>Stage</w:t>
+              <w:t>COGCON term</w:t>
             </w:r>
           </w:p>
         </w:tc>
@@ -1620,6 +365,7 @@
           <w:p>
             <w:pPr>
               <w:pStyle w:val="Normal"/>
+              <w:keepNext w:val="true"/>
               <w:spacing w:lineRule="auto" w:line="252" w:before="0" w:after="0"/>
               <w:rPr/>
             </w:pPr>
@@ -1631,7 +377,7 @@
                 <w:color w:val="FFFFFF"/>
                 <w:sz w:val="17"/>
               </w:rPr>
-              <w:t>Step</w:t>
+              <w:t>CMC working term</w:t>
             </w:r>
           </w:p>
         </w:tc>
@@ -1649,6 +395,7 @@
           <w:p>
             <w:pPr>
               <w:pStyle w:val="Normal"/>
+              <w:keepNext w:val="true"/>
               <w:spacing w:lineRule="auto" w:line="252" w:before="0" w:after="0"/>
               <w:rPr/>
             </w:pPr>
@@ -1660,7 +407,7 @@
                 <w:color w:val="FFFFFF"/>
                 <w:sz w:val="17"/>
               </w:rPr>
-              <w:t>CMC contribution</w:t>
+              <w:t>Status</w:t>
             </w:r>
           </w:p>
         </w:tc>
@@ -1683,6 +430,7 @@
           <w:p>
             <w:pPr>
               <w:pStyle w:val="Normal"/>
+              <w:keepNext w:val="true"/>
               <w:spacing w:lineRule="auto" w:line="252" w:before="0" w:after="0"/>
               <w:rPr/>
             </w:pPr>
@@ -1694,7 +442,7 @@
                 <w:color w:val="002516"/>
                 <w:sz w:val="17"/>
               </w:rPr>
-              <w:t>1. Understand Self</w:t>
+              <w:t>COGCON</w:t>
             </w:r>
           </w:p>
         </w:tc>
@@ -1711,17 +459,18 @@
           <w:p>
             <w:pPr>
               <w:pStyle w:val="Normal"/>
-              <w:spacing w:lineRule="auto" w:line="252" w:before="0" w:after="0"/>
-              <w:rPr/>
-            </w:pPr>
-            <w:r>
-              <w:rPr>
-                <w:rFonts w:cs="Arial"/>
-                <w:b w:val="false"/>
-                <w:i w:val="false"/>
-                <w:sz w:val="17"/>
-              </w:rPr>
-              <w:t>Recognise your response.</w:t>
+              <w:keepNext w:val="true"/>
+              <w:spacing w:lineRule="auto" w:line="252" w:before="0" w:after="0"/>
+              <w:rPr/>
+            </w:pPr>
+            <w:r>
+              <w:rPr>
+                <w:rFonts w:cs="Arial"/>
+                <w:b w:val="false"/>
+                <w:i w:val="false"/>
+                <w:sz w:val="17"/>
+              </w:rPr>
+              <w:t>Combat Mindset Conditioning (CMC)</w:t>
             </w:r>
           </w:p>
         </w:tc>
@@ -1738,17 +487,18 @@
           <w:p>
             <w:pPr>
               <w:pStyle w:val="Normal"/>
-              <w:spacing w:lineRule="auto" w:line="252" w:before="0" w:after="0"/>
-              <w:rPr/>
-            </w:pPr>
-            <w:r>
-              <w:rPr>
-                <w:rFonts w:cs="Arial"/>
-                <w:b w:val="false"/>
-                <w:i w:val="false"/>
-                <w:sz w:val="17"/>
-              </w:rPr>
-              <w:t>Introduces self-awareness and understanding of individual responses to pressure.</w:t>
+              <w:keepNext w:val="true"/>
+              <w:spacing w:lineRule="auto" w:line="252" w:before="0" w:after="0"/>
+              <w:rPr/>
+            </w:pPr>
+            <w:r>
+              <w:rPr>
+                <w:rFonts w:cs="Arial"/>
+                <w:b w:val="false"/>
+                <w:i w:val="false"/>
+                <w:sz w:val="17"/>
+              </w:rPr>
+              <w:t>Proposed</w:t>
             </w:r>
           </w:p>
         </w:tc>
@@ -1771,6 +521,7 @@
           <w:p>
             <w:pPr>
               <w:pStyle w:val="Normal"/>
+              <w:keepNext w:val="true"/>
               <w:spacing w:lineRule="auto" w:line="252" w:before="0" w:after="0"/>
               <w:rPr/>
             </w:pPr>
@@ -1782,7 +533,7 @@
                 <w:color w:val="002516"/>
                 <w:sz w:val="17"/>
               </w:rPr>
-              <w:t>2. Regulate Self</w:t>
+              <w:t>COG6, the six cognitive pillars</w:t>
             </w:r>
           </w:p>
         </w:tc>
@@ -1799,17 +550,18 @@
           <w:p>
             <w:pPr>
               <w:pStyle w:val="Normal"/>
-              <w:spacing w:lineRule="auto" w:line="252" w:before="0" w:after="0"/>
-              <w:rPr/>
-            </w:pPr>
-            <w:r>
-              <w:rPr>
-                <w:rFonts w:cs="Arial"/>
-                <w:b w:val="false"/>
-                <w:i w:val="false"/>
-                <w:sz w:val="17"/>
-              </w:rPr>
-              <w:t>Control that response.</w:t>
+              <w:keepNext w:val="true"/>
+              <w:spacing w:lineRule="auto" w:line="252" w:before="0" w:after="0"/>
+              <w:rPr/>
+            </w:pPr>
+            <w:r>
+              <w:rPr>
+                <w:rFonts w:cs="Arial"/>
+                <w:b w:val="false"/>
+                <w:i w:val="false"/>
+                <w:sz w:val="17"/>
+              </w:rPr>
+              <w:t>Combat Mindset Training Pillars</w:t>
             </w:r>
           </w:p>
         </w:tc>
@@ -1826,17 +578,18 @@
           <w:p>
             <w:pPr>
               <w:pStyle w:val="Normal"/>
-              <w:spacing w:lineRule="auto" w:line="252" w:before="0" w:after="0"/>
-              <w:rPr/>
-            </w:pPr>
-            <w:r>
-              <w:rPr>
-                <w:rFonts w:cs="Arial"/>
-                <w:b w:val="false"/>
-                <w:i w:val="false"/>
-                <w:sz w:val="17"/>
-              </w:rPr>
-              <w:t>Develops practical regulation skills and the operational reset tool.</w:t>
+              <w:keepNext w:val="true"/>
+              <w:spacing w:lineRule="auto" w:line="252" w:before="0" w:after="0"/>
+              <w:rPr/>
+            </w:pPr>
+            <w:r>
+              <w:rPr>
+                <w:rFonts w:cs="Arial"/>
+                <w:b w:val="false"/>
+                <w:i w:val="false"/>
+                <w:sz w:val="17"/>
+              </w:rPr>
+              <w:t>Proposed</w:t>
             </w:r>
           </w:p>
         </w:tc>
@@ -1859,6 +612,7 @@
           <w:p>
             <w:pPr>
               <w:pStyle w:val="Normal"/>
+              <w:keepNext w:val="true"/>
               <w:spacing w:lineRule="auto" w:line="252" w:before="0" w:after="0"/>
               <w:rPr/>
             </w:pPr>
@@ -1870,7 +624,7 @@
                 <w:color w:val="002516"/>
                 <w:sz w:val="17"/>
               </w:rPr>
-              <w:t>3. Perform Under Pressure</w:t>
+              <w:t>Operational Reset Tool</w:t>
             </w:r>
           </w:p>
         </w:tc>
@@ -1887,17 +641,18 @@
           <w:p>
             <w:pPr>
               <w:pStyle w:val="Normal"/>
-              <w:spacing w:lineRule="auto" w:line="252" w:before="0" w:after="0"/>
-              <w:rPr/>
-            </w:pPr>
-            <w:r>
-              <w:rPr>
-                <w:rFonts w:cs="Arial"/>
-                <w:b w:val="false"/>
-                <w:i w:val="false"/>
-                <w:sz w:val="17"/>
-              </w:rPr>
-              <w:t>Sustain performance under pressure.</w:t>
+              <w:keepNext w:val="true"/>
+              <w:spacing w:lineRule="auto" w:line="252" w:before="0" w:after="0"/>
+              <w:rPr/>
+            </w:pPr>
+            <w:r>
+              <w:rPr>
+                <w:rFonts w:cs="Arial"/>
+                <w:b w:val="false"/>
+                <w:i w:val="false"/>
+                <w:sz w:val="17"/>
+              </w:rPr>
+              <w:t>Combat Mindset Reset (CMR)</w:t>
             </w:r>
           </w:p>
         </w:tc>
@@ -1914,17 +669,18 @@
           <w:p>
             <w:pPr>
               <w:pStyle w:val="Normal"/>
-              <w:spacing w:lineRule="auto" w:line="252" w:before="0" w:after="0"/>
-              <w:rPr/>
-            </w:pPr>
-            <w:r>
-              <w:rPr>
-                <w:rFonts w:cs="Arial"/>
-                <w:b w:val="false"/>
-                <w:i w:val="false"/>
-                <w:sz w:val="17"/>
-              </w:rPr>
-              <w:t>Progressively conditions those capabilities under increasing and varied forms of load.</w:t>
+              <w:keepNext w:val="true"/>
+              <w:spacing w:lineRule="auto" w:line="252" w:before="0" w:after="0"/>
+              <w:rPr/>
+            </w:pPr>
+            <w:r>
+              <w:rPr>
+                <w:rFonts w:cs="Arial"/>
+                <w:b w:val="false"/>
+                <w:i w:val="false"/>
+                <w:sz w:val="17"/>
+              </w:rPr>
+              <w:t>Proposed</w:t>
             </w:r>
           </w:p>
         </w:tc>
@@ -1939,6 +695,279 @@
             <w:tcBorders>
               <w:top w:val="single" w:sz="4" w:space="0" w:color="D9D9D2"/>
               <w:left w:val="single" w:sz="4" w:space="0" w:color="A89662"/>
+              <w:bottom w:val="single" w:sz="4" w:space="0" w:color="D9D9D2"/>
+              <w:right w:val="single" w:sz="4" w:space="0" w:color="D9D9D2"/>
+            </w:tcBorders>
+            <w:shd w:color="auto" w:fill="CDD2B7" w:val="clear"/>
+          </w:tcPr>
+          <w:p>
+            <w:pPr>
+              <w:pStyle w:val="Normal"/>
+              <w:keepNext w:val="true"/>
+              <w:spacing w:lineRule="auto" w:line="252" w:before="0" w:after="0"/>
+              <w:rPr/>
+            </w:pPr>
+            <w:r>
+              <w:rPr>
+                <w:rFonts w:cs="Arial"/>
+                <w:b/>
+                <w:i w:val="false"/>
+                <w:color w:val="002516"/>
+                <w:sz w:val="17"/>
+              </w:rPr>
+              <w:t>OPS4, the Operational Performance States</w:t>
+            </w:r>
+          </w:p>
+        </w:tc>
+        <w:tc>
+          <w:tcPr>
+            <w:tcW w:w="3629" w:type="dxa"/>
+            <w:tcBorders>
+              <w:top w:val="single" w:sz="4" w:space="0" w:color="D9D9D2"/>
+              <w:left w:val="single" w:sz="4" w:space="0" w:color="D9D9D2"/>
+              <w:bottom w:val="single" w:sz="4" w:space="0" w:color="D9D9D2"/>
+              <w:right w:val="single" w:sz="4" w:space="0" w:color="D9D9D2"/>
+            </w:tcBorders>
+          </w:tcPr>
+          <w:p>
+            <w:pPr>
+              <w:pStyle w:val="Normal"/>
+              <w:keepNext w:val="true"/>
+              <w:spacing w:lineRule="auto" w:line="252" w:before="0" w:after="0"/>
+              <w:rPr/>
+            </w:pPr>
+            <w:r>
+              <w:rPr>
+                <w:rFonts w:cs="Arial"/>
+                <w:b w:val="false"/>
+                <w:i w:val="false"/>
+                <w:sz w:val="17"/>
+              </w:rPr>
+              <w:t>Combat Mindset Performance States</w:t>
+            </w:r>
+          </w:p>
+        </w:tc>
+        <w:tc>
+          <w:tcPr>
+            <w:tcW w:w="3628" w:type="dxa"/>
+            <w:tcBorders>
+              <w:top w:val="single" w:sz="4" w:space="0" w:color="D9D9D2"/>
+              <w:left w:val="single" w:sz="4" w:space="0" w:color="D9D9D2"/>
+              <w:bottom w:val="single" w:sz="4" w:space="0" w:color="D9D9D2"/>
+              <w:right w:val="single" w:sz="4" w:space="0" w:color="A89662"/>
+            </w:tcBorders>
+          </w:tcPr>
+          <w:p>
+            <w:pPr>
+              <w:pStyle w:val="Normal"/>
+              <w:keepNext w:val="true"/>
+              <w:spacing w:lineRule="auto" w:line="252" w:before="0" w:after="0"/>
+              <w:rPr/>
+            </w:pPr>
+            <w:r>
+              <w:rPr>
+                <w:rFonts w:cs="Arial"/>
+                <w:b w:val="false"/>
+                <w:i w:val="false"/>
+                <w:sz w:val="17"/>
+              </w:rPr>
+              <w:t>Proposed</w:t>
+            </w:r>
+          </w:p>
+        </w:tc>
+      </w:tr>
+      <w:tr>
+        <w:trPr>
+          <w:cantSplit w:val="true"/>
+        </w:trPr>
+        <w:tc>
+          <w:tcPr>
+            <w:tcW w:w="2040" w:type="dxa"/>
+            <w:tcBorders>
+              <w:top w:val="single" w:sz="4" w:space="0" w:color="D9D9D2"/>
+              <w:left w:val="single" w:sz="4" w:space="0" w:color="A89662"/>
+              <w:bottom w:val="single" w:sz="4" w:space="0" w:color="D9D9D2"/>
+              <w:right w:val="single" w:sz="4" w:space="0" w:color="D9D9D2"/>
+            </w:tcBorders>
+            <w:shd w:color="auto" w:fill="CDD2B7" w:val="clear"/>
+          </w:tcPr>
+          <w:p>
+            <w:pPr>
+              <w:pStyle w:val="Normal"/>
+              <w:keepNext w:val="true"/>
+              <w:spacing w:lineRule="auto" w:line="252" w:before="0" w:after="0"/>
+              <w:rPr/>
+            </w:pPr>
+            <w:r>
+              <w:rPr>
+                <w:rFonts w:cs="Arial"/>
+                <w:b/>
+                <w:i w:val="false"/>
+                <w:color w:val="002516"/>
+                <w:sz w:val="17"/>
+              </w:rPr>
+              <w:t>COGCON Coach</w:t>
+            </w:r>
+          </w:p>
+        </w:tc>
+        <w:tc>
+          <w:tcPr>
+            <w:tcW w:w="3629" w:type="dxa"/>
+            <w:tcBorders>
+              <w:top w:val="single" w:sz="4" w:space="0" w:color="D9D9D2"/>
+              <w:left w:val="single" w:sz="4" w:space="0" w:color="D9D9D2"/>
+              <w:bottom w:val="single" w:sz="4" w:space="0" w:color="D9D9D2"/>
+              <w:right w:val="single" w:sz="4" w:space="0" w:color="D9D9D2"/>
+            </w:tcBorders>
+          </w:tcPr>
+          <w:p>
+            <w:pPr>
+              <w:pStyle w:val="Normal"/>
+              <w:keepNext w:val="true"/>
+              <w:spacing w:lineRule="auto" w:line="252" w:before="0" w:after="0"/>
+              <w:rPr/>
+            </w:pPr>
+            <w:r>
+              <w:rPr>
+                <w:rFonts w:cs="Arial"/>
+                <w:b w:val="false"/>
+                <w:i w:val="false"/>
+                <w:sz w:val="17"/>
+              </w:rPr>
+              <w:t>CMC Coach</w:t>
+            </w:r>
+          </w:p>
+        </w:tc>
+        <w:tc>
+          <w:tcPr>
+            <w:tcW w:w="3628" w:type="dxa"/>
+            <w:tcBorders>
+              <w:top w:val="single" w:sz="4" w:space="0" w:color="D9D9D2"/>
+              <w:left w:val="single" w:sz="4" w:space="0" w:color="D9D9D2"/>
+              <w:bottom w:val="single" w:sz="4" w:space="0" w:color="D9D9D2"/>
+              <w:right w:val="single" w:sz="4" w:space="0" w:color="A89662"/>
+            </w:tcBorders>
+          </w:tcPr>
+          <w:p>
+            <w:pPr>
+              <w:pStyle w:val="Normal"/>
+              <w:keepNext w:val="true"/>
+              <w:spacing w:lineRule="auto" w:line="252" w:before="0" w:after="0"/>
+              <w:rPr/>
+            </w:pPr>
+            <w:r>
+              <w:rPr>
+                <w:rFonts w:cs="Arial"/>
+                <w:b w:val="false"/>
+                <w:i w:val="false"/>
+                <w:sz w:val="17"/>
+              </w:rPr>
+              <w:t>Working</w:t>
+            </w:r>
+          </w:p>
+        </w:tc>
+      </w:tr>
+      <w:tr>
+        <w:trPr>
+          <w:cantSplit w:val="true"/>
+        </w:trPr>
+        <w:tc>
+          <w:tcPr>
+            <w:tcW w:w="2040" w:type="dxa"/>
+            <w:tcBorders>
+              <w:top w:val="single" w:sz="4" w:space="0" w:color="D9D9D2"/>
+              <w:left w:val="single" w:sz="4" w:space="0" w:color="A89662"/>
+              <w:bottom w:val="single" w:sz="4" w:space="0" w:color="D9D9D2"/>
+              <w:right w:val="single" w:sz="4" w:space="0" w:color="D9D9D2"/>
+            </w:tcBorders>
+            <w:shd w:color="auto" w:fill="CDD2B7" w:val="clear"/>
+          </w:tcPr>
+          <w:p>
+            <w:pPr>
+              <w:pStyle w:val="Normal"/>
+              <w:keepNext w:val="true"/>
+              <w:spacing w:lineRule="auto" w:line="252" w:before="0" w:after="0"/>
+              <w:rPr/>
+            </w:pPr>
+            <w:r>
+              <w:rPr>
+                <w:rFonts w:cs="Arial"/>
+                <w:b/>
+                <w:i w:val="false"/>
+                <w:color w:val="002516"/>
+                <w:sz w:val="17"/>
+              </w:rPr>
+              <w:t>COGCON Level 1 and Level 2</w:t>
+            </w:r>
+          </w:p>
+        </w:tc>
+        <w:tc>
+          <w:tcPr>
+            <w:tcW w:w="3629" w:type="dxa"/>
+            <w:tcBorders>
+              <w:top w:val="single" w:sz="4" w:space="0" w:color="D9D9D2"/>
+              <w:left w:val="single" w:sz="4" w:space="0" w:color="D9D9D2"/>
+              <w:bottom w:val="single" w:sz="4" w:space="0" w:color="D9D9D2"/>
+              <w:right w:val="single" w:sz="4" w:space="0" w:color="D9D9D2"/>
+            </w:tcBorders>
+          </w:tcPr>
+          <w:p>
+            <w:pPr>
+              <w:pStyle w:val="Normal"/>
+              <w:keepNext w:val="true"/>
+              <w:spacing w:lineRule="auto" w:line="252" w:before="0" w:after="0"/>
+              <w:rPr/>
+            </w:pPr>
+            <w:r>
+              <w:rPr>
+                <w:rFonts w:cs="Arial"/>
+                <w:b w:val="false"/>
+                <w:i w:val="false"/>
+                <w:sz w:val="17"/>
+              </w:rPr>
+              <w:t>CMC Coach and CMC Lead Coach</w:t>
+            </w:r>
+          </w:p>
+        </w:tc>
+        <w:tc>
+          <w:tcPr>
+            <w:tcW w:w="3628" w:type="dxa"/>
+            <w:tcBorders>
+              <w:top w:val="single" w:sz="4" w:space="0" w:color="D9D9D2"/>
+              <w:left w:val="single" w:sz="4" w:space="0" w:color="D9D9D2"/>
+              <w:bottom w:val="single" w:sz="4" w:space="0" w:color="D9D9D2"/>
+              <w:right w:val="single" w:sz="4" w:space="0" w:color="A89662"/>
+            </w:tcBorders>
+          </w:tcPr>
+          <w:p>
+            <w:pPr>
+              <w:pStyle w:val="Normal"/>
+              <w:keepNext w:val="true"/>
+              <w:spacing w:lineRule="auto" w:line="252" w:before="0" w:after="0"/>
+              <w:rPr/>
+            </w:pPr>
+            <w:r>
+              <w:rPr>
+                <w:rFonts w:cs="Arial"/>
+                <w:b w:val="false"/>
+                <w:i w:val="false"/>
+                <w:sz w:val="17"/>
+              </w:rPr>
+              <w:t>Working</w:t>
+            </w:r>
+          </w:p>
+        </w:tc>
+      </w:tr>
+      <w:tr>
+        <w:trPr>
+          <w:cantSplit w:val="true"/>
+        </w:trPr>
+        <w:tc>
+          <w:tcPr>
+            <w:tcW w:w="2040" w:type="dxa"/>
+            <w:tcBorders>
+              <w:top w:val="single" w:sz="4" w:space="0" w:color="D9D9D2"/>
+              <w:left w:val="single" w:sz="4" w:space="0" w:color="A89662"/>
               <w:bottom w:val="single" w:sz="4" w:space="0" w:color="A89662"/>
               <w:right w:val="single" w:sz="4" w:space="0" w:color="D9D9D2"/>
             </w:tcBorders>
@@ -1958,7 +987,7 @@
                 <w:color w:val="002516"/>
                 <w:sz w:val="17"/>
               </w:rPr>
-              <w:t>4. Combat Mindset</w:t>
+              <w:t>Master COGCON Doctrine</w:t>
             </w:r>
           </w:p>
         </w:tc>
@@ -1985,7 +1014,7 @@
                 <w:i w:val="false"/>
                 <w:sz w:val="17"/>
               </w:rPr>
-              <w:t>Apply it to operational demands.</w:t>
+              <w:t>CMC Training Doctrine, or CMC Training Standard</w:t>
             </w:r>
           </w:p>
         </w:tc>
@@ -2012,7 +1041,7 @@
                 <w:i w:val="false"/>
                 <w:sz w:val="17"/>
               </w:rPr>
-              <w:t>Integrated into representative military training so the individual practises maintaining effective performance under increasingly realistic operational demands.</w:t>
+              <w:t>Working</w:t>
             </w:r>
           </w:p>
         </w:tc>
@@ -2030,23 +1059,6 @@
     </w:p>
     <w:p>
       <w:pPr>
-        <w:pStyle w:val="Heading1"/>
-        <w:spacing w:before="160" w:after="60"/>
-        <w:rPr/>
-      </w:pPr>
-      <w:r>
-        <w:rPr>
-          <w:rFonts w:cs="Arial"/>
-          <w:b/>
-          <w:i w:val="false"/>
-          <w:color w:val="002516"/>
-          <w:sz w:val="25"/>
-        </w:rPr>
-        <w:t>7. Delivery and Assurance</w:t>
-      </w:r>
-    </w:p>
-    <w:p>
-      <w:pPr>
         <w:pStyle w:val="Normal"/>
         <w:spacing w:lineRule="auto" w:line="259" w:before="0" w:after="60"/>
         <w:rPr/>
@@ -2057,45 +1069,23 @@
           <w:b w:val="false"/>
           <w:i w:val="false"/>
         </w:rPr>
-        <w:t>CMC should be capable of both formal instruction and distributed reinforcement. Initially, specialist CMC instructors deliver foundational training and develop Army instructor capability. As proficiency develops, trained instructors and commanders reinforce CMC through existing training environments.</w:t>
-      </w:r>
-    </w:p>
-    <w:p>
-      <w:pPr>
-        <w:pStyle w:val="Normal"/>
-        <w:spacing w:lineRule="auto" w:line="259" w:before="0" w:after="60"/>
-        <w:rPr/>
-      </w:pPr>
+        <w:t xml:space="preserve">Together these give CMC a coherent vocabulary: </w:t>
+      </w:r>
+      <w:r>
+        <w:rPr>
+          <w:rFonts w:cs="Arial"/>
+          <w:b/>
+          <w:i w:val="false"/>
+        </w:rPr>
+        <w:t>Pillars → Reset → States → Methodology → Assurance.</w:t>
+      </w:r>
       <w:r>
         <w:rPr>
           <w:rFonts w:cs="Arial"/>
           <w:b w:val="false"/>
           <w:i w:val="false"/>
         </w:rPr>
-        <w:t xml:space="preserve">A defined assurance system protects: </w:t>
-      </w:r>
-      <w:r>
-        <w:rPr>
-          <w:rFonts w:cs="Arial"/>
-          <w:b/>
-          <w:i w:val="false"/>
-        </w:rPr>
-        <w:t>training sequence · instructor competence · pressure progression · reset-tool integrity · behavioural standards · assessment consistency.</w:t>
-      </w:r>
-    </w:p>
-    <w:p>
-      <w:pPr>
-        <w:pStyle w:val="Normal"/>
-        <w:spacing w:lineRule="auto" w:line="259" w:before="0" w:after="60"/>
-        <w:rPr/>
-      </w:pPr>
-      <w:r>
-        <w:rPr>
-          <w:rFonts w:cs="Arial"/>
-          <w:b w:val="false"/>
-          <w:i w:val="false"/>
-        </w:rPr>
-        <w:t>This is an area where COGCON gives Army a significant head start. Its existing architecture already contains coach accreditation, recertification, quality assurance and drift control.</w:t>
+        <w:t xml:space="preserve"> In plain terms: what we develop, what we do when it drops, what we observe, how we train it, and how we maintain the standard.</w:t>
       </w:r>
     </w:p>
     <w:p>
@@ -2112,12 +1102,13 @@
           <w:color w:val="002516"/>
           <w:sz w:val="25"/>
         </w:rPr>
-        <w:t>Product Architecture</w:t>
+        <w:t>1. Combat Mindset Training Pillars</w:t>
       </w:r>
     </w:p>
     <w:p>
       <w:pPr>
         <w:pStyle w:val="Normal"/>
+        <w:keepNext w:val="true"/>
         <w:spacing w:lineRule="auto" w:line="259" w:before="0" w:after="60"/>
         <w:rPr/>
       </w:pPr>
@@ -2127,7 +1118,7 @@
           <w:b w:val="false"/>
           <w:i w:val="false"/>
         </w:rPr>
-        <w:t>The elements above form a product architecture rather than a collection of techniques.</w:t>
+        <w:t>CMC develops the underlying capacities required to maintain performance under pressure. The initial architecture draws directly from the six COGCON pillars, which COGCON treats as interdependent capacities in a deliberate sequence: self-awareness and arousal control are the foundation for downstream cognitive performance.</w:t>
       </w:r>
     </w:p>
     <w:tbl>
@@ -2178,7 +1169,7 @@
                 <w:color w:val="FFFFFF"/>
                 <w:sz w:val="17"/>
               </w:rPr>
-              <w:t>Element</w:t>
+              <w:t>Pillar</w:t>
             </w:r>
           </w:p>
         </w:tc>
@@ -2208,7 +1199,7 @@
                 <w:color w:val="FFFFFF"/>
                 <w:sz w:val="17"/>
               </w:rPr>
-              <w:t>Role in the product</w:t>
+              <w:t>What it develops</w:t>
             </w:r>
           </w:p>
         </w:tc>
@@ -2243,7 +1234,7 @@
                 <w:color w:val="002516"/>
                 <w:sz w:val="17"/>
               </w:rPr>
-              <w:t>Training pillars</w:t>
+              <w:t>Self-Awareness</w:t>
             </w:r>
           </w:p>
         </w:tc>
@@ -2271,7 +1262,7 @@
                 <w:i w:val="false"/>
                 <w:sz w:val="19"/>
               </w:rPr>
-              <w:t>What we develop.</w:t>
+              <w:t>Recognise changes in physiological, cognitive and emotional state.</w:t>
             </w:r>
           </w:p>
         </w:tc>
@@ -2306,7 +1297,7 @@
                 <w:color w:val="002516"/>
                 <w:sz w:val="17"/>
               </w:rPr>
-              <w:t>Operational reset tool</w:t>
+              <w:t>Arousal Control</w:t>
             </w:r>
           </w:p>
         </w:tc>
@@ -2334,7 +1325,7 @@
                 <w:i w:val="false"/>
                 <w:sz w:val="19"/>
               </w:rPr>
-              <w:t>What the individual can do when performance degrades.</w:t>
+              <w:t>Regulate physiological activation to maintain access to effective performance.</w:t>
             </w:r>
           </w:p>
         </w:tc>
@@ -2369,7 +1360,7 @@
                 <w:color w:val="002516"/>
                 <w:sz w:val="17"/>
               </w:rPr>
-              <w:t>Performance standards</w:t>
+              <w:t>Operational Habit</w:t>
             </w:r>
           </w:p>
         </w:tc>
@@ -2397,7 +1388,7 @@
                 <w:i w:val="false"/>
                 <w:sz w:val="19"/>
               </w:rPr>
-              <w:t>What we observe.</w:t>
+              <w:t>Develop effective responses that remain available as conscious capacity reduces under pressure.</w:t>
             </w:r>
           </w:p>
         </w:tc>
@@ -2412,6 +1403,132 @@
             <w:tcBorders>
               <w:top w:val="single" w:sz="4" w:space="0" w:color="D9D9D2"/>
               <w:left w:val="single" w:sz="4" w:space="0" w:color="A89662"/>
+              <w:bottom w:val="single" w:sz="4" w:space="0" w:color="D9D9D2"/>
+              <w:right w:val="single" w:sz="4" w:space="0" w:color="D9D9D2"/>
+            </w:tcBorders>
+            <w:shd w:color="auto" w:fill="CDD2B7" w:val="clear"/>
+          </w:tcPr>
+          <w:p>
+            <w:pPr>
+              <w:pStyle w:val="Normal"/>
+              <w:keepNext w:val="true"/>
+              <w:spacing w:lineRule="auto" w:line="252" w:before="0" w:after="0"/>
+              <w:rPr/>
+            </w:pPr>
+            <w:r>
+              <w:rPr>
+                <w:rFonts w:cs="Arial"/>
+                <w:b/>
+                <w:i w:val="false"/>
+                <w:color w:val="002516"/>
+                <w:sz w:val="17"/>
+              </w:rPr>
+              <w:t>Working Memory</w:t>
+            </w:r>
+          </w:p>
+        </w:tc>
+        <w:tc>
+          <w:tcPr>
+            <w:tcW w:w="6689" w:type="dxa"/>
+            <w:tcBorders>
+              <w:top w:val="single" w:sz="4" w:space="0" w:color="D9D9D2"/>
+              <w:left w:val="single" w:sz="4" w:space="0" w:color="D9D9D2"/>
+              <w:bottom w:val="single" w:sz="4" w:space="0" w:color="D9D9D2"/>
+              <w:right w:val="single" w:sz="4" w:space="0" w:color="A89662"/>
+            </w:tcBorders>
+          </w:tcPr>
+          <w:p>
+            <w:pPr>
+              <w:pStyle w:val="Normal"/>
+              <w:keepNext w:val="true"/>
+              <w:spacing w:lineRule="auto" w:line="252" w:before="0" w:after="0"/>
+              <w:rPr/>
+            </w:pPr>
+            <w:r>
+              <w:rPr>
+                <w:rFonts w:cs="Arial"/>
+                <w:b w:val="false"/>
+                <w:i w:val="false"/>
+                <w:sz w:val="19"/>
+              </w:rPr>
+              <w:t>Retain and manipulate relevant information while operating under load.</w:t>
+            </w:r>
+          </w:p>
+        </w:tc>
+      </w:tr>
+      <w:tr>
+        <w:trPr>
+          <w:cantSplit w:val="true"/>
+        </w:trPr>
+        <w:tc>
+          <w:tcPr>
+            <w:tcW w:w="2608" w:type="dxa"/>
+            <w:tcBorders>
+              <w:top w:val="single" w:sz="4" w:space="0" w:color="D9D9D2"/>
+              <w:left w:val="single" w:sz="4" w:space="0" w:color="A89662"/>
+              <w:bottom w:val="single" w:sz="4" w:space="0" w:color="D9D9D2"/>
+              <w:right w:val="single" w:sz="4" w:space="0" w:color="D9D9D2"/>
+            </w:tcBorders>
+            <w:shd w:color="auto" w:fill="CDD2B7" w:val="clear"/>
+          </w:tcPr>
+          <w:p>
+            <w:pPr>
+              <w:pStyle w:val="Normal"/>
+              <w:keepNext w:val="true"/>
+              <w:spacing w:lineRule="auto" w:line="252" w:before="0" w:after="0"/>
+              <w:rPr/>
+            </w:pPr>
+            <w:r>
+              <w:rPr>
+                <w:rFonts w:cs="Arial"/>
+                <w:b/>
+                <w:i w:val="false"/>
+                <w:color w:val="002516"/>
+                <w:sz w:val="17"/>
+              </w:rPr>
+              <w:t>Attentional Control</w:t>
+            </w:r>
+          </w:p>
+        </w:tc>
+        <w:tc>
+          <w:tcPr>
+            <w:tcW w:w="6689" w:type="dxa"/>
+            <w:tcBorders>
+              <w:top w:val="single" w:sz="4" w:space="0" w:color="D9D9D2"/>
+              <w:left w:val="single" w:sz="4" w:space="0" w:color="D9D9D2"/>
+              <w:bottom w:val="single" w:sz="4" w:space="0" w:color="D9D9D2"/>
+              <w:right w:val="single" w:sz="4" w:space="0" w:color="A89662"/>
+            </w:tcBorders>
+          </w:tcPr>
+          <w:p>
+            <w:pPr>
+              <w:pStyle w:val="Normal"/>
+              <w:keepNext w:val="true"/>
+              <w:spacing w:lineRule="auto" w:line="252" w:before="0" w:after="0"/>
+              <w:rPr/>
+            </w:pPr>
+            <w:r>
+              <w:rPr>
+                <w:rFonts w:cs="Arial"/>
+                <w:b w:val="false"/>
+                <w:i w:val="false"/>
+                <w:sz w:val="19"/>
+              </w:rPr>
+              <w:t>Direct, maintain and shift attention appropriately despite distraction, pressure and threat.</w:t>
+            </w:r>
+          </w:p>
+        </w:tc>
+      </w:tr>
+      <w:tr>
+        <w:trPr>
+          <w:cantSplit w:val="true"/>
+        </w:trPr>
+        <w:tc>
+          <w:tcPr>
+            <w:tcW w:w="2608" w:type="dxa"/>
+            <w:tcBorders>
+              <w:top w:val="single" w:sz="4" w:space="0" w:color="D9D9D2"/>
+              <w:left w:val="single" w:sz="4" w:space="0" w:color="A89662"/>
               <w:bottom w:val="single" w:sz="4" w:space="0" w:color="A89662"/>
               <w:right w:val="single" w:sz="4" w:space="0" w:color="D9D9D2"/>
             </w:tcBorders>
@@ -2431,7 +1548,7 @@
                 <w:color w:val="002516"/>
                 <w:sz w:val="17"/>
               </w:rPr>
-              <w:t>Training methodology</w:t>
+              <w:t>Cognitive Control</w:t>
             </w:r>
           </w:p>
         </w:tc>
@@ -2458,7 +1575,7 @@
                 <w:i w:val="false"/>
                 <w:sz w:val="19"/>
               </w:rPr>
-              <w:t>How we condition all of it so it remains accessible under pressure.</w:t>
+              <w:t>Inhibit ineffective responses and retain deliberate control over behaviour and decisions.</w:t>
             </w:r>
           </w:p>
         </w:tc>
@@ -2476,6 +1593,65 @@
     </w:p>
     <w:p>
       <w:pPr>
+        <w:pStyle w:val="Normal"/>
+        <w:spacing w:lineRule="auto" w:line="259" w:before="0" w:after="60"/>
+        <w:rPr/>
+      </w:pPr>
+      <w:r>
+        <w:rPr>
+          <w:rFonts w:cs="Arial"/>
+          <w:b w:val="false"/>
+          <w:i w:val="false"/>
+        </w:rPr>
+        <w:t>The collective construct is renamed; the individual pillars are not renamed mechanically. COGCON holds that the pillars and their sequencing are part of the underlying mechanism rather than arbitrary categories, so the substance is preserved first and the language reviewed second. Several names, such as Self-Awareness, Working Memory and Attentional Control, may already be adequate for Army use.</w:t>
+      </w:r>
+    </w:p>
+    <w:p>
+      <w:pPr>
+        <w:pStyle w:val="Normal"/>
+        <w:tabs>
+          <w:tab w:val="clear" w:pos="720"/>
+          <w:tab w:val="left" w:pos="397" w:leader="none"/>
+        </w:tabs>
+        <w:spacing w:before="0" w:after="40"/>
+        <w:ind w:hanging="238" w:left="397"/>
+        <w:rPr/>
+      </w:pPr>
+      <w:r>
+        <w:rPr>
+          <w:rFonts w:cs="Arial"/>
+          <w:b/>
+          <w:color w:val="002516"/>
+        </w:rPr>
+        <w:t>•</w:t>
+      </w:r>
+      <w:r>
+        <w:rPr>
+          <w:rFonts w:cs="Arial"/>
+          <w:b/>
+          <w:color w:val="002516"/>
+        </w:rPr>
+        <w:tab/>
+      </w:r>
+      <w:r>
+        <w:rPr>
+          <w:rFonts w:cs="Arial"/>
+          <w:b/>
+          <w:i w:val="false"/>
+        </w:rPr>
+        <w:t>Army design requirement:</w:t>
+      </w:r>
+      <w:r>
+        <w:rPr>
+          <w:rFonts w:cs="Arial"/>
+          <w:b w:val="false"/>
+          <w:i w:val="false"/>
+        </w:rPr>
+        <w:t xml:space="preserve"> with Ken Franks, confirm whether each pillar needs an Army-facing name, and whether the set is adopted directly, consolidated or supplemented.</w:t>
+      </w:r>
+    </w:p>
+    <w:p>
+      <w:pPr>
         <w:pStyle w:val="Heading1"/>
         <w:spacing w:before="160" w:after="60"/>
         <w:rPr/>
@@ -2488,7 +1664,27 @@
           <w:color w:val="002516"/>
           <w:sz w:val="25"/>
         </w:rPr>
-        <w:t>Sources and Status</w:t>
+        <w:t>2. Combat Mindset Reset</w:t>
+      </w:r>
+    </w:p>
+    <w:p>
+      <w:pPr>
+        <w:pStyle w:val="Normal"/>
+        <w:pBdr>
+          <w:left w:val="single" w:sz="28" w:space="8" w:color="C62026"/>
+        </w:pBdr>
+        <w:shd w:val="clear" w:color="auto" w:fill="CDD2B7"/>
+        <w:spacing w:before="160" w:after="160"/>
+        <w:ind w:left="283" w:right="283"/>
+        <w:rPr/>
+      </w:pPr>
+      <w:r>
+        <w:rPr>
+          <w:rFonts w:cs="Arial"/>
+          <w:b/>
+          <w:i w:val="false"/>
+        </w:rPr>
+        <w:t>Combat Mindset Reset (CMR): a simple, repeatable method for restoring regulation and effective performance under pressure.</w:t>
       </w:r>
     </w:p>
     <w:p>
@@ -2503,7 +1699,2332 @@
           <w:b w:val="false"/>
           <w:i w:val="false"/>
         </w:rPr>
-        <w:t>Derived from the COGCON Phase 2 Discussion Document (Ken Franks) and the Army Combat Mindset System one-pager (Army Command School, 2026). Elements derived from COGCON are subject to adaptation and to the IP arrangements agreed with Ken Franks. The Army design requirements above identify the elements Army still needs to design and endorse.</w:t>
+        <w:t xml:space="preserve">The Reset gives the individual a short sequence that can be employed independently and under load: </w:t>
+      </w:r>
+      <w:r>
+        <w:rPr>
+          <w:rFonts w:cs="Arial"/>
+          <w:b/>
+          <w:i w:val="false"/>
+        </w:rPr>
+        <w:t>Recognise → Regulate → Reorient → Re-engage.</w:t>
+      </w:r>
+      <w:r>
+        <w:rPr>
+          <w:rFonts w:cs="Arial"/>
+          <w:b w:val="false"/>
+          <w:i w:val="false"/>
+        </w:rPr>
+        <w:t xml:space="preserve"> In use it should be as plain as "Recognise the drop. Combat Mindset Reset. Re-engage."</w:t>
+      </w:r>
+    </w:p>
+    <w:p>
+      <w:pPr>
+        <w:pStyle w:val="Normal"/>
+        <w:spacing w:lineRule="auto" w:line="259" w:before="0" w:after="60"/>
+        <w:rPr/>
+      </w:pPr>
+      <w:r>
+        <w:rPr>
+          <w:rFonts w:cs="Arial"/>
+          <w:b w:val="false"/>
+          <w:i w:val="false"/>
+        </w:rPr>
+        <w:t>The Reset is derived from COGCON's Operational Reset Tool, whose mechanism incorporates appraisal of state, perceptual reorientation, physiological modulation and re-anchoring attention onto the next relevant action. The detailed sequence is retained within the COGCON Master Doctrine and accredited coaching material. COGCON's internal terminology for the mechanism need not be exposed at Army level: the mechanism can remain substantially derived from COGCON while the Army-facing construct is the Combat Mindset Reset.</w:t>
+      </w:r>
+    </w:p>
+    <w:p>
+      <w:pPr>
+        <w:pStyle w:val="Normal"/>
+        <w:tabs>
+          <w:tab w:val="clear" w:pos="720"/>
+          <w:tab w:val="left" w:pos="397" w:leader="none"/>
+        </w:tabs>
+        <w:spacing w:before="0" w:after="40"/>
+        <w:ind w:hanging="238" w:left="397"/>
+        <w:rPr/>
+      </w:pPr>
+      <w:r>
+        <w:rPr>
+          <w:rFonts w:cs="Arial"/>
+          <w:b/>
+          <w:color w:val="002516"/>
+        </w:rPr>
+        <w:t>•</w:t>
+      </w:r>
+      <w:r>
+        <w:rPr>
+          <w:rFonts w:cs="Arial"/>
+          <w:b/>
+          <w:color w:val="002516"/>
+        </w:rPr>
+        <w:tab/>
+      </w:r>
+      <w:r>
+        <w:rPr>
+          <w:rFonts w:cs="Arial"/>
+          <w:b/>
+          <w:i w:val="false"/>
+        </w:rPr>
+        <w:t>Army design requirement:</w:t>
+      </w:r>
+      <w:r>
+        <w:rPr>
+          <w:rFonts w:cs="Arial"/>
+          <w:b w:val="false"/>
+          <w:i w:val="false"/>
+        </w:rPr>
+        <w:t xml:space="preserve"> work with Ken Franks to develop or adapt the Army-owned Reset and its terminology within the agreed IP arrangements.</w:t>
+      </w:r>
+    </w:p>
+    <w:p>
+      <w:pPr>
+        <w:pStyle w:val="Heading1"/>
+        <w:spacing w:before="160" w:after="60"/>
+        <w:rPr/>
+      </w:pPr>
+      <w:r>
+        <w:rPr>
+          <w:rFonts w:cs="Arial"/>
+          <w:b/>
+          <w:i w:val="false"/>
+          <w:color w:val="002516"/>
+          <w:sz w:val="25"/>
+        </w:rPr>
+        <w:t>3. Combat Mindset Performance States</w:t>
+      </w:r>
+    </w:p>
+    <w:p>
+      <w:pPr>
+        <w:pStyle w:val="Normal"/>
+        <w:keepNext w:val="true"/>
+        <w:spacing w:lineRule="auto" w:line="259" w:before="0" w:after="60"/>
+        <w:rPr/>
+      </w:pPr>
+      <w:r>
+        <w:rPr>
+          <w:rFonts w:cs="Arial"/>
+          <w:b w:val="false"/>
+          <w:i w:val="false"/>
+        </w:rPr>
+        <w:t>CMC requires performance to be observable under pressure, not simply understood theoretically. The Performance States are the observable behavioural expression of the underlying regulation capacity. They answer a direct instructor question, "what does Combat Mindset look like?", with "we observe it through the Combat Mindset Performance States."</w:t>
+      </w:r>
+    </w:p>
+    <w:tbl>
+      <w:tblPr>
+        <w:tblW w:w="9297" w:type="dxa"/>
+        <w:jc w:val="left"/>
+        <w:tblInd w:w="-8" w:type="dxa"/>
+        <w:tblLayout w:type="fixed"/>
+        <w:tblCellMar>
+          <w:top w:w="60" w:type="dxa"/>
+          <w:left w:w="100" w:type="dxa"/>
+          <w:bottom w:w="60" w:type="dxa"/>
+          <w:right w:w="100" w:type="dxa"/>
+        </w:tblCellMar>
+        <w:tblLook w:val="04a0" w:noHBand="0" w:noVBand="1" w:firstColumn="1" w:lastRow="0" w:lastColumn="0" w:firstRow="1"/>
+      </w:tblPr>
+      <w:tblGrid>
+        <w:gridCol w:w="2040"/>
+        <w:gridCol w:w="3629"/>
+        <w:gridCol w:w="3628"/>
+      </w:tblGrid>
+      <w:tr>
+        <w:trPr>
+          <w:cantSplit w:val="true"/>
+        </w:trPr>
+        <w:tc>
+          <w:tcPr>
+            <w:tcW w:w="2040" w:type="dxa"/>
+            <w:tcBorders>
+              <w:top w:val="single" w:sz="4" w:space="0" w:color="A89662"/>
+              <w:left w:val="single" w:sz="4" w:space="0" w:color="A89662"/>
+              <w:bottom w:val="single" w:sz="4" w:space="0" w:color="D9D9D2"/>
+              <w:right w:val="single" w:sz="4" w:space="0" w:color="D9D9D2"/>
+            </w:tcBorders>
+            <w:shd w:color="auto" w:fill="002516" w:val="clear"/>
+          </w:tcPr>
+          <w:p>
+            <w:pPr>
+              <w:pStyle w:val="Normal"/>
+              <w:keepNext w:val="true"/>
+              <w:spacing w:lineRule="auto" w:line="252" w:before="0" w:after="0"/>
+              <w:rPr/>
+            </w:pPr>
+            <w:r>
+              <w:rPr>
+                <w:rFonts w:cs="Arial"/>
+                <w:b/>
+                <w:i w:val="false"/>
+                <w:color w:val="FFFFFF"/>
+                <w:sz w:val="17"/>
+              </w:rPr>
+              <w:t>Performance state</w:t>
+            </w:r>
+          </w:p>
+        </w:tc>
+        <w:tc>
+          <w:tcPr>
+            <w:tcW w:w="3629" w:type="dxa"/>
+            <w:tcBorders>
+              <w:top w:val="single" w:sz="4" w:space="0" w:color="A89662"/>
+              <w:left w:val="single" w:sz="4" w:space="0" w:color="D9D9D2"/>
+              <w:bottom w:val="single" w:sz="4" w:space="0" w:color="D9D9D2"/>
+              <w:right w:val="single" w:sz="4" w:space="0" w:color="D9D9D2"/>
+            </w:tcBorders>
+            <w:shd w:color="auto" w:fill="002516" w:val="clear"/>
+          </w:tcPr>
+          <w:p>
+            <w:pPr>
+              <w:pStyle w:val="Normal"/>
+              <w:keepNext w:val="true"/>
+              <w:spacing w:lineRule="auto" w:line="252" w:before="0" w:after="0"/>
+              <w:rPr/>
+            </w:pPr>
+            <w:r>
+              <w:rPr>
+                <w:rFonts w:cs="Arial"/>
+                <w:b/>
+                <w:i w:val="false"/>
+                <w:color w:val="FFFFFF"/>
+                <w:sz w:val="17"/>
+              </w:rPr>
+              <w:t>Observable indicators</w:t>
+            </w:r>
+          </w:p>
+        </w:tc>
+        <w:tc>
+          <w:tcPr>
+            <w:tcW w:w="3628" w:type="dxa"/>
+            <w:tcBorders>
+              <w:top w:val="single" w:sz="4" w:space="0" w:color="A89662"/>
+              <w:left w:val="single" w:sz="4" w:space="0" w:color="D9D9D2"/>
+              <w:bottom w:val="single" w:sz="4" w:space="0" w:color="D9D9D2"/>
+              <w:right w:val="single" w:sz="4" w:space="0" w:color="A89662"/>
+            </w:tcBorders>
+            <w:shd w:color="auto" w:fill="002516" w:val="clear"/>
+          </w:tcPr>
+          <w:p>
+            <w:pPr>
+              <w:pStyle w:val="Normal"/>
+              <w:keepNext w:val="true"/>
+              <w:spacing w:lineRule="auto" w:line="252" w:before="0" w:after="0"/>
+              <w:rPr/>
+            </w:pPr>
+            <w:r>
+              <w:rPr>
+                <w:rFonts w:cs="Arial"/>
+                <w:b/>
+                <w:i w:val="false"/>
+                <w:color w:val="FFFFFF"/>
+                <w:sz w:val="17"/>
+              </w:rPr>
+              <w:t>Note</w:t>
+            </w:r>
+          </w:p>
+        </w:tc>
+      </w:tr>
+      <w:tr>
+        <w:trPr>
+          <w:cantSplit w:val="true"/>
+        </w:trPr>
+        <w:tc>
+          <w:tcPr>
+            <w:tcW w:w="2040" w:type="dxa"/>
+            <w:tcBorders>
+              <w:top w:val="single" w:sz="4" w:space="0" w:color="D9D9D2"/>
+              <w:left w:val="single" w:sz="4" w:space="0" w:color="A89662"/>
+              <w:bottom w:val="single" w:sz="4" w:space="0" w:color="D9D9D2"/>
+              <w:right w:val="single" w:sz="4" w:space="0" w:color="D9D9D2"/>
+            </w:tcBorders>
+            <w:shd w:color="auto" w:fill="CDD2B7" w:val="clear"/>
+          </w:tcPr>
+          <w:p>
+            <w:pPr>
+              <w:pStyle w:val="Normal"/>
+              <w:keepNext w:val="true"/>
+              <w:spacing w:lineRule="auto" w:line="252" w:before="0" w:after="0"/>
+              <w:rPr/>
+            </w:pPr>
+            <w:r>
+              <w:rPr>
+                <w:rFonts w:cs="Arial"/>
+                <w:b/>
+                <w:i w:val="false"/>
+                <w:color w:val="002516"/>
+                <w:sz w:val="17"/>
+              </w:rPr>
+              <w:t>Task Focus</w:t>
+            </w:r>
+          </w:p>
+        </w:tc>
+        <w:tc>
+          <w:tcPr>
+            <w:tcW w:w="3629" w:type="dxa"/>
+            <w:tcBorders>
+              <w:top w:val="single" w:sz="4" w:space="0" w:color="D9D9D2"/>
+              <w:left w:val="single" w:sz="4" w:space="0" w:color="D9D9D2"/>
+              <w:bottom w:val="single" w:sz="4" w:space="0" w:color="D9D9D2"/>
+              <w:right w:val="single" w:sz="4" w:space="0" w:color="D9D9D2"/>
+            </w:tcBorders>
+          </w:tcPr>
+          <w:p>
+            <w:pPr>
+              <w:pStyle w:val="Normal"/>
+              <w:keepNext w:val="true"/>
+              <w:spacing w:lineRule="auto" w:line="252" w:before="0" w:after="0"/>
+              <w:rPr/>
+            </w:pPr>
+            <w:r>
+              <w:rPr>
+                <w:rFonts w:cs="Arial"/>
+                <w:b w:val="false"/>
+                <w:i w:val="false"/>
+                <w:sz w:val="17"/>
+              </w:rPr>
+              <w:t>Task focus and deliberate action.</w:t>
+            </w:r>
+          </w:p>
+        </w:tc>
+        <w:tc>
+          <w:tcPr>
+            <w:tcW w:w="3628" w:type="dxa"/>
+            <w:tcBorders>
+              <w:top w:val="single" w:sz="4" w:space="0" w:color="D9D9D2"/>
+              <w:left w:val="single" w:sz="4" w:space="0" w:color="D9D9D2"/>
+              <w:bottom w:val="single" w:sz="4" w:space="0" w:color="D9D9D2"/>
+              <w:right w:val="single" w:sz="4" w:space="0" w:color="A89662"/>
+            </w:tcBorders>
+          </w:tcPr>
+          <w:p>
+            <w:pPr>
+              <w:pStyle w:val="Normal"/>
+              <w:keepNext w:val="true"/>
+              <w:spacing w:lineRule="auto" w:line="252" w:before="0" w:after="0"/>
+              <w:rPr/>
+            </w:pPr>
+            <w:r>
+              <w:rPr>
+                <w:rFonts w:cs="Arial"/>
+                <w:b w:val="false"/>
+                <w:i w:val="false"/>
+                <w:sz w:val="17"/>
+              </w:rPr>
+              <w:t>Proposed Army label for COGCON's Performance Mindset.</w:t>
+            </w:r>
+          </w:p>
+        </w:tc>
+      </w:tr>
+      <w:tr>
+        <w:trPr>
+          <w:cantSplit w:val="true"/>
+        </w:trPr>
+        <w:tc>
+          <w:tcPr>
+            <w:tcW w:w="2040" w:type="dxa"/>
+            <w:tcBorders>
+              <w:top w:val="single" w:sz="4" w:space="0" w:color="D9D9D2"/>
+              <w:left w:val="single" w:sz="4" w:space="0" w:color="A89662"/>
+              <w:bottom w:val="single" w:sz="4" w:space="0" w:color="D9D9D2"/>
+              <w:right w:val="single" w:sz="4" w:space="0" w:color="D9D9D2"/>
+            </w:tcBorders>
+            <w:shd w:color="auto" w:fill="CDD2B7" w:val="clear"/>
+          </w:tcPr>
+          <w:p>
+            <w:pPr>
+              <w:pStyle w:val="Normal"/>
+              <w:keepNext w:val="true"/>
+              <w:spacing w:lineRule="auto" w:line="252" w:before="0" w:after="0"/>
+              <w:rPr/>
+            </w:pPr>
+            <w:r>
+              <w:rPr>
+                <w:rFonts w:cs="Arial"/>
+                <w:b/>
+                <w:i w:val="false"/>
+                <w:color w:val="002516"/>
+                <w:sz w:val="17"/>
+              </w:rPr>
+              <w:t>Command Presence</w:t>
+            </w:r>
+          </w:p>
+        </w:tc>
+        <w:tc>
+          <w:tcPr>
+            <w:tcW w:w="3629" w:type="dxa"/>
+            <w:tcBorders>
+              <w:top w:val="single" w:sz="4" w:space="0" w:color="D9D9D2"/>
+              <w:left w:val="single" w:sz="4" w:space="0" w:color="D9D9D2"/>
+              <w:bottom w:val="single" w:sz="4" w:space="0" w:color="D9D9D2"/>
+              <w:right w:val="single" w:sz="4" w:space="0" w:color="D9D9D2"/>
+            </w:tcBorders>
+          </w:tcPr>
+          <w:p>
+            <w:pPr>
+              <w:pStyle w:val="Normal"/>
+              <w:keepNext w:val="true"/>
+              <w:spacing w:lineRule="auto" w:line="252" w:before="0" w:after="0"/>
+              <w:rPr/>
+            </w:pPr>
+            <w:r>
+              <w:rPr>
+                <w:rFonts w:cs="Arial"/>
+                <w:b w:val="false"/>
+                <w:i w:val="false"/>
+                <w:sz w:val="17"/>
+              </w:rPr>
+              <w:t>Controlled posture, communication and pacing.</w:t>
+            </w:r>
+          </w:p>
+        </w:tc>
+        <w:tc>
+          <w:tcPr>
+            <w:tcW w:w="3628" w:type="dxa"/>
+            <w:tcBorders>
+              <w:top w:val="single" w:sz="4" w:space="0" w:color="D9D9D2"/>
+              <w:left w:val="single" w:sz="4" w:space="0" w:color="D9D9D2"/>
+              <w:bottom w:val="single" w:sz="4" w:space="0" w:color="D9D9D2"/>
+              <w:right w:val="single" w:sz="4" w:space="0" w:color="A89662"/>
+            </w:tcBorders>
+          </w:tcPr>
+          <w:p>
+            <w:pPr>
+              <w:pStyle w:val="Normal"/>
+              <w:keepNext w:val="true"/>
+              <w:spacing w:lineRule="auto" w:line="252" w:before="0" w:after="0"/>
+              <w:rPr/>
+            </w:pPr>
+            <w:r>
+              <w:rPr>
+                <w:rFonts w:cs="Arial"/>
+                <w:b w:val="false"/>
+                <w:i w:val="false"/>
+                <w:sz w:val="17"/>
+              </w:rPr>
+              <w:t>COGCON name retained.</w:t>
+            </w:r>
+          </w:p>
+        </w:tc>
+      </w:tr>
+      <w:tr>
+        <w:trPr>
+          <w:cantSplit w:val="true"/>
+        </w:trPr>
+        <w:tc>
+          <w:tcPr>
+            <w:tcW w:w="2040" w:type="dxa"/>
+            <w:tcBorders>
+              <w:top w:val="single" w:sz="4" w:space="0" w:color="D9D9D2"/>
+              <w:left w:val="single" w:sz="4" w:space="0" w:color="A89662"/>
+              <w:bottom w:val="single" w:sz="4" w:space="0" w:color="D9D9D2"/>
+              <w:right w:val="single" w:sz="4" w:space="0" w:color="D9D9D2"/>
+            </w:tcBorders>
+            <w:shd w:color="auto" w:fill="CDD2B7" w:val="clear"/>
+          </w:tcPr>
+          <w:p>
+            <w:pPr>
+              <w:pStyle w:val="Normal"/>
+              <w:keepNext w:val="true"/>
+              <w:spacing w:lineRule="auto" w:line="252" w:before="0" w:after="0"/>
+              <w:rPr/>
+            </w:pPr>
+            <w:r>
+              <w:rPr>
+                <w:rFonts w:cs="Arial"/>
+                <w:b/>
+                <w:i w:val="false"/>
+                <w:color w:val="002516"/>
+                <w:sz w:val="17"/>
+              </w:rPr>
+              <w:t>Situational Awareness</w:t>
+            </w:r>
+          </w:p>
+        </w:tc>
+        <w:tc>
+          <w:tcPr>
+            <w:tcW w:w="3629" w:type="dxa"/>
+            <w:tcBorders>
+              <w:top w:val="single" w:sz="4" w:space="0" w:color="D9D9D2"/>
+              <w:left w:val="single" w:sz="4" w:space="0" w:color="D9D9D2"/>
+              <w:bottom w:val="single" w:sz="4" w:space="0" w:color="D9D9D2"/>
+              <w:right w:val="single" w:sz="4" w:space="0" w:color="D9D9D2"/>
+            </w:tcBorders>
+          </w:tcPr>
+          <w:p>
+            <w:pPr>
+              <w:pStyle w:val="Normal"/>
+              <w:keepNext w:val="true"/>
+              <w:spacing w:lineRule="auto" w:line="252" w:before="0" w:after="0"/>
+              <w:rPr/>
+            </w:pPr>
+            <w:r>
+              <w:rPr>
+                <w:rFonts w:cs="Arial"/>
+                <w:b w:val="false"/>
+                <w:i w:val="false"/>
+                <w:sz w:val="17"/>
+              </w:rPr>
+              <w:t>Active scanning, information gathering and resistance to fixation.</w:t>
+            </w:r>
+          </w:p>
+        </w:tc>
+        <w:tc>
+          <w:tcPr>
+            <w:tcW w:w="3628" w:type="dxa"/>
+            <w:tcBorders>
+              <w:top w:val="single" w:sz="4" w:space="0" w:color="D9D9D2"/>
+              <w:left w:val="single" w:sz="4" w:space="0" w:color="D9D9D2"/>
+              <w:bottom w:val="single" w:sz="4" w:space="0" w:color="D9D9D2"/>
+              <w:right w:val="single" w:sz="4" w:space="0" w:color="A89662"/>
+            </w:tcBorders>
+          </w:tcPr>
+          <w:p>
+            <w:pPr>
+              <w:pStyle w:val="Normal"/>
+              <w:keepNext w:val="true"/>
+              <w:spacing w:lineRule="auto" w:line="252" w:before="0" w:after="0"/>
+              <w:rPr/>
+            </w:pPr>
+            <w:r>
+              <w:rPr>
+                <w:rFonts w:cs="Arial"/>
+                <w:b w:val="false"/>
+                <w:i w:val="false"/>
+                <w:sz w:val="17"/>
+              </w:rPr>
+              <w:t>COGCON name retained.</w:t>
+            </w:r>
+          </w:p>
+        </w:tc>
+      </w:tr>
+      <w:tr>
+        <w:trPr>
+          <w:cantSplit w:val="true"/>
+        </w:trPr>
+        <w:tc>
+          <w:tcPr>
+            <w:tcW w:w="2040" w:type="dxa"/>
+            <w:tcBorders>
+              <w:top w:val="single" w:sz="4" w:space="0" w:color="D9D9D2"/>
+              <w:left w:val="single" w:sz="4" w:space="0" w:color="A89662"/>
+              <w:bottom w:val="single" w:sz="4" w:space="0" w:color="A89662"/>
+              <w:right w:val="single" w:sz="4" w:space="0" w:color="D9D9D2"/>
+            </w:tcBorders>
+            <w:shd w:color="auto" w:fill="CDD2B7" w:val="clear"/>
+          </w:tcPr>
+          <w:p>
+            <w:pPr>
+              <w:pStyle w:val="Normal"/>
+              <w:spacing w:lineRule="auto" w:line="252" w:before="0" w:after="0"/>
+              <w:rPr/>
+            </w:pPr>
+            <w:r>
+              <w:rPr>
+                <w:rFonts w:cs="Arial"/>
+                <w:b/>
+                <w:i w:val="false"/>
+                <w:color w:val="002516"/>
+                <w:sz w:val="17"/>
+              </w:rPr>
+              <w:t>Resilience</w:t>
+            </w:r>
+          </w:p>
+        </w:tc>
+        <w:tc>
+          <w:tcPr>
+            <w:tcW w:w="3629" w:type="dxa"/>
+            <w:tcBorders>
+              <w:top w:val="single" w:sz="4" w:space="0" w:color="D9D9D2"/>
+              <w:left w:val="single" w:sz="4" w:space="0" w:color="D9D9D2"/>
+              <w:bottom w:val="single" w:sz="4" w:space="0" w:color="A89662"/>
+              <w:right w:val="single" w:sz="4" w:space="0" w:color="D9D9D2"/>
+            </w:tcBorders>
+          </w:tcPr>
+          <w:p>
+            <w:pPr>
+              <w:pStyle w:val="Normal"/>
+              <w:spacing w:lineRule="auto" w:line="252" w:before="0" w:after="0"/>
+              <w:rPr/>
+            </w:pPr>
+            <w:r>
+              <w:rPr>
+                <w:rFonts w:cs="Arial"/>
+                <w:b w:val="false"/>
+                <w:i w:val="false"/>
+                <w:sz w:val="17"/>
+              </w:rPr>
+              <w:t>Rapid recovery following error, correction or performance disruption.</w:t>
+            </w:r>
+          </w:p>
+        </w:tc>
+        <w:tc>
+          <w:tcPr>
+            <w:tcW w:w="3628" w:type="dxa"/>
+            <w:tcBorders>
+              <w:top w:val="single" w:sz="4" w:space="0" w:color="D9D9D2"/>
+              <w:left w:val="single" w:sz="4" w:space="0" w:color="D9D9D2"/>
+              <w:bottom w:val="single" w:sz="4" w:space="0" w:color="A89662"/>
+              <w:right w:val="single" w:sz="4" w:space="0" w:color="A89662"/>
+            </w:tcBorders>
+          </w:tcPr>
+          <w:p>
+            <w:pPr>
+              <w:pStyle w:val="Normal"/>
+              <w:spacing w:lineRule="auto" w:line="252" w:before="0" w:after="0"/>
+              <w:rPr/>
+            </w:pPr>
+            <w:r>
+              <w:rPr>
+                <w:rFonts w:cs="Arial"/>
+                <w:b w:val="false"/>
+                <w:i w:val="false"/>
+                <w:sz w:val="17"/>
+              </w:rPr>
+              <w:t>COGCON name retained.</w:t>
+            </w:r>
+          </w:p>
+        </w:tc>
+      </w:tr>
+    </w:tbl>
+    <w:p>
+      <w:pPr>
+        <w:pStyle w:val="Normal"/>
+        <w:spacing w:lineRule="exact" w:line="80" w:before="0" w:after="0"/>
+        <w:rPr/>
+      </w:pPr>
+      <w:r>
+        <w:rPr/>
+      </w:r>
+    </w:p>
+    <w:p>
+      <w:pPr>
+        <w:pStyle w:val="Normal"/>
+        <w:spacing w:lineRule="auto" w:line="259" w:before="0" w:after="60"/>
+        <w:rPr/>
+      </w:pPr>
+      <w:r>
+        <w:rPr>
+          <w:rFonts w:cs="Arial"/>
+          <w:b w:val="false"/>
+          <w:i w:val="false"/>
+        </w:rPr>
+        <w:t>Command Presence, Situational Awareness and Resilience are already readily understood Army concepts. Performance Mindset is the one label scrutinised: alongside Combat Mindset and Performance Under Pressure it is one "mindset" too many, and COGCON notes it was chosen internally to avoid collision with Army's umbrella term. Task Focus is the cleaner behavioural label.</w:t>
+      </w:r>
+    </w:p>
+    <w:p>
+      <w:pPr>
+        <w:pStyle w:val="Normal"/>
+        <w:tabs>
+          <w:tab w:val="clear" w:pos="720"/>
+          <w:tab w:val="left" w:pos="397" w:leader="none"/>
+        </w:tabs>
+        <w:spacing w:before="0" w:after="40"/>
+        <w:ind w:hanging="238" w:left="397"/>
+        <w:rPr/>
+      </w:pPr>
+      <w:r>
+        <w:rPr>
+          <w:rFonts w:cs="Arial"/>
+          <w:b/>
+          <w:color w:val="002516"/>
+        </w:rPr>
+        <w:t>•</w:t>
+      </w:r>
+      <w:r>
+        <w:rPr>
+          <w:rFonts w:cs="Arial"/>
+          <w:b/>
+          <w:color w:val="002516"/>
+        </w:rPr>
+        <w:tab/>
+      </w:r>
+      <w:r>
+        <w:rPr>
+          <w:rFonts w:cs="Arial"/>
+          <w:b/>
+          <w:i w:val="false"/>
+        </w:rPr>
+        <w:t>Army design requirement:</w:t>
+      </w:r>
+      <w:r>
+        <w:rPr>
+          <w:rFonts w:cs="Arial"/>
+          <w:b w:val="false"/>
+          <w:i w:val="false"/>
+        </w:rPr>
+        <w:t xml:space="preserve"> confirm the four states and their behavioural markers. They may be derived from OPS4 but should describe the behaviours Army expects to observe from its people under operational pressure.</w:t>
+      </w:r>
+    </w:p>
+    <w:p>
+      <w:pPr>
+        <w:pStyle w:val="Heading1"/>
+        <w:spacing w:before="160" w:after="60"/>
+        <w:rPr/>
+      </w:pPr>
+      <w:r>
+        <w:rPr>
+          <w:rFonts w:cs="Arial"/>
+          <w:b/>
+          <w:i w:val="false"/>
+          <w:color w:val="002516"/>
+          <w:sz w:val="25"/>
+        </w:rPr>
+        <w:t>4. CMC Training Methodology</w:t>
+      </w:r>
+    </w:p>
+    <w:p>
+      <w:pPr>
+        <w:pStyle w:val="Normal"/>
+        <w:spacing w:lineRule="auto" w:line="259" w:before="0" w:after="60"/>
+        <w:rPr/>
+      </w:pPr>
+      <w:r>
+        <w:rPr>
+          <w:rFonts w:cs="Arial"/>
+          <w:b w:val="false"/>
+          <w:i w:val="false"/>
+        </w:rPr>
+        <w:t xml:space="preserve">CMC is conditioning through deliberate practice, not simply education about stress or cognition. Training progresses from understanding and practising the component skills in controlled conditions toward their application under increasingly representative pressure: </w:t>
+      </w:r>
+      <w:r>
+        <w:rPr>
+          <w:rFonts w:cs="Arial"/>
+          <w:b/>
+          <w:i w:val="false"/>
+        </w:rPr>
+        <w:t>Learn → Practise → Pressure → Apply → Reinforce.</w:t>
+      </w:r>
+    </w:p>
+    <w:p>
+      <w:pPr>
+        <w:pStyle w:val="Normal"/>
+        <w:spacing w:lineRule="auto" w:line="259" w:before="0" w:after="60"/>
+        <w:rPr/>
+      </w:pPr>
+      <w:r>
+        <w:rPr>
+          <w:rFonts w:cs="Arial"/>
+          <w:b w:val="false"/>
+          <w:i w:val="false"/>
+        </w:rPr>
+        <w:t>Pressure is introduced progressively through physical, cognitive, emotional, environmental and task demands appropriate to the training context.</w:t>
+      </w:r>
+    </w:p>
+    <w:p>
+      <w:pPr>
+        <w:pStyle w:val="Normal"/>
+        <w:spacing w:lineRule="auto" w:line="259" w:before="0" w:after="60"/>
+        <w:rPr/>
+      </w:pPr>
+      <w:r>
+        <w:rPr>
+          <w:rFonts w:cs="Arial"/>
+          <w:b w:val="false"/>
+          <w:i w:val="false"/>
+        </w:rPr>
+        <w:t>CMC does not need to exist solely as a standalone course. Once foundational skills have been taught, they can be deliberately practised and reinforced within existing Army training. COGCON argues explicitly for this approach: conditioning should occur within existing training, under the load that training already generates, rather than remaining a separate classroom activity. This allows CMC to be reinforced through PT, leadership training, field exercises and other individual and collective training as the system matures. The ACMS already anticipates this model of deliberate instruction followed by continued practice and application.</w:t>
+      </w:r>
+    </w:p>
+    <w:p>
+      <w:pPr>
+        <w:pStyle w:val="Heading1"/>
+        <w:spacing w:before="160" w:after="60"/>
+        <w:rPr/>
+      </w:pPr>
+      <w:r>
+        <w:rPr>
+          <w:rFonts w:cs="Arial"/>
+          <w:b/>
+          <w:i w:val="false"/>
+          <w:color w:val="002516"/>
+          <w:sz w:val="25"/>
+        </w:rPr>
+        <w:t>5. CMC Coaching and Assurance</w:t>
+      </w:r>
+    </w:p>
+    <w:p>
+      <w:pPr>
+        <w:pStyle w:val="Normal"/>
+        <w:spacing w:lineRule="auto" w:line="259" w:before="0" w:after="60"/>
+        <w:rPr/>
+      </w:pPr>
+      <w:r>
+        <w:rPr>
+          <w:rFonts w:cs="Arial"/>
+          <w:b w:val="false"/>
+          <w:i w:val="false"/>
+        </w:rPr>
+        <w:t xml:space="preserve">CMC uses trained coaches and instructors to </w:t>
+      </w:r>
+      <w:r>
+        <w:rPr>
+          <w:rFonts w:cs="Arial"/>
+          <w:b/>
+          <w:i w:val="false"/>
+        </w:rPr>
+        <w:t>observe → identify → intervene → reset → reassess.</w:t>
+      </w:r>
+      <w:r>
+        <w:rPr>
+          <w:rFonts w:cs="Arial"/>
+          <w:b w:val="false"/>
+          <w:i w:val="false"/>
+        </w:rPr>
+        <w:t xml:space="preserve"> Assessment focuses on whether the individual can demonstrate the required behaviours while under appropriate pressure, rather than simply recalling CMC knowledge.</w:t>
+      </w:r>
+    </w:p>
+    <w:p>
+      <w:pPr>
+        <w:pStyle w:val="Normal"/>
+        <w:spacing w:lineRule="auto" w:line="259" w:before="0" w:after="60"/>
+        <w:rPr/>
+      </w:pPr>
+      <w:r>
+        <w:rPr>
+          <w:rFonts w:cs="Arial"/>
+          <w:b w:val="false"/>
+          <w:i w:val="false"/>
+        </w:rPr>
+        <w:t>COGCON provides a useful starting model: Level 1 Coach, Level 2 Coach and Specialist, supported by observed assessment, recertification and quality assurance. The working CMC equivalents are CMC Coach and CMC Lead Coach. CMC does not necessarily need to replicate COGCON's tiers.</w:t>
+      </w:r>
+    </w:p>
+    <w:p>
+      <w:pPr>
+        <w:pStyle w:val="Normal"/>
+        <w:spacing w:lineRule="auto" w:line="259" w:before="0" w:after="60"/>
+        <w:rPr/>
+      </w:pPr>
+      <w:r>
+        <w:rPr>
+          <w:rFonts w:cs="Arial"/>
+          <w:b w:val="false"/>
+          <w:i w:val="false"/>
+        </w:rPr>
+        <w:t>CMC should be capable of both formal instruction and distributed reinforcement. Initially, specialist CMC instructors deliver foundational training and develop Army instructor capability. As proficiency develops, trained instructors and commanders reinforce CMC through existing training environments.</w:t>
+      </w:r>
+    </w:p>
+    <w:p>
+      <w:pPr>
+        <w:pStyle w:val="Normal"/>
+        <w:spacing w:lineRule="auto" w:line="259" w:before="0" w:after="60"/>
+        <w:rPr/>
+      </w:pPr>
+      <w:r>
+        <w:rPr>
+          <w:rFonts w:cs="Arial"/>
+          <w:b w:val="false"/>
+          <w:i w:val="false"/>
+        </w:rPr>
+        <w:t xml:space="preserve">A defined assurance system protects: </w:t>
+      </w:r>
+      <w:r>
+        <w:rPr>
+          <w:rFonts w:cs="Arial"/>
+          <w:b/>
+          <w:i w:val="false"/>
+        </w:rPr>
+        <w:t>training sequence · instructor competence · pressure progression · Reset integrity · behavioural standards · assessment consistency.</w:t>
+      </w:r>
+      <w:r>
+        <w:rPr>
+          <w:rFonts w:cs="Arial"/>
+          <w:b w:val="false"/>
+          <w:i w:val="false"/>
+        </w:rPr>
+        <w:t xml:space="preserve"> This is an area where COGCON gives Army a significant head start: its existing architecture already contains coach accreditation, recertification, quality assurance and drift control.</w:t>
+      </w:r>
+    </w:p>
+    <w:p>
+      <w:pPr>
+        <w:pStyle w:val="Normal"/>
+        <w:tabs>
+          <w:tab w:val="clear" w:pos="720"/>
+          <w:tab w:val="left" w:pos="397" w:leader="none"/>
+        </w:tabs>
+        <w:spacing w:before="0" w:after="40"/>
+        <w:ind w:hanging="238" w:left="397"/>
+        <w:rPr/>
+      </w:pPr>
+      <w:r>
+        <w:rPr>
+          <w:rFonts w:cs="Arial"/>
+          <w:b/>
+          <w:color w:val="002516"/>
+        </w:rPr>
+        <w:t>•</w:t>
+      </w:r>
+      <w:r>
+        <w:rPr>
+          <w:rFonts w:cs="Arial"/>
+          <w:b/>
+          <w:color w:val="002516"/>
+        </w:rPr>
+        <w:tab/>
+      </w:r>
+      <w:r>
+        <w:rPr>
+          <w:rFonts w:cs="Arial"/>
+          <w:b/>
+          <w:i w:val="false"/>
+        </w:rPr>
+        <w:t>Army design requirement:</w:t>
+      </w:r>
+      <w:r>
+        <w:rPr>
+          <w:rFonts w:cs="Arial"/>
+          <w:b w:val="false"/>
+          <w:i w:val="false"/>
+        </w:rPr>
+        <w:t xml:space="preserve"> determine a coach and instructor model that fits existing Army instructor qualification, assurance and training-management systems.</w:t>
+      </w:r>
+    </w:p>
+    <w:p>
+      <w:pPr>
+        <w:pStyle w:val="Heading1"/>
+        <w:spacing w:before="160" w:after="60"/>
+        <w:rPr/>
+      </w:pPr>
+      <w:r>
+        <w:rPr>
+          <w:rFonts w:cs="Arial"/>
+          <w:b/>
+          <w:i w:val="false"/>
+          <w:color w:val="002516"/>
+          <w:sz w:val="25"/>
+        </w:rPr>
+        <w:t>6. Progressive Development</w:t>
+      </w:r>
+    </w:p>
+    <w:p>
+      <w:pPr>
+        <w:pStyle w:val="Normal"/>
+        <w:keepNext w:val="true"/>
+        <w:spacing w:lineRule="auto" w:line="259" w:before="0" w:after="60"/>
+        <w:rPr/>
+      </w:pPr>
+      <w:r>
+        <w:rPr>
+          <w:rFonts w:cs="Arial"/>
+          <w:b w:val="false"/>
+          <w:i w:val="false"/>
+        </w:rPr>
+        <w:t>CMC directly supports the four-stage Army Combat Mindset developmental pathway.</w:t>
+      </w:r>
+    </w:p>
+    <w:tbl>
+      <w:tblPr>
+        <w:tblW w:w="9297" w:type="dxa"/>
+        <w:jc w:val="left"/>
+        <w:tblInd w:w="-8" w:type="dxa"/>
+        <w:tblLayout w:type="fixed"/>
+        <w:tblCellMar>
+          <w:top w:w="60" w:type="dxa"/>
+          <w:left w:w="100" w:type="dxa"/>
+          <w:bottom w:w="60" w:type="dxa"/>
+          <w:right w:w="100" w:type="dxa"/>
+        </w:tblCellMar>
+        <w:tblLook w:val="04a0" w:noHBand="0" w:noVBand="1" w:firstColumn="1" w:lastRow="0" w:lastColumn="0" w:firstRow="1"/>
+      </w:tblPr>
+      <w:tblGrid>
+        <w:gridCol w:w="2040"/>
+        <w:gridCol w:w="3629"/>
+        <w:gridCol w:w="3628"/>
+      </w:tblGrid>
+      <w:tr>
+        <w:trPr>
+          <w:cantSplit w:val="true"/>
+        </w:trPr>
+        <w:tc>
+          <w:tcPr>
+            <w:tcW w:w="2040" w:type="dxa"/>
+            <w:tcBorders>
+              <w:top w:val="single" w:sz="4" w:space="0" w:color="A89662"/>
+              <w:left w:val="single" w:sz="4" w:space="0" w:color="A89662"/>
+              <w:bottom w:val="single" w:sz="4" w:space="0" w:color="D9D9D2"/>
+              <w:right w:val="single" w:sz="4" w:space="0" w:color="D9D9D2"/>
+            </w:tcBorders>
+            <w:shd w:color="auto" w:fill="002516" w:val="clear"/>
+          </w:tcPr>
+          <w:p>
+            <w:pPr>
+              <w:pStyle w:val="Normal"/>
+              <w:keepNext w:val="true"/>
+              <w:spacing w:lineRule="auto" w:line="252" w:before="0" w:after="0"/>
+              <w:rPr/>
+            </w:pPr>
+            <w:r>
+              <w:rPr>
+                <w:rFonts w:cs="Arial"/>
+                <w:b/>
+                <w:i w:val="false"/>
+                <w:color w:val="FFFFFF"/>
+                <w:sz w:val="17"/>
+              </w:rPr>
+              <w:t>Stage</w:t>
+            </w:r>
+          </w:p>
+        </w:tc>
+        <w:tc>
+          <w:tcPr>
+            <w:tcW w:w="3629" w:type="dxa"/>
+            <w:tcBorders>
+              <w:top w:val="single" w:sz="4" w:space="0" w:color="A89662"/>
+              <w:left w:val="single" w:sz="4" w:space="0" w:color="D9D9D2"/>
+              <w:bottom w:val="single" w:sz="4" w:space="0" w:color="D9D9D2"/>
+              <w:right w:val="single" w:sz="4" w:space="0" w:color="D9D9D2"/>
+            </w:tcBorders>
+            <w:shd w:color="auto" w:fill="002516" w:val="clear"/>
+          </w:tcPr>
+          <w:p>
+            <w:pPr>
+              <w:pStyle w:val="Normal"/>
+              <w:keepNext w:val="true"/>
+              <w:spacing w:lineRule="auto" w:line="252" w:before="0" w:after="0"/>
+              <w:rPr/>
+            </w:pPr>
+            <w:r>
+              <w:rPr>
+                <w:rFonts w:cs="Arial"/>
+                <w:b/>
+                <w:i w:val="false"/>
+                <w:color w:val="FFFFFF"/>
+                <w:sz w:val="17"/>
+              </w:rPr>
+              <w:t>Step</w:t>
+            </w:r>
+          </w:p>
+        </w:tc>
+        <w:tc>
+          <w:tcPr>
+            <w:tcW w:w="3628" w:type="dxa"/>
+            <w:tcBorders>
+              <w:top w:val="single" w:sz="4" w:space="0" w:color="A89662"/>
+              <w:left w:val="single" w:sz="4" w:space="0" w:color="D9D9D2"/>
+              <w:bottom w:val="single" w:sz="4" w:space="0" w:color="D9D9D2"/>
+              <w:right w:val="single" w:sz="4" w:space="0" w:color="A89662"/>
+            </w:tcBorders>
+            <w:shd w:color="auto" w:fill="002516" w:val="clear"/>
+          </w:tcPr>
+          <w:p>
+            <w:pPr>
+              <w:pStyle w:val="Normal"/>
+              <w:keepNext w:val="true"/>
+              <w:spacing w:lineRule="auto" w:line="252" w:before="0" w:after="0"/>
+              <w:rPr/>
+            </w:pPr>
+            <w:r>
+              <w:rPr>
+                <w:rFonts w:cs="Arial"/>
+                <w:b/>
+                <w:i w:val="false"/>
+                <w:color w:val="FFFFFF"/>
+                <w:sz w:val="17"/>
+              </w:rPr>
+              <w:t>CMC contribution</w:t>
+            </w:r>
+          </w:p>
+        </w:tc>
+      </w:tr>
+      <w:tr>
+        <w:trPr>
+          <w:cantSplit w:val="true"/>
+        </w:trPr>
+        <w:tc>
+          <w:tcPr>
+            <w:tcW w:w="2040" w:type="dxa"/>
+            <w:tcBorders>
+              <w:top w:val="single" w:sz="4" w:space="0" w:color="D9D9D2"/>
+              <w:left w:val="single" w:sz="4" w:space="0" w:color="A89662"/>
+              <w:bottom w:val="single" w:sz="4" w:space="0" w:color="D9D9D2"/>
+              <w:right w:val="single" w:sz="4" w:space="0" w:color="D9D9D2"/>
+            </w:tcBorders>
+            <w:shd w:color="auto" w:fill="CDD2B7" w:val="clear"/>
+          </w:tcPr>
+          <w:p>
+            <w:pPr>
+              <w:pStyle w:val="Normal"/>
+              <w:keepNext w:val="true"/>
+              <w:spacing w:lineRule="auto" w:line="252" w:before="0" w:after="0"/>
+              <w:rPr/>
+            </w:pPr>
+            <w:r>
+              <w:rPr>
+                <w:rFonts w:cs="Arial"/>
+                <w:b/>
+                <w:i w:val="false"/>
+                <w:color w:val="002516"/>
+                <w:sz w:val="17"/>
+              </w:rPr>
+              <w:t>1. Understand Self</w:t>
+            </w:r>
+          </w:p>
+        </w:tc>
+        <w:tc>
+          <w:tcPr>
+            <w:tcW w:w="3629" w:type="dxa"/>
+            <w:tcBorders>
+              <w:top w:val="single" w:sz="4" w:space="0" w:color="D9D9D2"/>
+              <w:left w:val="single" w:sz="4" w:space="0" w:color="D9D9D2"/>
+              <w:bottom w:val="single" w:sz="4" w:space="0" w:color="D9D9D2"/>
+              <w:right w:val="single" w:sz="4" w:space="0" w:color="D9D9D2"/>
+            </w:tcBorders>
+          </w:tcPr>
+          <w:p>
+            <w:pPr>
+              <w:pStyle w:val="Normal"/>
+              <w:keepNext w:val="true"/>
+              <w:spacing w:lineRule="auto" w:line="252" w:before="0" w:after="0"/>
+              <w:rPr/>
+            </w:pPr>
+            <w:r>
+              <w:rPr>
+                <w:rFonts w:cs="Arial"/>
+                <w:b w:val="false"/>
+                <w:i w:val="false"/>
+                <w:sz w:val="17"/>
+              </w:rPr>
+              <w:t>Recognise your response.</w:t>
+            </w:r>
+          </w:p>
+        </w:tc>
+        <w:tc>
+          <w:tcPr>
+            <w:tcW w:w="3628" w:type="dxa"/>
+            <w:tcBorders>
+              <w:top w:val="single" w:sz="4" w:space="0" w:color="D9D9D2"/>
+              <w:left w:val="single" w:sz="4" w:space="0" w:color="D9D9D2"/>
+              <w:bottom w:val="single" w:sz="4" w:space="0" w:color="D9D9D2"/>
+              <w:right w:val="single" w:sz="4" w:space="0" w:color="A89662"/>
+            </w:tcBorders>
+          </w:tcPr>
+          <w:p>
+            <w:pPr>
+              <w:pStyle w:val="Normal"/>
+              <w:keepNext w:val="true"/>
+              <w:spacing w:lineRule="auto" w:line="252" w:before="0" w:after="0"/>
+              <w:rPr/>
+            </w:pPr>
+            <w:r>
+              <w:rPr>
+                <w:rFonts w:cs="Arial"/>
+                <w:b w:val="false"/>
+                <w:i w:val="false"/>
+                <w:sz w:val="17"/>
+              </w:rPr>
+              <w:t>Introduces self-awareness and understanding of individual responses to pressure.</w:t>
+            </w:r>
+          </w:p>
+        </w:tc>
+      </w:tr>
+      <w:tr>
+        <w:trPr>
+          <w:cantSplit w:val="true"/>
+        </w:trPr>
+        <w:tc>
+          <w:tcPr>
+            <w:tcW w:w="2040" w:type="dxa"/>
+            <w:tcBorders>
+              <w:top w:val="single" w:sz="4" w:space="0" w:color="D9D9D2"/>
+              <w:left w:val="single" w:sz="4" w:space="0" w:color="A89662"/>
+              <w:bottom w:val="single" w:sz="4" w:space="0" w:color="D9D9D2"/>
+              <w:right w:val="single" w:sz="4" w:space="0" w:color="D9D9D2"/>
+            </w:tcBorders>
+            <w:shd w:color="auto" w:fill="CDD2B7" w:val="clear"/>
+          </w:tcPr>
+          <w:p>
+            <w:pPr>
+              <w:pStyle w:val="Normal"/>
+              <w:keepNext w:val="true"/>
+              <w:spacing w:lineRule="auto" w:line="252" w:before="0" w:after="0"/>
+              <w:rPr/>
+            </w:pPr>
+            <w:r>
+              <w:rPr>
+                <w:rFonts w:cs="Arial"/>
+                <w:b/>
+                <w:i w:val="false"/>
+                <w:color w:val="002516"/>
+                <w:sz w:val="17"/>
+              </w:rPr>
+              <w:t>2. Regulate Self</w:t>
+            </w:r>
+          </w:p>
+        </w:tc>
+        <w:tc>
+          <w:tcPr>
+            <w:tcW w:w="3629" w:type="dxa"/>
+            <w:tcBorders>
+              <w:top w:val="single" w:sz="4" w:space="0" w:color="D9D9D2"/>
+              <w:left w:val="single" w:sz="4" w:space="0" w:color="D9D9D2"/>
+              <w:bottom w:val="single" w:sz="4" w:space="0" w:color="D9D9D2"/>
+              <w:right w:val="single" w:sz="4" w:space="0" w:color="D9D9D2"/>
+            </w:tcBorders>
+          </w:tcPr>
+          <w:p>
+            <w:pPr>
+              <w:pStyle w:val="Normal"/>
+              <w:keepNext w:val="true"/>
+              <w:spacing w:lineRule="auto" w:line="252" w:before="0" w:after="0"/>
+              <w:rPr/>
+            </w:pPr>
+            <w:r>
+              <w:rPr>
+                <w:rFonts w:cs="Arial"/>
+                <w:b w:val="false"/>
+                <w:i w:val="false"/>
+                <w:sz w:val="17"/>
+              </w:rPr>
+              <w:t>Control that response.</w:t>
+            </w:r>
+          </w:p>
+        </w:tc>
+        <w:tc>
+          <w:tcPr>
+            <w:tcW w:w="3628" w:type="dxa"/>
+            <w:tcBorders>
+              <w:top w:val="single" w:sz="4" w:space="0" w:color="D9D9D2"/>
+              <w:left w:val="single" w:sz="4" w:space="0" w:color="D9D9D2"/>
+              <w:bottom w:val="single" w:sz="4" w:space="0" w:color="D9D9D2"/>
+              <w:right w:val="single" w:sz="4" w:space="0" w:color="A89662"/>
+            </w:tcBorders>
+          </w:tcPr>
+          <w:p>
+            <w:pPr>
+              <w:pStyle w:val="Normal"/>
+              <w:keepNext w:val="true"/>
+              <w:spacing w:lineRule="auto" w:line="252" w:before="0" w:after="0"/>
+              <w:rPr/>
+            </w:pPr>
+            <w:r>
+              <w:rPr>
+                <w:rFonts w:cs="Arial"/>
+                <w:b w:val="false"/>
+                <w:i w:val="false"/>
+                <w:sz w:val="17"/>
+              </w:rPr>
+              <w:t>Develops practical regulation skills and the Combat Mindset Reset.</w:t>
+            </w:r>
+          </w:p>
+        </w:tc>
+      </w:tr>
+      <w:tr>
+        <w:trPr>
+          <w:cantSplit w:val="true"/>
+        </w:trPr>
+        <w:tc>
+          <w:tcPr>
+            <w:tcW w:w="2040" w:type="dxa"/>
+            <w:tcBorders>
+              <w:top w:val="single" w:sz="4" w:space="0" w:color="D9D9D2"/>
+              <w:left w:val="single" w:sz="4" w:space="0" w:color="A89662"/>
+              <w:bottom w:val="single" w:sz="4" w:space="0" w:color="D9D9D2"/>
+              <w:right w:val="single" w:sz="4" w:space="0" w:color="D9D9D2"/>
+            </w:tcBorders>
+            <w:shd w:color="auto" w:fill="CDD2B7" w:val="clear"/>
+          </w:tcPr>
+          <w:p>
+            <w:pPr>
+              <w:pStyle w:val="Normal"/>
+              <w:keepNext w:val="true"/>
+              <w:spacing w:lineRule="auto" w:line="252" w:before="0" w:after="0"/>
+              <w:rPr/>
+            </w:pPr>
+            <w:r>
+              <w:rPr>
+                <w:rFonts w:cs="Arial"/>
+                <w:b/>
+                <w:i w:val="false"/>
+                <w:color w:val="002516"/>
+                <w:sz w:val="17"/>
+              </w:rPr>
+              <w:t>3. Perform Under Pressure</w:t>
+            </w:r>
+          </w:p>
+        </w:tc>
+        <w:tc>
+          <w:tcPr>
+            <w:tcW w:w="3629" w:type="dxa"/>
+            <w:tcBorders>
+              <w:top w:val="single" w:sz="4" w:space="0" w:color="D9D9D2"/>
+              <w:left w:val="single" w:sz="4" w:space="0" w:color="D9D9D2"/>
+              <w:bottom w:val="single" w:sz="4" w:space="0" w:color="D9D9D2"/>
+              <w:right w:val="single" w:sz="4" w:space="0" w:color="D9D9D2"/>
+            </w:tcBorders>
+          </w:tcPr>
+          <w:p>
+            <w:pPr>
+              <w:pStyle w:val="Normal"/>
+              <w:keepNext w:val="true"/>
+              <w:spacing w:lineRule="auto" w:line="252" w:before="0" w:after="0"/>
+              <w:rPr/>
+            </w:pPr>
+            <w:r>
+              <w:rPr>
+                <w:rFonts w:cs="Arial"/>
+                <w:b w:val="false"/>
+                <w:i w:val="false"/>
+                <w:sz w:val="17"/>
+              </w:rPr>
+              <w:t>Sustain performance under pressure.</w:t>
+            </w:r>
+          </w:p>
+        </w:tc>
+        <w:tc>
+          <w:tcPr>
+            <w:tcW w:w="3628" w:type="dxa"/>
+            <w:tcBorders>
+              <w:top w:val="single" w:sz="4" w:space="0" w:color="D9D9D2"/>
+              <w:left w:val="single" w:sz="4" w:space="0" w:color="D9D9D2"/>
+              <w:bottom w:val="single" w:sz="4" w:space="0" w:color="D9D9D2"/>
+              <w:right w:val="single" w:sz="4" w:space="0" w:color="A89662"/>
+            </w:tcBorders>
+          </w:tcPr>
+          <w:p>
+            <w:pPr>
+              <w:pStyle w:val="Normal"/>
+              <w:keepNext w:val="true"/>
+              <w:spacing w:lineRule="auto" w:line="252" w:before="0" w:after="0"/>
+              <w:rPr/>
+            </w:pPr>
+            <w:r>
+              <w:rPr>
+                <w:rFonts w:cs="Arial"/>
+                <w:b w:val="false"/>
+                <w:i w:val="false"/>
+                <w:sz w:val="17"/>
+              </w:rPr>
+              <w:t>Progressively conditions those capacities under increasing and varied forms of load.</w:t>
+            </w:r>
+          </w:p>
+        </w:tc>
+      </w:tr>
+      <w:tr>
+        <w:trPr>
+          <w:cantSplit w:val="true"/>
+        </w:trPr>
+        <w:tc>
+          <w:tcPr>
+            <w:tcW w:w="2040" w:type="dxa"/>
+            <w:tcBorders>
+              <w:top w:val="single" w:sz="4" w:space="0" w:color="D9D9D2"/>
+              <w:left w:val="single" w:sz="4" w:space="0" w:color="A89662"/>
+              <w:bottom w:val="single" w:sz="4" w:space="0" w:color="A89662"/>
+              <w:right w:val="single" w:sz="4" w:space="0" w:color="D9D9D2"/>
+            </w:tcBorders>
+            <w:shd w:color="auto" w:fill="CDD2B7" w:val="clear"/>
+          </w:tcPr>
+          <w:p>
+            <w:pPr>
+              <w:pStyle w:val="Normal"/>
+              <w:spacing w:lineRule="auto" w:line="252" w:before="0" w:after="0"/>
+              <w:rPr/>
+            </w:pPr>
+            <w:r>
+              <w:rPr>
+                <w:rFonts w:cs="Arial"/>
+                <w:b/>
+                <w:i w:val="false"/>
+                <w:color w:val="002516"/>
+                <w:sz w:val="17"/>
+              </w:rPr>
+              <w:t>4. Combat Mindset</w:t>
+            </w:r>
+          </w:p>
+        </w:tc>
+        <w:tc>
+          <w:tcPr>
+            <w:tcW w:w="3629" w:type="dxa"/>
+            <w:tcBorders>
+              <w:top w:val="single" w:sz="4" w:space="0" w:color="D9D9D2"/>
+              <w:left w:val="single" w:sz="4" w:space="0" w:color="D9D9D2"/>
+              <w:bottom w:val="single" w:sz="4" w:space="0" w:color="A89662"/>
+              <w:right w:val="single" w:sz="4" w:space="0" w:color="D9D9D2"/>
+            </w:tcBorders>
+          </w:tcPr>
+          <w:p>
+            <w:pPr>
+              <w:pStyle w:val="Normal"/>
+              <w:spacing w:lineRule="auto" w:line="252" w:before="0" w:after="0"/>
+              <w:rPr/>
+            </w:pPr>
+            <w:r>
+              <w:rPr>
+                <w:rFonts w:cs="Arial"/>
+                <w:b w:val="false"/>
+                <w:i w:val="false"/>
+                <w:sz w:val="17"/>
+              </w:rPr>
+              <w:t>Apply it to operational demands.</w:t>
+            </w:r>
+          </w:p>
+        </w:tc>
+        <w:tc>
+          <w:tcPr>
+            <w:tcW w:w="3628" w:type="dxa"/>
+            <w:tcBorders>
+              <w:top w:val="single" w:sz="4" w:space="0" w:color="D9D9D2"/>
+              <w:left w:val="single" w:sz="4" w:space="0" w:color="D9D9D2"/>
+              <w:bottom w:val="single" w:sz="4" w:space="0" w:color="A89662"/>
+              <w:right w:val="single" w:sz="4" w:space="0" w:color="A89662"/>
+            </w:tcBorders>
+          </w:tcPr>
+          <w:p>
+            <w:pPr>
+              <w:pStyle w:val="Normal"/>
+              <w:spacing w:lineRule="auto" w:line="252" w:before="0" w:after="0"/>
+              <w:rPr/>
+            </w:pPr>
+            <w:r>
+              <w:rPr>
+                <w:rFonts w:cs="Arial"/>
+                <w:b w:val="false"/>
+                <w:i w:val="false"/>
+                <w:sz w:val="17"/>
+              </w:rPr>
+              <w:t>Integrated into representative military training so the individual practises maintaining effective performance under increasingly realistic operational demands.</w:t>
+            </w:r>
+          </w:p>
+        </w:tc>
+      </w:tr>
+    </w:tbl>
+    <w:p>
+      <w:pPr>
+        <w:pStyle w:val="Normal"/>
+        <w:spacing w:lineRule="exact" w:line="80" w:before="0" w:after="0"/>
+        <w:rPr/>
+      </w:pPr>
+      <w:r>
+        <w:rPr/>
+      </w:r>
+    </w:p>
+    <w:p>
+      <w:pPr>
+        <w:pStyle w:val="Heading1"/>
+        <w:spacing w:before="160" w:after="60"/>
+        <w:rPr/>
+      </w:pPr>
+      <w:r>
+        <w:rPr>
+          <w:rFonts w:cs="Arial"/>
+          <w:b/>
+          <w:i w:val="false"/>
+          <w:color w:val="002516"/>
+          <w:sz w:val="25"/>
+        </w:rPr>
+        <w:t>Product Architecture</w:t>
+      </w:r>
+    </w:p>
+    <w:p>
+      <w:pPr>
+        <w:pStyle w:val="Normal"/>
+        <w:keepNext w:val="true"/>
+        <w:spacing w:lineRule="auto" w:line="259" w:before="0" w:after="60"/>
+        <w:rPr/>
+      </w:pPr>
+      <w:r>
+        <w:rPr>
+          <w:rFonts w:cs="Arial"/>
+          <w:b w:val="false"/>
+          <w:i w:val="false"/>
+        </w:rPr>
+        <w:t>The vocabulary nests the product inside the system and gives each element one job.</w:t>
+      </w:r>
+    </w:p>
+    <w:tbl>
+      <w:tblPr>
+        <w:tblW w:w="9297" w:type="dxa"/>
+        <w:jc w:val="left"/>
+        <w:tblInd w:w="-8" w:type="dxa"/>
+        <w:tblLayout w:type="fixed"/>
+        <w:tblCellMar>
+          <w:top w:w="60" w:type="dxa"/>
+          <w:left w:w="100" w:type="dxa"/>
+          <w:bottom w:w="60" w:type="dxa"/>
+          <w:right w:w="100" w:type="dxa"/>
+        </w:tblCellMar>
+        <w:tblLook w:val="04a0" w:noHBand="0" w:noVBand="1" w:firstColumn="1" w:lastRow="0" w:lastColumn="0" w:firstRow="1"/>
+      </w:tblPr>
+      <w:tblGrid>
+        <w:gridCol w:w="2040"/>
+        <w:gridCol w:w="3629"/>
+        <w:gridCol w:w="3628"/>
+      </w:tblGrid>
+      <w:tr>
+        <w:trPr>
+          <w:cantSplit w:val="true"/>
+        </w:trPr>
+        <w:tc>
+          <w:tcPr>
+            <w:tcW w:w="2040" w:type="dxa"/>
+            <w:tcBorders>
+              <w:top w:val="single" w:sz="4" w:space="0" w:color="A89662"/>
+              <w:left w:val="single" w:sz="4" w:space="0" w:color="A89662"/>
+              <w:bottom w:val="single" w:sz="4" w:space="0" w:color="D9D9D2"/>
+              <w:right w:val="single" w:sz="4" w:space="0" w:color="D9D9D2"/>
+            </w:tcBorders>
+            <w:shd w:color="auto" w:fill="002516" w:val="clear"/>
+          </w:tcPr>
+          <w:p>
+            <w:pPr>
+              <w:pStyle w:val="Normal"/>
+              <w:keepNext w:val="true"/>
+              <w:spacing w:lineRule="auto" w:line="252" w:before="0" w:after="0"/>
+              <w:rPr/>
+            </w:pPr>
+            <w:r>
+              <w:rPr>
+                <w:rFonts w:cs="Arial"/>
+                <w:b/>
+                <w:i w:val="false"/>
+                <w:color w:val="FFFFFF"/>
+                <w:sz w:val="17"/>
+              </w:rPr>
+              <w:t>Layer</w:t>
+            </w:r>
+          </w:p>
+        </w:tc>
+        <w:tc>
+          <w:tcPr>
+            <w:tcW w:w="3629" w:type="dxa"/>
+            <w:tcBorders>
+              <w:top w:val="single" w:sz="4" w:space="0" w:color="A89662"/>
+              <w:left w:val="single" w:sz="4" w:space="0" w:color="D9D9D2"/>
+              <w:bottom w:val="single" w:sz="4" w:space="0" w:color="D9D9D2"/>
+              <w:right w:val="single" w:sz="4" w:space="0" w:color="D9D9D2"/>
+            </w:tcBorders>
+            <w:shd w:color="auto" w:fill="002516" w:val="clear"/>
+          </w:tcPr>
+          <w:p>
+            <w:pPr>
+              <w:pStyle w:val="Normal"/>
+              <w:keepNext w:val="true"/>
+              <w:spacing w:lineRule="auto" w:line="252" w:before="0" w:after="0"/>
+              <w:rPr/>
+            </w:pPr>
+            <w:r>
+              <w:rPr>
+                <w:rFonts w:cs="Arial"/>
+                <w:b/>
+                <w:i w:val="false"/>
+                <w:color w:val="FFFFFF"/>
+                <w:sz w:val="17"/>
+              </w:rPr>
+              <w:t>Element</w:t>
+            </w:r>
+          </w:p>
+        </w:tc>
+        <w:tc>
+          <w:tcPr>
+            <w:tcW w:w="3628" w:type="dxa"/>
+            <w:tcBorders>
+              <w:top w:val="single" w:sz="4" w:space="0" w:color="A89662"/>
+              <w:left w:val="single" w:sz="4" w:space="0" w:color="D9D9D2"/>
+              <w:bottom w:val="single" w:sz="4" w:space="0" w:color="D9D9D2"/>
+              <w:right w:val="single" w:sz="4" w:space="0" w:color="A89662"/>
+            </w:tcBorders>
+            <w:shd w:color="auto" w:fill="002516" w:val="clear"/>
+          </w:tcPr>
+          <w:p>
+            <w:pPr>
+              <w:pStyle w:val="Normal"/>
+              <w:keepNext w:val="true"/>
+              <w:spacing w:lineRule="auto" w:line="252" w:before="0" w:after="0"/>
+              <w:rPr/>
+            </w:pPr>
+            <w:r>
+              <w:rPr>
+                <w:rFonts w:cs="Arial"/>
+                <w:b/>
+                <w:i w:val="false"/>
+                <w:color w:val="FFFFFF"/>
+                <w:sz w:val="17"/>
+              </w:rPr>
+              <w:t>Role</w:t>
+            </w:r>
+          </w:p>
+        </w:tc>
+      </w:tr>
+      <w:tr>
+        <w:trPr>
+          <w:cantSplit w:val="true"/>
+        </w:trPr>
+        <w:tc>
+          <w:tcPr>
+            <w:tcW w:w="2040" w:type="dxa"/>
+            <w:tcBorders>
+              <w:top w:val="single" w:sz="4" w:space="0" w:color="D9D9D2"/>
+              <w:left w:val="single" w:sz="4" w:space="0" w:color="A89662"/>
+              <w:bottom w:val="single" w:sz="4" w:space="0" w:color="D9D9D2"/>
+              <w:right w:val="single" w:sz="4" w:space="0" w:color="D9D9D2"/>
+            </w:tcBorders>
+            <w:shd w:color="auto" w:fill="CDD2B7" w:val="clear"/>
+          </w:tcPr>
+          <w:p>
+            <w:pPr>
+              <w:pStyle w:val="Normal"/>
+              <w:keepNext w:val="true"/>
+              <w:spacing w:lineRule="auto" w:line="252" w:before="0" w:after="0"/>
+              <w:rPr/>
+            </w:pPr>
+            <w:r>
+              <w:rPr>
+                <w:rFonts w:cs="Arial"/>
+                <w:b/>
+                <w:i w:val="false"/>
+                <w:color w:val="002516"/>
+                <w:sz w:val="17"/>
+              </w:rPr>
+              <w:t>System</w:t>
+            </w:r>
+          </w:p>
+        </w:tc>
+        <w:tc>
+          <w:tcPr>
+            <w:tcW w:w="3629" w:type="dxa"/>
+            <w:tcBorders>
+              <w:top w:val="single" w:sz="4" w:space="0" w:color="D9D9D2"/>
+              <w:left w:val="single" w:sz="4" w:space="0" w:color="D9D9D2"/>
+              <w:bottom w:val="single" w:sz="4" w:space="0" w:color="D9D9D2"/>
+              <w:right w:val="single" w:sz="4" w:space="0" w:color="D9D9D2"/>
+            </w:tcBorders>
+          </w:tcPr>
+          <w:p>
+            <w:pPr>
+              <w:pStyle w:val="Normal"/>
+              <w:keepNext w:val="true"/>
+              <w:spacing w:lineRule="auto" w:line="252" w:before="0" w:after="0"/>
+              <w:rPr/>
+            </w:pPr>
+            <w:r>
+              <w:rPr>
+                <w:rFonts w:cs="Arial"/>
+                <w:b w:val="false"/>
+                <w:i w:val="false"/>
+                <w:sz w:val="17"/>
+              </w:rPr>
+              <w:t>Army Combat Mindset System</w:t>
+            </w:r>
+          </w:p>
+        </w:tc>
+        <w:tc>
+          <w:tcPr>
+            <w:tcW w:w="3628" w:type="dxa"/>
+            <w:tcBorders>
+              <w:top w:val="single" w:sz="4" w:space="0" w:color="D9D9D2"/>
+              <w:left w:val="single" w:sz="4" w:space="0" w:color="D9D9D2"/>
+              <w:bottom w:val="single" w:sz="4" w:space="0" w:color="D9D9D2"/>
+              <w:right w:val="single" w:sz="4" w:space="0" w:color="A89662"/>
+            </w:tcBorders>
+          </w:tcPr>
+          <w:p>
+            <w:pPr>
+              <w:pStyle w:val="Normal"/>
+              <w:keepNext w:val="true"/>
+              <w:spacing w:lineRule="auto" w:line="252" w:before="0" w:after="0"/>
+              <w:rPr/>
+            </w:pPr>
+            <w:r>
+              <w:rPr>
+                <w:rFonts w:cs="Arial"/>
+                <w:b w:val="false"/>
+                <w:i w:val="false"/>
+                <w:sz w:val="17"/>
+              </w:rPr>
+              <w:t>The overarching Army training system.</w:t>
+            </w:r>
+          </w:p>
+        </w:tc>
+      </w:tr>
+      <w:tr>
+        <w:trPr>
+          <w:cantSplit w:val="true"/>
+        </w:trPr>
+        <w:tc>
+          <w:tcPr>
+            <w:tcW w:w="2040" w:type="dxa"/>
+            <w:tcBorders>
+              <w:top w:val="single" w:sz="4" w:space="0" w:color="D9D9D2"/>
+              <w:left w:val="single" w:sz="4" w:space="0" w:color="A89662"/>
+              <w:bottom w:val="single" w:sz="4" w:space="0" w:color="D9D9D2"/>
+              <w:right w:val="single" w:sz="4" w:space="0" w:color="D9D9D2"/>
+            </w:tcBorders>
+            <w:shd w:color="auto" w:fill="CDD2B7" w:val="clear"/>
+          </w:tcPr>
+          <w:p>
+            <w:pPr>
+              <w:pStyle w:val="Normal"/>
+              <w:keepNext w:val="true"/>
+              <w:spacing w:lineRule="auto" w:line="252" w:before="0" w:after="0"/>
+              <w:rPr/>
+            </w:pPr>
+            <w:r>
+              <w:rPr>
+                <w:rFonts w:cs="Arial"/>
+                <w:b/>
+                <w:i w:val="false"/>
+                <w:color w:val="002516"/>
+                <w:sz w:val="17"/>
+              </w:rPr>
+              <w:t>Product</w:t>
+            </w:r>
+          </w:p>
+        </w:tc>
+        <w:tc>
+          <w:tcPr>
+            <w:tcW w:w="3629" w:type="dxa"/>
+            <w:tcBorders>
+              <w:top w:val="single" w:sz="4" w:space="0" w:color="D9D9D2"/>
+              <w:left w:val="single" w:sz="4" w:space="0" w:color="D9D9D2"/>
+              <w:bottom w:val="single" w:sz="4" w:space="0" w:color="D9D9D2"/>
+              <w:right w:val="single" w:sz="4" w:space="0" w:color="D9D9D2"/>
+            </w:tcBorders>
+          </w:tcPr>
+          <w:p>
+            <w:pPr>
+              <w:pStyle w:val="Normal"/>
+              <w:keepNext w:val="true"/>
+              <w:spacing w:lineRule="auto" w:line="252" w:before="0" w:after="0"/>
+              <w:rPr/>
+            </w:pPr>
+            <w:r>
+              <w:rPr>
+                <w:rFonts w:cs="Arial"/>
+                <w:b w:val="false"/>
+                <w:i w:val="false"/>
+                <w:sz w:val="17"/>
+              </w:rPr>
+              <w:t>Combat Mindset Conditioning</w:t>
+            </w:r>
+          </w:p>
+        </w:tc>
+        <w:tc>
+          <w:tcPr>
+            <w:tcW w:w="3628" w:type="dxa"/>
+            <w:tcBorders>
+              <w:top w:val="single" w:sz="4" w:space="0" w:color="D9D9D2"/>
+              <w:left w:val="single" w:sz="4" w:space="0" w:color="D9D9D2"/>
+              <w:bottom w:val="single" w:sz="4" w:space="0" w:color="D9D9D2"/>
+              <w:right w:val="single" w:sz="4" w:space="0" w:color="A89662"/>
+            </w:tcBorders>
+          </w:tcPr>
+          <w:p>
+            <w:pPr>
+              <w:pStyle w:val="Normal"/>
+              <w:keepNext w:val="true"/>
+              <w:spacing w:lineRule="auto" w:line="252" w:before="0" w:after="0"/>
+              <w:rPr/>
+            </w:pPr>
+            <w:r>
+              <w:rPr>
+                <w:rFonts w:cs="Arial"/>
+                <w:b w:val="false"/>
+                <w:i w:val="false"/>
+                <w:sz w:val="17"/>
+              </w:rPr>
+              <w:t>The deliberate practice used to develop the capacity.</w:t>
+            </w:r>
+          </w:p>
+        </w:tc>
+      </w:tr>
+      <w:tr>
+        <w:trPr>
+          <w:cantSplit w:val="true"/>
+        </w:trPr>
+        <w:tc>
+          <w:tcPr>
+            <w:tcW w:w="2040" w:type="dxa"/>
+            <w:tcBorders>
+              <w:top w:val="single" w:sz="4" w:space="0" w:color="D9D9D2"/>
+              <w:left w:val="single" w:sz="4" w:space="0" w:color="A89662"/>
+              <w:bottom w:val="single" w:sz="4" w:space="0" w:color="D9D9D2"/>
+              <w:right w:val="single" w:sz="4" w:space="0" w:color="D9D9D2"/>
+            </w:tcBorders>
+            <w:shd w:color="auto" w:fill="CDD2B7" w:val="clear"/>
+          </w:tcPr>
+          <w:p>
+            <w:pPr>
+              <w:pStyle w:val="Normal"/>
+              <w:keepNext w:val="true"/>
+              <w:spacing w:lineRule="auto" w:line="252" w:before="0" w:after="0"/>
+              <w:rPr/>
+            </w:pPr>
+            <w:r>
+              <w:rPr>
+                <w:rFonts w:cs="Arial"/>
+                <w:b/>
+                <w:i w:val="false"/>
+                <w:color w:val="002516"/>
+                <w:sz w:val="17"/>
+              </w:rPr>
+              <w:t>Element</w:t>
+            </w:r>
+          </w:p>
+        </w:tc>
+        <w:tc>
+          <w:tcPr>
+            <w:tcW w:w="3629" w:type="dxa"/>
+            <w:tcBorders>
+              <w:top w:val="single" w:sz="4" w:space="0" w:color="D9D9D2"/>
+              <w:left w:val="single" w:sz="4" w:space="0" w:color="D9D9D2"/>
+              <w:bottom w:val="single" w:sz="4" w:space="0" w:color="D9D9D2"/>
+              <w:right w:val="single" w:sz="4" w:space="0" w:color="D9D9D2"/>
+            </w:tcBorders>
+          </w:tcPr>
+          <w:p>
+            <w:pPr>
+              <w:pStyle w:val="Normal"/>
+              <w:keepNext w:val="true"/>
+              <w:spacing w:lineRule="auto" w:line="252" w:before="0" w:after="0"/>
+              <w:rPr/>
+            </w:pPr>
+            <w:r>
+              <w:rPr>
+                <w:rFonts w:cs="Arial"/>
+                <w:b w:val="false"/>
+                <w:i w:val="false"/>
+                <w:sz w:val="17"/>
+              </w:rPr>
+              <w:t>Combat Mindset Training Pillars</w:t>
+            </w:r>
+          </w:p>
+        </w:tc>
+        <w:tc>
+          <w:tcPr>
+            <w:tcW w:w="3628" w:type="dxa"/>
+            <w:tcBorders>
+              <w:top w:val="single" w:sz="4" w:space="0" w:color="D9D9D2"/>
+              <w:left w:val="single" w:sz="4" w:space="0" w:color="D9D9D2"/>
+              <w:bottom w:val="single" w:sz="4" w:space="0" w:color="D9D9D2"/>
+              <w:right w:val="single" w:sz="4" w:space="0" w:color="A89662"/>
+            </w:tcBorders>
+          </w:tcPr>
+          <w:p>
+            <w:pPr>
+              <w:pStyle w:val="Normal"/>
+              <w:keepNext w:val="true"/>
+              <w:spacing w:lineRule="auto" w:line="252" w:before="0" w:after="0"/>
+              <w:rPr/>
+            </w:pPr>
+            <w:r>
+              <w:rPr>
+                <w:rFonts w:cs="Arial"/>
+                <w:b w:val="false"/>
+                <w:i w:val="false"/>
+                <w:sz w:val="17"/>
+              </w:rPr>
+              <w:t>What we develop.</w:t>
+            </w:r>
+          </w:p>
+        </w:tc>
+      </w:tr>
+      <w:tr>
+        <w:trPr>
+          <w:cantSplit w:val="true"/>
+        </w:trPr>
+        <w:tc>
+          <w:tcPr>
+            <w:tcW w:w="2040" w:type="dxa"/>
+            <w:tcBorders>
+              <w:top w:val="single" w:sz="4" w:space="0" w:color="D9D9D2"/>
+              <w:left w:val="single" w:sz="4" w:space="0" w:color="A89662"/>
+              <w:bottom w:val="single" w:sz="4" w:space="0" w:color="D9D9D2"/>
+              <w:right w:val="single" w:sz="4" w:space="0" w:color="D9D9D2"/>
+            </w:tcBorders>
+            <w:shd w:color="auto" w:fill="CDD2B7" w:val="clear"/>
+          </w:tcPr>
+          <w:p>
+            <w:pPr>
+              <w:pStyle w:val="Normal"/>
+              <w:keepNext w:val="true"/>
+              <w:spacing w:lineRule="auto" w:line="252" w:before="0" w:after="0"/>
+              <w:rPr/>
+            </w:pPr>
+            <w:r>
+              <w:rPr>
+                <w:rFonts w:cs="Arial"/>
+                <w:b/>
+                <w:i w:val="false"/>
+                <w:color w:val="002516"/>
+                <w:sz w:val="17"/>
+              </w:rPr>
+              <w:t>Element</w:t>
+            </w:r>
+          </w:p>
+        </w:tc>
+        <w:tc>
+          <w:tcPr>
+            <w:tcW w:w="3629" w:type="dxa"/>
+            <w:tcBorders>
+              <w:top w:val="single" w:sz="4" w:space="0" w:color="D9D9D2"/>
+              <w:left w:val="single" w:sz="4" w:space="0" w:color="D9D9D2"/>
+              <w:bottom w:val="single" w:sz="4" w:space="0" w:color="D9D9D2"/>
+              <w:right w:val="single" w:sz="4" w:space="0" w:color="D9D9D2"/>
+            </w:tcBorders>
+          </w:tcPr>
+          <w:p>
+            <w:pPr>
+              <w:pStyle w:val="Normal"/>
+              <w:keepNext w:val="true"/>
+              <w:spacing w:lineRule="auto" w:line="252" w:before="0" w:after="0"/>
+              <w:rPr/>
+            </w:pPr>
+            <w:r>
+              <w:rPr>
+                <w:rFonts w:cs="Arial"/>
+                <w:b w:val="false"/>
+                <w:i w:val="false"/>
+                <w:sz w:val="17"/>
+              </w:rPr>
+              <w:t>Combat Mindset Reset</w:t>
+            </w:r>
+          </w:p>
+        </w:tc>
+        <w:tc>
+          <w:tcPr>
+            <w:tcW w:w="3628" w:type="dxa"/>
+            <w:tcBorders>
+              <w:top w:val="single" w:sz="4" w:space="0" w:color="D9D9D2"/>
+              <w:left w:val="single" w:sz="4" w:space="0" w:color="D9D9D2"/>
+              <w:bottom w:val="single" w:sz="4" w:space="0" w:color="D9D9D2"/>
+              <w:right w:val="single" w:sz="4" w:space="0" w:color="A89662"/>
+            </w:tcBorders>
+          </w:tcPr>
+          <w:p>
+            <w:pPr>
+              <w:pStyle w:val="Normal"/>
+              <w:keepNext w:val="true"/>
+              <w:spacing w:lineRule="auto" w:line="252" w:before="0" w:after="0"/>
+              <w:rPr/>
+            </w:pPr>
+            <w:r>
+              <w:rPr>
+                <w:rFonts w:cs="Arial"/>
+                <w:b w:val="false"/>
+                <w:i w:val="false"/>
+                <w:sz w:val="17"/>
+              </w:rPr>
+              <w:t>How we restore performance when it drops.</w:t>
+            </w:r>
+          </w:p>
+        </w:tc>
+      </w:tr>
+      <w:tr>
+        <w:trPr>
+          <w:cantSplit w:val="true"/>
+        </w:trPr>
+        <w:tc>
+          <w:tcPr>
+            <w:tcW w:w="2040" w:type="dxa"/>
+            <w:tcBorders>
+              <w:top w:val="single" w:sz="4" w:space="0" w:color="D9D9D2"/>
+              <w:left w:val="single" w:sz="4" w:space="0" w:color="A89662"/>
+              <w:bottom w:val="single" w:sz="4" w:space="0" w:color="D9D9D2"/>
+              <w:right w:val="single" w:sz="4" w:space="0" w:color="D9D9D2"/>
+            </w:tcBorders>
+            <w:shd w:color="auto" w:fill="CDD2B7" w:val="clear"/>
+          </w:tcPr>
+          <w:p>
+            <w:pPr>
+              <w:pStyle w:val="Normal"/>
+              <w:keepNext w:val="true"/>
+              <w:spacing w:lineRule="auto" w:line="252" w:before="0" w:after="0"/>
+              <w:rPr/>
+            </w:pPr>
+            <w:r>
+              <w:rPr>
+                <w:rFonts w:cs="Arial"/>
+                <w:b/>
+                <w:i w:val="false"/>
+                <w:color w:val="002516"/>
+                <w:sz w:val="17"/>
+              </w:rPr>
+              <w:t>Element</w:t>
+            </w:r>
+          </w:p>
+        </w:tc>
+        <w:tc>
+          <w:tcPr>
+            <w:tcW w:w="3629" w:type="dxa"/>
+            <w:tcBorders>
+              <w:top w:val="single" w:sz="4" w:space="0" w:color="D9D9D2"/>
+              <w:left w:val="single" w:sz="4" w:space="0" w:color="D9D9D2"/>
+              <w:bottom w:val="single" w:sz="4" w:space="0" w:color="D9D9D2"/>
+              <w:right w:val="single" w:sz="4" w:space="0" w:color="D9D9D2"/>
+            </w:tcBorders>
+          </w:tcPr>
+          <w:p>
+            <w:pPr>
+              <w:pStyle w:val="Normal"/>
+              <w:keepNext w:val="true"/>
+              <w:spacing w:lineRule="auto" w:line="252" w:before="0" w:after="0"/>
+              <w:rPr/>
+            </w:pPr>
+            <w:r>
+              <w:rPr>
+                <w:rFonts w:cs="Arial"/>
+                <w:b w:val="false"/>
+                <w:i w:val="false"/>
+                <w:sz w:val="17"/>
+              </w:rPr>
+              <w:t>Combat Mindset Performance States</w:t>
+            </w:r>
+          </w:p>
+        </w:tc>
+        <w:tc>
+          <w:tcPr>
+            <w:tcW w:w="3628" w:type="dxa"/>
+            <w:tcBorders>
+              <w:top w:val="single" w:sz="4" w:space="0" w:color="D9D9D2"/>
+              <w:left w:val="single" w:sz="4" w:space="0" w:color="D9D9D2"/>
+              <w:bottom w:val="single" w:sz="4" w:space="0" w:color="D9D9D2"/>
+              <w:right w:val="single" w:sz="4" w:space="0" w:color="A89662"/>
+            </w:tcBorders>
+          </w:tcPr>
+          <w:p>
+            <w:pPr>
+              <w:pStyle w:val="Normal"/>
+              <w:keepNext w:val="true"/>
+              <w:spacing w:lineRule="auto" w:line="252" w:before="0" w:after="0"/>
+              <w:rPr/>
+            </w:pPr>
+            <w:r>
+              <w:rPr>
+                <w:rFonts w:cs="Arial"/>
+                <w:b w:val="false"/>
+                <w:i w:val="false"/>
+                <w:sz w:val="17"/>
+              </w:rPr>
+              <w:t>What effective performance looks like.</w:t>
+            </w:r>
+          </w:p>
+        </w:tc>
+      </w:tr>
+      <w:tr>
+        <w:trPr>
+          <w:cantSplit w:val="true"/>
+        </w:trPr>
+        <w:tc>
+          <w:tcPr>
+            <w:tcW w:w="2040" w:type="dxa"/>
+            <w:tcBorders>
+              <w:top w:val="single" w:sz="4" w:space="0" w:color="D9D9D2"/>
+              <w:left w:val="single" w:sz="4" w:space="0" w:color="A89662"/>
+              <w:bottom w:val="single" w:sz="4" w:space="0" w:color="D9D9D2"/>
+              <w:right w:val="single" w:sz="4" w:space="0" w:color="D9D9D2"/>
+            </w:tcBorders>
+            <w:shd w:color="auto" w:fill="CDD2B7" w:val="clear"/>
+          </w:tcPr>
+          <w:p>
+            <w:pPr>
+              <w:pStyle w:val="Normal"/>
+              <w:keepNext w:val="true"/>
+              <w:spacing w:lineRule="auto" w:line="252" w:before="0" w:after="0"/>
+              <w:rPr/>
+            </w:pPr>
+            <w:r>
+              <w:rPr>
+                <w:rFonts w:cs="Arial"/>
+                <w:b/>
+                <w:i w:val="false"/>
+                <w:color w:val="002516"/>
+                <w:sz w:val="17"/>
+              </w:rPr>
+              <w:t>Element</w:t>
+            </w:r>
+          </w:p>
+        </w:tc>
+        <w:tc>
+          <w:tcPr>
+            <w:tcW w:w="3629" w:type="dxa"/>
+            <w:tcBorders>
+              <w:top w:val="single" w:sz="4" w:space="0" w:color="D9D9D2"/>
+              <w:left w:val="single" w:sz="4" w:space="0" w:color="D9D9D2"/>
+              <w:bottom w:val="single" w:sz="4" w:space="0" w:color="D9D9D2"/>
+              <w:right w:val="single" w:sz="4" w:space="0" w:color="D9D9D2"/>
+            </w:tcBorders>
+          </w:tcPr>
+          <w:p>
+            <w:pPr>
+              <w:pStyle w:val="Normal"/>
+              <w:keepNext w:val="true"/>
+              <w:spacing w:lineRule="auto" w:line="252" w:before="0" w:after="0"/>
+              <w:rPr/>
+            </w:pPr>
+            <w:r>
+              <w:rPr>
+                <w:rFonts w:cs="Arial"/>
+                <w:b w:val="false"/>
+                <w:i w:val="false"/>
+                <w:sz w:val="17"/>
+              </w:rPr>
+              <w:t>CMC Training Methodology</w:t>
+            </w:r>
+          </w:p>
+        </w:tc>
+        <w:tc>
+          <w:tcPr>
+            <w:tcW w:w="3628" w:type="dxa"/>
+            <w:tcBorders>
+              <w:top w:val="single" w:sz="4" w:space="0" w:color="D9D9D2"/>
+              <w:left w:val="single" w:sz="4" w:space="0" w:color="D9D9D2"/>
+              <w:bottom w:val="single" w:sz="4" w:space="0" w:color="D9D9D2"/>
+              <w:right w:val="single" w:sz="4" w:space="0" w:color="A89662"/>
+            </w:tcBorders>
+          </w:tcPr>
+          <w:p>
+            <w:pPr>
+              <w:pStyle w:val="Normal"/>
+              <w:keepNext w:val="true"/>
+              <w:spacing w:lineRule="auto" w:line="252" w:before="0" w:after="0"/>
+              <w:rPr/>
+            </w:pPr>
+            <w:r>
+              <w:rPr>
+                <w:rFonts w:cs="Arial"/>
+                <w:b w:val="false"/>
+                <w:i w:val="false"/>
+                <w:sz w:val="17"/>
+              </w:rPr>
+              <w:t>How we progressively condition it under pressure.</w:t>
+            </w:r>
+          </w:p>
+        </w:tc>
+      </w:tr>
+      <w:tr>
+        <w:trPr>
+          <w:cantSplit w:val="true"/>
+        </w:trPr>
+        <w:tc>
+          <w:tcPr>
+            <w:tcW w:w="2040" w:type="dxa"/>
+            <w:tcBorders>
+              <w:top w:val="single" w:sz="4" w:space="0" w:color="D9D9D2"/>
+              <w:left w:val="single" w:sz="4" w:space="0" w:color="A89662"/>
+              <w:bottom w:val="single" w:sz="4" w:space="0" w:color="D9D9D2"/>
+              <w:right w:val="single" w:sz="4" w:space="0" w:color="D9D9D2"/>
+            </w:tcBorders>
+            <w:shd w:color="auto" w:fill="CDD2B7" w:val="clear"/>
+          </w:tcPr>
+          <w:p>
+            <w:pPr>
+              <w:pStyle w:val="Normal"/>
+              <w:keepNext w:val="true"/>
+              <w:spacing w:lineRule="auto" w:line="252" w:before="0" w:after="0"/>
+              <w:rPr/>
+            </w:pPr>
+            <w:r>
+              <w:rPr>
+                <w:rFonts w:cs="Arial"/>
+                <w:b/>
+                <w:i w:val="false"/>
+                <w:color w:val="002516"/>
+                <w:sz w:val="17"/>
+              </w:rPr>
+              <w:t>Element</w:t>
+            </w:r>
+          </w:p>
+        </w:tc>
+        <w:tc>
+          <w:tcPr>
+            <w:tcW w:w="3629" w:type="dxa"/>
+            <w:tcBorders>
+              <w:top w:val="single" w:sz="4" w:space="0" w:color="D9D9D2"/>
+              <w:left w:val="single" w:sz="4" w:space="0" w:color="D9D9D2"/>
+              <w:bottom w:val="single" w:sz="4" w:space="0" w:color="D9D9D2"/>
+              <w:right w:val="single" w:sz="4" w:space="0" w:color="D9D9D2"/>
+            </w:tcBorders>
+          </w:tcPr>
+          <w:p>
+            <w:pPr>
+              <w:pStyle w:val="Normal"/>
+              <w:keepNext w:val="true"/>
+              <w:spacing w:lineRule="auto" w:line="252" w:before="0" w:after="0"/>
+              <w:rPr/>
+            </w:pPr>
+            <w:r>
+              <w:rPr>
+                <w:rFonts w:cs="Arial"/>
+                <w:b w:val="false"/>
+                <w:i w:val="false"/>
+                <w:sz w:val="17"/>
+              </w:rPr>
+              <w:t>CMC Coaching and Assurance</w:t>
+            </w:r>
+          </w:p>
+        </w:tc>
+        <w:tc>
+          <w:tcPr>
+            <w:tcW w:w="3628" w:type="dxa"/>
+            <w:tcBorders>
+              <w:top w:val="single" w:sz="4" w:space="0" w:color="D9D9D2"/>
+              <w:left w:val="single" w:sz="4" w:space="0" w:color="D9D9D2"/>
+              <w:bottom w:val="single" w:sz="4" w:space="0" w:color="D9D9D2"/>
+              <w:right w:val="single" w:sz="4" w:space="0" w:color="A89662"/>
+            </w:tcBorders>
+          </w:tcPr>
+          <w:p>
+            <w:pPr>
+              <w:pStyle w:val="Normal"/>
+              <w:keepNext w:val="true"/>
+              <w:spacing w:lineRule="auto" w:line="252" w:before="0" w:after="0"/>
+              <w:rPr/>
+            </w:pPr>
+            <w:r>
+              <w:rPr>
+                <w:rFonts w:cs="Arial"/>
+                <w:b w:val="false"/>
+                <w:i w:val="false"/>
+                <w:sz w:val="17"/>
+              </w:rPr>
+              <w:t>How Army teaches, assesses and maintains the standard.</w:t>
+            </w:r>
+          </w:p>
+        </w:tc>
+      </w:tr>
+      <w:tr>
+        <w:trPr>
+          <w:cantSplit w:val="true"/>
+        </w:trPr>
+        <w:tc>
+          <w:tcPr>
+            <w:tcW w:w="2040" w:type="dxa"/>
+            <w:tcBorders>
+              <w:top w:val="single" w:sz="4" w:space="0" w:color="D9D9D2"/>
+              <w:left w:val="single" w:sz="4" w:space="0" w:color="A89662"/>
+              <w:bottom w:val="single" w:sz="4" w:space="0" w:color="A89662"/>
+              <w:right w:val="single" w:sz="4" w:space="0" w:color="D9D9D2"/>
+            </w:tcBorders>
+            <w:shd w:color="auto" w:fill="CDD2B7" w:val="clear"/>
+          </w:tcPr>
+          <w:p>
+            <w:pPr>
+              <w:pStyle w:val="Normal"/>
+              <w:spacing w:lineRule="auto" w:line="252" w:before="0" w:after="0"/>
+              <w:rPr/>
+            </w:pPr>
+            <w:r>
+              <w:rPr>
+                <w:rFonts w:cs="Arial"/>
+                <w:b/>
+                <w:i w:val="false"/>
+                <w:color w:val="002516"/>
+                <w:sz w:val="17"/>
+              </w:rPr>
+              <w:t>Outcome</w:t>
+            </w:r>
+          </w:p>
+        </w:tc>
+        <w:tc>
+          <w:tcPr>
+            <w:tcW w:w="3629" w:type="dxa"/>
+            <w:tcBorders>
+              <w:top w:val="single" w:sz="4" w:space="0" w:color="D9D9D2"/>
+              <w:left w:val="single" w:sz="4" w:space="0" w:color="D9D9D2"/>
+              <w:bottom w:val="single" w:sz="4" w:space="0" w:color="A89662"/>
+              <w:right w:val="single" w:sz="4" w:space="0" w:color="D9D9D2"/>
+            </w:tcBorders>
+          </w:tcPr>
+          <w:p>
+            <w:pPr>
+              <w:pStyle w:val="Normal"/>
+              <w:spacing w:lineRule="auto" w:line="252" w:before="0" w:after="0"/>
+              <w:rPr/>
+            </w:pPr>
+            <w:r>
+              <w:rPr>
+                <w:rFonts w:cs="Arial"/>
+                <w:b w:val="false"/>
+                <w:i w:val="false"/>
+                <w:sz w:val="17"/>
+              </w:rPr>
+              <w:t>Combat Mindset</w:t>
+            </w:r>
+          </w:p>
+        </w:tc>
+        <w:tc>
+          <w:tcPr>
+            <w:tcW w:w="3628" w:type="dxa"/>
+            <w:tcBorders>
+              <w:top w:val="single" w:sz="4" w:space="0" w:color="D9D9D2"/>
+              <w:left w:val="single" w:sz="4" w:space="0" w:color="D9D9D2"/>
+              <w:bottom w:val="single" w:sz="4" w:space="0" w:color="A89662"/>
+              <w:right w:val="single" w:sz="4" w:space="0" w:color="A89662"/>
+            </w:tcBorders>
+          </w:tcPr>
+          <w:p>
+            <w:pPr>
+              <w:pStyle w:val="Normal"/>
+              <w:spacing w:lineRule="auto" w:line="252" w:before="0" w:after="0"/>
+              <w:rPr/>
+            </w:pPr>
+            <w:r>
+              <w:rPr>
+                <w:rFonts w:cs="Arial"/>
+                <w:b w:val="false"/>
+                <w:i w:val="false"/>
+                <w:sz w:val="17"/>
+              </w:rPr>
+              <w:t>The capacity to regulate and sustain effective performance under operational pressure.</w:t>
+            </w:r>
+          </w:p>
+        </w:tc>
+      </w:tr>
+    </w:tbl>
+    <w:p>
+      <w:pPr>
+        <w:pStyle w:val="Normal"/>
+        <w:spacing w:lineRule="exact" w:line="80" w:before="0" w:after="0"/>
+        <w:rPr/>
+      </w:pPr>
+      <w:r>
+        <w:rPr/>
+      </w:r>
+    </w:p>
+    <w:p>
+      <w:pPr>
+        <w:pStyle w:val="Normal"/>
+        <w:spacing w:lineRule="auto" w:line="259" w:before="0" w:after="60"/>
+        <w:rPr/>
+      </w:pPr>
+      <w:r>
+        <w:rPr>
+          <w:rFonts w:cs="Arial"/>
+          <w:b w:val="false"/>
+          <w:i w:val="false"/>
+        </w:rPr>
+        <w:t>This is the architecture to take into the next conversation with Ken Franks: not "we are renaming your product", but "here is how your proven architecture could translate into an Army-owned training product nested within the ACMS."</w:t>
+      </w:r>
+    </w:p>
+    <w:p>
+      <w:pPr>
+        <w:pStyle w:val="Heading1"/>
+        <w:spacing w:before="160" w:after="60"/>
+        <w:rPr/>
+      </w:pPr>
+      <w:r>
+        <w:rPr>
+          <w:rFonts w:cs="Arial"/>
+          <w:b/>
+          <w:i w:val="false"/>
+          <w:color w:val="002516"/>
+          <w:sz w:val="25"/>
+        </w:rPr>
+        <w:t>Sources and Status</w:t>
+      </w:r>
+    </w:p>
+    <w:p>
+      <w:pPr>
+        <w:pStyle w:val="Normal"/>
+        <w:spacing w:lineRule="auto" w:line="259" w:before="0" w:after="60"/>
+        <w:rPr/>
+      </w:pPr>
+      <w:r>
+        <w:rPr>
+          <w:rFonts w:cs="Arial"/>
+          <w:b w:val="false"/>
+          <w:i w:val="false"/>
+        </w:rPr>
+        <w:t>Derived from the COGCON Phase 2 Discussion Document (Ken Franks) and the Army Combat Mindset System one-pager (Army Command School, 2026). Elements derived from COGCON are subject to adaptation and to the IP arrangements agreed with Ken Franks. Working terminology is proposed for discussion and is not yet locked. The Army design requirements above identify the elements Army still needs to design and endorse.</w:t>
       </w:r>
     </w:p>
     <w:sectPr>
@@ -2607,7 +4128,7 @@
         <w:sz w:val="17"/>
         <w:rFonts w:cs="Arial"/>
       </w:rPr>
-      <w:t>3</w:t>
+      <w:t>4</w:t>
     </w:r>
     <w:r>
       <w:rPr>
@@ -2650,7 +4171,7 @@
         <w:sz w:val="17"/>
         <w:rFonts w:cs="Arial"/>
       </w:rPr>
-      <w:t>3</w:t>
+      <w:t>4</w:t>
     </w:r>
     <w:r>
       <w:rPr>
@@ -2731,7 +4252,7 @@
         <w:sz w:val="17"/>
         <w:rFonts w:cs="Arial"/>
       </w:rPr>
-      <w:t>3</w:t>
+      <w:t>4</w:t>
     </w:r>
     <w:r>
       <w:rPr>
@@ -2774,7 +4295,7 @@
         <w:sz w:val="17"/>
         <w:rFonts w:cs="Arial"/>
       </w:rPr>
-      <w:t>3</w:t>
+      <w:t>4</w:t>
     </w:r>
     <w:r>
       <w:rPr>

--- a/output/combat-mindset-conditioning.docx
+++ b/output/combat-mindset-conditioning.docx
@@ -82,7 +82,7 @@
           <w:rFonts w:cs="Arial"/>
           <w:b/>
           <w:i w:val="false"/>
-          <w:color w:val="002516"/>
+          <w:color w:val="222222"/>
           <w:spacing w:val="30"/>
           <w:sz w:val="19"/>
         </w:rPr>
@@ -101,7 +101,7 @@
           <w:rFonts w:cs="Arial"/>
           <w:b w:val="false"/>
           <w:i w:val="false"/>
-          <w:color w:val="002516"/>
+          <w:color w:val="222222"/>
           <w:sz w:val="20"/>
         </w:rPr>
         <w:t>Army Command School</w:t>
@@ -119,7 +119,7 @@
           <w:rFonts w:cs="Arial"/>
           <w:b/>
           <w:i w:val="false"/>
-          <w:color w:val="002516"/>
+          <w:color w:val="222222"/>
           <w:sz w:val="18"/>
         </w:rPr>
         <w:t xml:space="preserve">Date: </w:t>
@@ -139,7 +139,7 @@
           <w:rFonts w:cs="Arial"/>
           <w:b w:val="false"/>
           <w:i w:val="false"/>
-          <w:color w:val="A89662"/>
+          <w:color w:val="8A8A8A"/>
           <w:sz w:val="18"/>
         </w:rPr>
         <w:t xml:space="preserve">   ·   </w:t>
@@ -149,7 +149,7 @@
           <w:rFonts w:cs="Arial"/>
           <w:b/>
           <w:i w:val="false"/>
-          <w:color w:val="002516"/>
+          <w:color w:val="222222"/>
           <w:sz w:val="18"/>
         </w:rPr>
         <w:t xml:space="preserve">Status: </w:t>
@@ -186,7 +186,7 @@
           <w:rFonts w:cs="Arial"/>
           <w:b/>
           <w:i w:val="false"/>
-          <w:color w:val="002516"/>
+          <w:color w:val="222222"/>
           <w:sz w:val="25"/>
         </w:rPr>
         <w:t>Purpose</w:t>
@@ -213,7 +213,7 @@
         <w:pBdr>
           <w:left w:val="single" w:sz="28" w:space="8" w:color="C62026"/>
         </w:pBdr>
-        <w:shd w:val="clear" w:color="auto" w:fill="CDD2B7"/>
+        <w:shd w:val="clear" w:color="auto" w:fill="E6E6E2"/>
         <w:spacing w:before="160" w:after="160"/>
         <w:ind w:left="283" w:right="283"/>
         <w:rPr/>
@@ -276,7 +276,7 @@
           <w:rFonts w:cs="Arial"/>
           <w:b/>
           <w:i w:val="false"/>
-          <w:color w:val="002516"/>
+          <w:color w:val="222222"/>
           <w:sz w:val="25"/>
         </w:rPr>
         <w:t>Working Terminology</w:t>
@@ -325,17 +325,16 @@
           <w:tcPr>
             <w:tcW w:w="2040" w:type="dxa"/>
             <w:tcBorders>
-              <w:top w:val="single" w:sz="4" w:space="0" w:color="A89662"/>
-              <w:left w:val="single" w:sz="4" w:space="0" w:color="A89662"/>
-              <w:bottom w:val="single" w:sz="4" w:space="0" w:color="D9D9D2"/>
-              <w:right w:val="single" w:sz="4" w:space="0" w:color="D9D9D2"/>
-            </w:tcBorders>
-            <w:shd w:color="auto" w:fill="002516" w:val="clear"/>
-          </w:tcPr>
-          <w:p>
-            <w:pPr>
-              <w:pStyle w:val="Normal"/>
-              <w:keepNext w:val="true"/>
+              <w:top w:val="single" w:sz="4" w:space="0" w:color="8A8A8A"/>
+              <w:left w:val="single" w:sz="4" w:space="0" w:color="8A8A8A"/>
+              <w:bottom w:val="single" w:sz="4" w:space="0" w:color="D9D9D2"/>
+              <w:right w:val="single" w:sz="4" w:space="0" w:color="D9D9D2"/>
+            </w:tcBorders>
+            <w:shd w:color="auto" w:fill="222222" w:val="clear"/>
+          </w:tcPr>
+          <w:p>
+            <w:pPr>
+              <w:pStyle w:val="Normal"/>
               <w:spacing w:lineRule="auto" w:line="252" w:before="0" w:after="0"/>
               <w:rPr/>
             </w:pPr>
@@ -355,17 +354,16 @@
           <w:tcPr>
             <w:tcW w:w="3629" w:type="dxa"/>
             <w:tcBorders>
-              <w:top w:val="single" w:sz="4" w:space="0" w:color="A89662"/>
-              <w:left w:val="single" w:sz="4" w:space="0" w:color="D9D9D2"/>
-              <w:bottom w:val="single" w:sz="4" w:space="0" w:color="D9D9D2"/>
-              <w:right w:val="single" w:sz="4" w:space="0" w:color="D9D9D2"/>
-            </w:tcBorders>
-            <w:shd w:color="auto" w:fill="002516" w:val="clear"/>
-          </w:tcPr>
-          <w:p>
-            <w:pPr>
-              <w:pStyle w:val="Normal"/>
-              <w:keepNext w:val="true"/>
+              <w:top w:val="single" w:sz="4" w:space="0" w:color="8A8A8A"/>
+              <w:left w:val="single" w:sz="4" w:space="0" w:color="D9D9D2"/>
+              <w:bottom w:val="single" w:sz="4" w:space="0" w:color="D9D9D2"/>
+              <w:right w:val="single" w:sz="4" w:space="0" w:color="D9D9D2"/>
+            </w:tcBorders>
+            <w:shd w:color="auto" w:fill="222222" w:val="clear"/>
+          </w:tcPr>
+          <w:p>
+            <w:pPr>
+              <w:pStyle w:val="Normal"/>
               <w:spacing w:lineRule="auto" w:line="252" w:before="0" w:after="0"/>
               <w:rPr/>
             </w:pPr>
@@ -385,17 +383,16 @@
           <w:tcPr>
             <w:tcW w:w="3628" w:type="dxa"/>
             <w:tcBorders>
-              <w:top w:val="single" w:sz="4" w:space="0" w:color="A89662"/>
-              <w:left w:val="single" w:sz="4" w:space="0" w:color="D9D9D2"/>
-              <w:bottom w:val="single" w:sz="4" w:space="0" w:color="D9D9D2"/>
-              <w:right w:val="single" w:sz="4" w:space="0" w:color="A89662"/>
-            </w:tcBorders>
-            <w:shd w:color="auto" w:fill="002516" w:val="clear"/>
-          </w:tcPr>
-          <w:p>
-            <w:pPr>
-              <w:pStyle w:val="Normal"/>
-              <w:keepNext w:val="true"/>
+              <w:top w:val="single" w:sz="4" w:space="0" w:color="8A8A8A"/>
+              <w:left w:val="single" w:sz="4" w:space="0" w:color="D9D9D2"/>
+              <w:bottom w:val="single" w:sz="4" w:space="0" w:color="D9D9D2"/>
+              <w:right w:val="single" w:sz="4" w:space="0" w:color="8A8A8A"/>
+            </w:tcBorders>
+            <w:shd w:color="auto" w:fill="222222" w:val="clear"/>
+          </w:tcPr>
+          <w:p>
+            <w:pPr>
+              <w:pStyle w:val="Normal"/>
               <w:spacing w:lineRule="auto" w:line="252" w:before="0" w:after="0"/>
               <w:rPr/>
             </w:pPr>
@@ -421,16 +418,15 @@
             <w:tcW w:w="2040" w:type="dxa"/>
             <w:tcBorders>
               <w:top w:val="single" w:sz="4" w:space="0" w:color="D9D9D2"/>
-              <w:left w:val="single" w:sz="4" w:space="0" w:color="A89662"/>
-              <w:bottom w:val="single" w:sz="4" w:space="0" w:color="D9D9D2"/>
-              <w:right w:val="single" w:sz="4" w:space="0" w:color="D9D9D2"/>
-            </w:tcBorders>
-            <w:shd w:color="auto" w:fill="CDD2B7" w:val="clear"/>
-          </w:tcPr>
-          <w:p>
-            <w:pPr>
-              <w:pStyle w:val="Normal"/>
-              <w:keepNext w:val="true"/>
+              <w:left w:val="single" w:sz="4" w:space="0" w:color="8A8A8A"/>
+              <w:bottom w:val="single" w:sz="4" w:space="0" w:color="D9D9D2"/>
+              <w:right w:val="single" w:sz="4" w:space="0" w:color="D9D9D2"/>
+            </w:tcBorders>
+            <w:shd w:color="auto" w:fill="E6E6E2" w:val="clear"/>
+          </w:tcPr>
+          <w:p>
+            <w:pPr>
+              <w:pStyle w:val="Normal"/>
               <w:spacing w:lineRule="auto" w:line="252" w:before="0" w:after="0"/>
               <w:rPr/>
             </w:pPr>
@@ -439,7 +435,7 @@
                 <w:rFonts w:cs="Arial"/>
                 <w:b/>
                 <w:i w:val="false"/>
-                <w:color w:val="002516"/>
+                <w:color w:val="222222"/>
                 <w:sz w:val="17"/>
               </w:rPr>
               <w:t>COGCON</w:t>
@@ -459,7 +455,6 @@
           <w:p>
             <w:pPr>
               <w:pStyle w:val="Normal"/>
-              <w:keepNext w:val="true"/>
               <w:spacing w:lineRule="auto" w:line="252" w:before="0" w:after="0"/>
               <w:rPr/>
             </w:pPr>
@@ -481,13 +476,12 @@
               <w:top w:val="single" w:sz="4" w:space="0" w:color="D9D9D2"/>
               <w:left w:val="single" w:sz="4" w:space="0" w:color="D9D9D2"/>
               <w:bottom w:val="single" w:sz="4" w:space="0" w:color="D9D9D2"/>
-              <w:right w:val="single" w:sz="4" w:space="0" w:color="A89662"/>
-            </w:tcBorders>
-          </w:tcPr>
-          <w:p>
-            <w:pPr>
-              <w:pStyle w:val="Normal"/>
-              <w:keepNext w:val="true"/>
+              <w:right w:val="single" w:sz="4" w:space="0" w:color="8A8A8A"/>
+            </w:tcBorders>
+          </w:tcPr>
+          <w:p>
+            <w:pPr>
+              <w:pStyle w:val="Normal"/>
               <w:spacing w:lineRule="auto" w:line="252" w:before="0" w:after="0"/>
               <w:rPr/>
             </w:pPr>
@@ -512,16 +506,15 @@
             <w:tcW w:w="2040" w:type="dxa"/>
             <w:tcBorders>
               <w:top w:val="single" w:sz="4" w:space="0" w:color="D9D9D2"/>
-              <w:left w:val="single" w:sz="4" w:space="0" w:color="A89662"/>
-              <w:bottom w:val="single" w:sz="4" w:space="0" w:color="D9D9D2"/>
-              <w:right w:val="single" w:sz="4" w:space="0" w:color="D9D9D2"/>
-            </w:tcBorders>
-            <w:shd w:color="auto" w:fill="CDD2B7" w:val="clear"/>
-          </w:tcPr>
-          <w:p>
-            <w:pPr>
-              <w:pStyle w:val="Normal"/>
-              <w:keepNext w:val="true"/>
+              <w:left w:val="single" w:sz="4" w:space="0" w:color="8A8A8A"/>
+              <w:bottom w:val="single" w:sz="4" w:space="0" w:color="D9D9D2"/>
+              <w:right w:val="single" w:sz="4" w:space="0" w:color="D9D9D2"/>
+            </w:tcBorders>
+            <w:shd w:color="auto" w:fill="E6E6E2" w:val="clear"/>
+          </w:tcPr>
+          <w:p>
+            <w:pPr>
+              <w:pStyle w:val="Normal"/>
               <w:spacing w:lineRule="auto" w:line="252" w:before="0" w:after="0"/>
               <w:rPr/>
             </w:pPr>
@@ -530,7 +523,7 @@
                 <w:rFonts w:cs="Arial"/>
                 <w:b/>
                 <w:i w:val="false"/>
-                <w:color w:val="002516"/>
+                <w:color w:val="222222"/>
                 <w:sz w:val="17"/>
               </w:rPr>
               <w:t>COG6, the six cognitive pillars</w:t>
@@ -550,7 +543,6 @@
           <w:p>
             <w:pPr>
               <w:pStyle w:val="Normal"/>
-              <w:keepNext w:val="true"/>
               <w:spacing w:lineRule="auto" w:line="252" w:before="0" w:after="0"/>
               <w:rPr/>
             </w:pPr>
@@ -572,13 +564,12 @@
               <w:top w:val="single" w:sz="4" w:space="0" w:color="D9D9D2"/>
               <w:left w:val="single" w:sz="4" w:space="0" w:color="D9D9D2"/>
               <w:bottom w:val="single" w:sz="4" w:space="0" w:color="D9D9D2"/>
-              <w:right w:val="single" w:sz="4" w:space="0" w:color="A89662"/>
-            </w:tcBorders>
-          </w:tcPr>
-          <w:p>
-            <w:pPr>
-              <w:pStyle w:val="Normal"/>
-              <w:keepNext w:val="true"/>
+              <w:right w:val="single" w:sz="4" w:space="0" w:color="8A8A8A"/>
+            </w:tcBorders>
+          </w:tcPr>
+          <w:p>
+            <w:pPr>
+              <w:pStyle w:val="Normal"/>
               <w:spacing w:lineRule="auto" w:line="252" w:before="0" w:after="0"/>
               <w:rPr/>
             </w:pPr>
@@ -603,16 +594,15 @@
             <w:tcW w:w="2040" w:type="dxa"/>
             <w:tcBorders>
               <w:top w:val="single" w:sz="4" w:space="0" w:color="D9D9D2"/>
-              <w:left w:val="single" w:sz="4" w:space="0" w:color="A89662"/>
-              <w:bottom w:val="single" w:sz="4" w:space="0" w:color="D9D9D2"/>
-              <w:right w:val="single" w:sz="4" w:space="0" w:color="D9D9D2"/>
-            </w:tcBorders>
-            <w:shd w:color="auto" w:fill="CDD2B7" w:val="clear"/>
-          </w:tcPr>
-          <w:p>
-            <w:pPr>
-              <w:pStyle w:val="Normal"/>
-              <w:keepNext w:val="true"/>
+              <w:left w:val="single" w:sz="4" w:space="0" w:color="8A8A8A"/>
+              <w:bottom w:val="single" w:sz="4" w:space="0" w:color="D9D9D2"/>
+              <w:right w:val="single" w:sz="4" w:space="0" w:color="D9D9D2"/>
+            </w:tcBorders>
+            <w:shd w:color="auto" w:fill="E6E6E2" w:val="clear"/>
+          </w:tcPr>
+          <w:p>
+            <w:pPr>
+              <w:pStyle w:val="Normal"/>
               <w:spacing w:lineRule="auto" w:line="252" w:before="0" w:after="0"/>
               <w:rPr/>
             </w:pPr>
@@ -621,7 +611,7 @@
                 <w:rFonts w:cs="Arial"/>
                 <w:b/>
                 <w:i w:val="false"/>
-                <w:color w:val="002516"/>
+                <w:color w:val="222222"/>
                 <w:sz w:val="17"/>
               </w:rPr>
               <w:t>Operational Reset Tool</w:t>
@@ -641,7 +631,6 @@
           <w:p>
             <w:pPr>
               <w:pStyle w:val="Normal"/>
-              <w:keepNext w:val="true"/>
               <w:spacing w:lineRule="auto" w:line="252" w:before="0" w:after="0"/>
               <w:rPr/>
             </w:pPr>
@@ -663,13 +652,12 @@
               <w:top w:val="single" w:sz="4" w:space="0" w:color="D9D9D2"/>
               <w:left w:val="single" w:sz="4" w:space="0" w:color="D9D9D2"/>
               <w:bottom w:val="single" w:sz="4" w:space="0" w:color="D9D9D2"/>
-              <w:right w:val="single" w:sz="4" w:space="0" w:color="A89662"/>
-            </w:tcBorders>
-          </w:tcPr>
-          <w:p>
-            <w:pPr>
-              <w:pStyle w:val="Normal"/>
-              <w:keepNext w:val="true"/>
+              <w:right w:val="single" w:sz="4" w:space="0" w:color="8A8A8A"/>
+            </w:tcBorders>
+          </w:tcPr>
+          <w:p>
+            <w:pPr>
+              <w:pStyle w:val="Normal"/>
               <w:spacing w:lineRule="auto" w:line="252" w:before="0" w:after="0"/>
               <w:rPr/>
             </w:pPr>
@@ -694,16 +682,15 @@
             <w:tcW w:w="2040" w:type="dxa"/>
             <w:tcBorders>
               <w:top w:val="single" w:sz="4" w:space="0" w:color="D9D9D2"/>
-              <w:left w:val="single" w:sz="4" w:space="0" w:color="A89662"/>
-              <w:bottom w:val="single" w:sz="4" w:space="0" w:color="D9D9D2"/>
-              <w:right w:val="single" w:sz="4" w:space="0" w:color="D9D9D2"/>
-            </w:tcBorders>
-            <w:shd w:color="auto" w:fill="CDD2B7" w:val="clear"/>
-          </w:tcPr>
-          <w:p>
-            <w:pPr>
-              <w:pStyle w:val="Normal"/>
-              <w:keepNext w:val="true"/>
+              <w:left w:val="single" w:sz="4" w:space="0" w:color="8A8A8A"/>
+              <w:bottom w:val="single" w:sz="4" w:space="0" w:color="D9D9D2"/>
+              <w:right w:val="single" w:sz="4" w:space="0" w:color="D9D9D2"/>
+            </w:tcBorders>
+            <w:shd w:color="auto" w:fill="E6E6E2" w:val="clear"/>
+          </w:tcPr>
+          <w:p>
+            <w:pPr>
+              <w:pStyle w:val="Normal"/>
               <w:spacing w:lineRule="auto" w:line="252" w:before="0" w:after="0"/>
               <w:rPr/>
             </w:pPr>
@@ -712,7 +699,7 @@
                 <w:rFonts w:cs="Arial"/>
                 <w:b/>
                 <w:i w:val="false"/>
-                <w:color w:val="002516"/>
+                <w:color w:val="222222"/>
                 <w:sz w:val="17"/>
               </w:rPr>
               <w:t>OPS4, the Operational Performance States</w:t>
@@ -732,7 +719,6 @@
           <w:p>
             <w:pPr>
               <w:pStyle w:val="Normal"/>
-              <w:keepNext w:val="true"/>
               <w:spacing w:lineRule="auto" w:line="252" w:before="0" w:after="0"/>
               <w:rPr/>
             </w:pPr>
@@ -754,13 +740,12 @@
               <w:top w:val="single" w:sz="4" w:space="0" w:color="D9D9D2"/>
               <w:left w:val="single" w:sz="4" w:space="0" w:color="D9D9D2"/>
               <w:bottom w:val="single" w:sz="4" w:space="0" w:color="D9D9D2"/>
-              <w:right w:val="single" w:sz="4" w:space="0" w:color="A89662"/>
-            </w:tcBorders>
-          </w:tcPr>
-          <w:p>
-            <w:pPr>
-              <w:pStyle w:val="Normal"/>
-              <w:keepNext w:val="true"/>
+              <w:right w:val="single" w:sz="4" w:space="0" w:color="8A8A8A"/>
+            </w:tcBorders>
+          </w:tcPr>
+          <w:p>
+            <w:pPr>
+              <w:pStyle w:val="Normal"/>
               <w:spacing w:lineRule="auto" w:line="252" w:before="0" w:after="0"/>
               <w:rPr/>
             </w:pPr>
@@ -785,16 +770,15 @@
             <w:tcW w:w="2040" w:type="dxa"/>
             <w:tcBorders>
               <w:top w:val="single" w:sz="4" w:space="0" w:color="D9D9D2"/>
-              <w:left w:val="single" w:sz="4" w:space="0" w:color="A89662"/>
-              <w:bottom w:val="single" w:sz="4" w:space="0" w:color="D9D9D2"/>
-              <w:right w:val="single" w:sz="4" w:space="0" w:color="D9D9D2"/>
-            </w:tcBorders>
-            <w:shd w:color="auto" w:fill="CDD2B7" w:val="clear"/>
-          </w:tcPr>
-          <w:p>
-            <w:pPr>
-              <w:pStyle w:val="Normal"/>
-              <w:keepNext w:val="true"/>
+              <w:left w:val="single" w:sz="4" w:space="0" w:color="8A8A8A"/>
+              <w:bottom w:val="single" w:sz="4" w:space="0" w:color="D9D9D2"/>
+              <w:right w:val="single" w:sz="4" w:space="0" w:color="D9D9D2"/>
+            </w:tcBorders>
+            <w:shd w:color="auto" w:fill="E6E6E2" w:val="clear"/>
+          </w:tcPr>
+          <w:p>
+            <w:pPr>
+              <w:pStyle w:val="Normal"/>
               <w:spacing w:lineRule="auto" w:line="252" w:before="0" w:after="0"/>
               <w:rPr/>
             </w:pPr>
@@ -803,7 +787,7 @@
                 <w:rFonts w:cs="Arial"/>
                 <w:b/>
                 <w:i w:val="false"/>
-                <w:color w:val="002516"/>
+                <w:color w:val="222222"/>
                 <w:sz w:val="17"/>
               </w:rPr>
               <w:t>COGCON Coach</w:t>
@@ -823,7 +807,6 @@
           <w:p>
             <w:pPr>
               <w:pStyle w:val="Normal"/>
-              <w:keepNext w:val="true"/>
               <w:spacing w:lineRule="auto" w:line="252" w:before="0" w:after="0"/>
               <w:rPr/>
             </w:pPr>
@@ -845,13 +828,12 @@
               <w:top w:val="single" w:sz="4" w:space="0" w:color="D9D9D2"/>
               <w:left w:val="single" w:sz="4" w:space="0" w:color="D9D9D2"/>
               <w:bottom w:val="single" w:sz="4" w:space="0" w:color="D9D9D2"/>
-              <w:right w:val="single" w:sz="4" w:space="0" w:color="A89662"/>
-            </w:tcBorders>
-          </w:tcPr>
-          <w:p>
-            <w:pPr>
-              <w:pStyle w:val="Normal"/>
-              <w:keepNext w:val="true"/>
+              <w:right w:val="single" w:sz="4" w:space="0" w:color="8A8A8A"/>
+            </w:tcBorders>
+          </w:tcPr>
+          <w:p>
+            <w:pPr>
+              <w:pStyle w:val="Normal"/>
               <w:spacing w:lineRule="auto" w:line="252" w:before="0" w:after="0"/>
               <w:rPr/>
             </w:pPr>
@@ -876,16 +858,15 @@
             <w:tcW w:w="2040" w:type="dxa"/>
             <w:tcBorders>
               <w:top w:val="single" w:sz="4" w:space="0" w:color="D9D9D2"/>
-              <w:left w:val="single" w:sz="4" w:space="0" w:color="A89662"/>
-              <w:bottom w:val="single" w:sz="4" w:space="0" w:color="D9D9D2"/>
-              <w:right w:val="single" w:sz="4" w:space="0" w:color="D9D9D2"/>
-            </w:tcBorders>
-            <w:shd w:color="auto" w:fill="CDD2B7" w:val="clear"/>
-          </w:tcPr>
-          <w:p>
-            <w:pPr>
-              <w:pStyle w:val="Normal"/>
-              <w:keepNext w:val="true"/>
+              <w:left w:val="single" w:sz="4" w:space="0" w:color="8A8A8A"/>
+              <w:bottom w:val="single" w:sz="4" w:space="0" w:color="D9D9D2"/>
+              <w:right w:val="single" w:sz="4" w:space="0" w:color="D9D9D2"/>
+            </w:tcBorders>
+            <w:shd w:color="auto" w:fill="E6E6E2" w:val="clear"/>
+          </w:tcPr>
+          <w:p>
+            <w:pPr>
+              <w:pStyle w:val="Normal"/>
               <w:spacing w:lineRule="auto" w:line="252" w:before="0" w:after="0"/>
               <w:rPr/>
             </w:pPr>
@@ -894,7 +875,7 @@
                 <w:rFonts w:cs="Arial"/>
                 <w:b/>
                 <w:i w:val="false"/>
-                <w:color w:val="002516"/>
+                <w:color w:val="222222"/>
                 <w:sz w:val="17"/>
               </w:rPr>
               <w:t>COGCON Level 1 and Level 2</w:t>
@@ -914,7 +895,6 @@
           <w:p>
             <w:pPr>
               <w:pStyle w:val="Normal"/>
-              <w:keepNext w:val="true"/>
               <w:spacing w:lineRule="auto" w:line="252" w:before="0" w:after="0"/>
               <w:rPr/>
             </w:pPr>
@@ -936,13 +916,12 @@
               <w:top w:val="single" w:sz="4" w:space="0" w:color="D9D9D2"/>
               <w:left w:val="single" w:sz="4" w:space="0" w:color="D9D9D2"/>
               <w:bottom w:val="single" w:sz="4" w:space="0" w:color="D9D9D2"/>
-              <w:right w:val="single" w:sz="4" w:space="0" w:color="A89662"/>
-            </w:tcBorders>
-          </w:tcPr>
-          <w:p>
-            <w:pPr>
-              <w:pStyle w:val="Normal"/>
-              <w:keepNext w:val="true"/>
+              <w:right w:val="single" w:sz="4" w:space="0" w:color="8A8A8A"/>
+            </w:tcBorders>
+          </w:tcPr>
+          <w:p>
+            <w:pPr>
+              <w:pStyle w:val="Normal"/>
               <w:spacing w:lineRule="auto" w:line="252" w:before="0" w:after="0"/>
               <w:rPr/>
             </w:pPr>
@@ -967,11 +946,11 @@
             <w:tcW w:w="2040" w:type="dxa"/>
             <w:tcBorders>
               <w:top w:val="single" w:sz="4" w:space="0" w:color="D9D9D2"/>
-              <w:left w:val="single" w:sz="4" w:space="0" w:color="A89662"/>
-              <w:bottom w:val="single" w:sz="4" w:space="0" w:color="A89662"/>
-              <w:right w:val="single" w:sz="4" w:space="0" w:color="D9D9D2"/>
-            </w:tcBorders>
-            <w:shd w:color="auto" w:fill="CDD2B7" w:val="clear"/>
+              <w:left w:val="single" w:sz="4" w:space="0" w:color="8A8A8A"/>
+              <w:bottom w:val="single" w:sz="4" w:space="0" w:color="8A8A8A"/>
+              <w:right w:val="single" w:sz="4" w:space="0" w:color="D9D9D2"/>
+            </w:tcBorders>
+            <w:shd w:color="auto" w:fill="E6E6E2" w:val="clear"/>
           </w:tcPr>
           <w:p>
             <w:pPr>
@@ -984,7 +963,7 @@
                 <w:rFonts w:cs="Arial"/>
                 <w:b/>
                 <w:i w:val="false"/>
-                <w:color w:val="002516"/>
+                <w:color w:val="222222"/>
                 <w:sz w:val="17"/>
               </w:rPr>
               <w:t>Master COGCON Doctrine</w:t>
@@ -997,7 +976,7 @@
             <w:tcBorders>
               <w:top w:val="single" w:sz="4" w:space="0" w:color="D9D9D2"/>
               <w:left w:val="single" w:sz="4" w:space="0" w:color="D9D9D2"/>
-              <w:bottom w:val="single" w:sz="4" w:space="0" w:color="A89662"/>
+              <w:bottom w:val="single" w:sz="4" w:space="0" w:color="8A8A8A"/>
               <w:right w:val="single" w:sz="4" w:space="0" w:color="D9D9D2"/>
             </w:tcBorders>
           </w:tcPr>
@@ -1024,8 +1003,8 @@
             <w:tcBorders>
               <w:top w:val="single" w:sz="4" w:space="0" w:color="D9D9D2"/>
               <w:left w:val="single" w:sz="4" w:space="0" w:color="D9D9D2"/>
-              <w:bottom w:val="single" w:sz="4" w:space="0" w:color="A89662"/>
-              <w:right w:val="single" w:sz="4" w:space="0" w:color="A89662"/>
+              <w:bottom w:val="single" w:sz="4" w:space="0" w:color="8A8A8A"/>
+              <w:right w:val="single" w:sz="4" w:space="0" w:color="8A8A8A"/>
             </w:tcBorders>
           </w:tcPr>
           <w:p>
@@ -1099,7 +1078,7 @@
           <w:rFonts w:cs="Arial"/>
           <w:b/>
           <w:i w:val="false"/>
-          <w:color w:val="002516"/>
+          <w:color w:val="222222"/>
           <w:sz w:val="25"/>
         </w:rPr>
         <w:t>1. Combat Mindset Training Pillars</w:t>
@@ -1147,12 +1126,12 @@
           <w:tcPr>
             <w:tcW w:w="2608" w:type="dxa"/>
             <w:tcBorders>
-              <w:top w:val="single" w:sz="4" w:space="0" w:color="A89662"/>
-              <w:left w:val="single" w:sz="4" w:space="0" w:color="A89662"/>
-              <w:bottom w:val="single" w:sz="4" w:space="0" w:color="D9D9D2"/>
-              <w:right w:val="single" w:sz="4" w:space="0" w:color="D9D9D2"/>
-            </w:tcBorders>
-            <w:shd w:color="auto" w:fill="002516" w:val="clear"/>
+              <w:top w:val="single" w:sz="4" w:space="0" w:color="8A8A8A"/>
+              <w:left w:val="single" w:sz="4" w:space="0" w:color="8A8A8A"/>
+              <w:bottom w:val="single" w:sz="4" w:space="0" w:color="D9D9D2"/>
+              <w:right w:val="single" w:sz="4" w:space="0" w:color="D9D9D2"/>
+            </w:tcBorders>
+            <w:shd w:color="auto" w:fill="222222" w:val="clear"/>
           </w:tcPr>
           <w:p>
             <w:pPr>
@@ -1177,12 +1156,12 @@
           <w:tcPr>
             <w:tcW w:w="6689" w:type="dxa"/>
             <w:tcBorders>
-              <w:top w:val="single" w:sz="4" w:space="0" w:color="A89662"/>
-              <w:left w:val="single" w:sz="4" w:space="0" w:color="D9D9D2"/>
-              <w:bottom w:val="single" w:sz="4" w:space="0" w:color="D9D9D2"/>
-              <w:right w:val="single" w:sz="4" w:space="0" w:color="A89662"/>
-            </w:tcBorders>
-            <w:shd w:color="auto" w:fill="002516" w:val="clear"/>
+              <w:top w:val="single" w:sz="4" w:space="0" w:color="8A8A8A"/>
+              <w:left w:val="single" w:sz="4" w:space="0" w:color="D9D9D2"/>
+              <w:bottom w:val="single" w:sz="4" w:space="0" w:color="D9D9D2"/>
+              <w:right w:val="single" w:sz="4" w:space="0" w:color="8A8A8A"/>
+            </w:tcBorders>
+            <w:shd w:color="auto" w:fill="222222" w:val="clear"/>
           </w:tcPr>
           <w:p>
             <w:pPr>
@@ -1213,11 +1192,11 @@
             <w:tcW w:w="2608" w:type="dxa"/>
             <w:tcBorders>
               <w:top w:val="single" w:sz="4" w:space="0" w:color="D9D9D2"/>
-              <w:left w:val="single" w:sz="4" w:space="0" w:color="A89662"/>
-              <w:bottom w:val="single" w:sz="4" w:space="0" w:color="D9D9D2"/>
-              <w:right w:val="single" w:sz="4" w:space="0" w:color="D9D9D2"/>
-            </w:tcBorders>
-            <w:shd w:color="auto" w:fill="CDD2B7" w:val="clear"/>
+              <w:left w:val="single" w:sz="4" w:space="0" w:color="8A8A8A"/>
+              <w:bottom w:val="single" w:sz="4" w:space="0" w:color="D9D9D2"/>
+              <w:right w:val="single" w:sz="4" w:space="0" w:color="D9D9D2"/>
+            </w:tcBorders>
+            <w:shd w:color="auto" w:fill="E6E6E2" w:val="clear"/>
           </w:tcPr>
           <w:p>
             <w:pPr>
@@ -1231,7 +1210,7 @@
                 <w:rFonts w:cs="Arial"/>
                 <w:b/>
                 <w:i w:val="false"/>
-                <w:color w:val="002516"/>
+                <w:color w:val="222222"/>
                 <w:sz w:val="17"/>
               </w:rPr>
               <w:t>Self-Awareness</w:t>
@@ -1245,7 +1224,7 @@
               <w:top w:val="single" w:sz="4" w:space="0" w:color="D9D9D2"/>
               <w:left w:val="single" w:sz="4" w:space="0" w:color="D9D9D2"/>
               <w:bottom w:val="single" w:sz="4" w:space="0" w:color="D9D9D2"/>
-              <w:right w:val="single" w:sz="4" w:space="0" w:color="A89662"/>
+              <w:right w:val="single" w:sz="4" w:space="0" w:color="8A8A8A"/>
             </w:tcBorders>
           </w:tcPr>
           <w:p>
@@ -1276,11 +1255,11 @@
             <w:tcW w:w="2608" w:type="dxa"/>
             <w:tcBorders>
               <w:top w:val="single" w:sz="4" w:space="0" w:color="D9D9D2"/>
-              <w:left w:val="single" w:sz="4" w:space="0" w:color="A89662"/>
-              <w:bottom w:val="single" w:sz="4" w:space="0" w:color="D9D9D2"/>
-              <w:right w:val="single" w:sz="4" w:space="0" w:color="D9D9D2"/>
-            </w:tcBorders>
-            <w:shd w:color="auto" w:fill="CDD2B7" w:val="clear"/>
+              <w:left w:val="single" w:sz="4" w:space="0" w:color="8A8A8A"/>
+              <w:bottom w:val="single" w:sz="4" w:space="0" w:color="D9D9D2"/>
+              <w:right w:val="single" w:sz="4" w:space="0" w:color="D9D9D2"/>
+            </w:tcBorders>
+            <w:shd w:color="auto" w:fill="E6E6E2" w:val="clear"/>
           </w:tcPr>
           <w:p>
             <w:pPr>
@@ -1294,7 +1273,7 @@
                 <w:rFonts w:cs="Arial"/>
                 <w:b/>
                 <w:i w:val="false"/>
-                <w:color w:val="002516"/>
+                <w:color w:val="222222"/>
                 <w:sz w:val="17"/>
               </w:rPr>
               <w:t>Arousal Control</w:t>
@@ -1308,7 +1287,7 @@
               <w:top w:val="single" w:sz="4" w:space="0" w:color="D9D9D2"/>
               <w:left w:val="single" w:sz="4" w:space="0" w:color="D9D9D2"/>
               <w:bottom w:val="single" w:sz="4" w:space="0" w:color="D9D9D2"/>
-              <w:right w:val="single" w:sz="4" w:space="0" w:color="A89662"/>
+              <w:right w:val="single" w:sz="4" w:space="0" w:color="8A8A8A"/>
             </w:tcBorders>
           </w:tcPr>
           <w:p>
@@ -1339,11 +1318,11 @@
             <w:tcW w:w="2608" w:type="dxa"/>
             <w:tcBorders>
               <w:top w:val="single" w:sz="4" w:space="0" w:color="D9D9D2"/>
-              <w:left w:val="single" w:sz="4" w:space="0" w:color="A89662"/>
-              <w:bottom w:val="single" w:sz="4" w:space="0" w:color="D9D9D2"/>
-              <w:right w:val="single" w:sz="4" w:space="0" w:color="D9D9D2"/>
-            </w:tcBorders>
-            <w:shd w:color="auto" w:fill="CDD2B7" w:val="clear"/>
+              <w:left w:val="single" w:sz="4" w:space="0" w:color="8A8A8A"/>
+              <w:bottom w:val="single" w:sz="4" w:space="0" w:color="D9D9D2"/>
+              <w:right w:val="single" w:sz="4" w:space="0" w:color="D9D9D2"/>
+            </w:tcBorders>
+            <w:shd w:color="auto" w:fill="E6E6E2" w:val="clear"/>
           </w:tcPr>
           <w:p>
             <w:pPr>
@@ -1357,7 +1336,7 @@
                 <w:rFonts w:cs="Arial"/>
                 <w:b/>
                 <w:i w:val="false"/>
-                <w:color w:val="002516"/>
+                <w:color w:val="222222"/>
                 <w:sz w:val="17"/>
               </w:rPr>
               <w:t>Operational Habit</w:t>
@@ -1371,7 +1350,7 @@
               <w:top w:val="single" w:sz="4" w:space="0" w:color="D9D9D2"/>
               <w:left w:val="single" w:sz="4" w:space="0" w:color="D9D9D2"/>
               <w:bottom w:val="single" w:sz="4" w:space="0" w:color="D9D9D2"/>
-              <w:right w:val="single" w:sz="4" w:space="0" w:color="A89662"/>
+              <w:right w:val="single" w:sz="4" w:space="0" w:color="8A8A8A"/>
             </w:tcBorders>
           </w:tcPr>
           <w:p>
@@ -1402,11 +1381,11 @@
             <w:tcW w:w="2608" w:type="dxa"/>
             <w:tcBorders>
               <w:top w:val="single" w:sz="4" w:space="0" w:color="D9D9D2"/>
-              <w:left w:val="single" w:sz="4" w:space="0" w:color="A89662"/>
-              <w:bottom w:val="single" w:sz="4" w:space="0" w:color="D9D9D2"/>
-              <w:right w:val="single" w:sz="4" w:space="0" w:color="D9D9D2"/>
-            </w:tcBorders>
-            <w:shd w:color="auto" w:fill="CDD2B7" w:val="clear"/>
+              <w:left w:val="single" w:sz="4" w:space="0" w:color="8A8A8A"/>
+              <w:bottom w:val="single" w:sz="4" w:space="0" w:color="D9D9D2"/>
+              <w:right w:val="single" w:sz="4" w:space="0" w:color="D9D9D2"/>
+            </w:tcBorders>
+            <w:shd w:color="auto" w:fill="E6E6E2" w:val="clear"/>
           </w:tcPr>
           <w:p>
             <w:pPr>
@@ -1420,7 +1399,7 @@
                 <w:rFonts w:cs="Arial"/>
                 <w:b/>
                 <w:i w:val="false"/>
-                <w:color w:val="002516"/>
+                <w:color w:val="222222"/>
                 <w:sz w:val="17"/>
               </w:rPr>
               <w:t>Working Memory</w:t>
@@ -1434,7 +1413,7 @@
               <w:top w:val="single" w:sz="4" w:space="0" w:color="D9D9D2"/>
               <w:left w:val="single" w:sz="4" w:space="0" w:color="D9D9D2"/>
               <w:bottom w:val="single" w:sz="4" w:space="0" w:color="D9D9D2"/>
-              <w:right w:val="single" w:sz="4" w:space="0" w:color="A89662"/>
+              <w:right w:val="single" w:sz="4" w:space="0" w:color="8A8A8A"/>
             </w:tcBorders>
           </w:tcPr>
           <w:p>
@@ -1465,11 +1444,11 @@
             <w:tcW w:w="2608" w:type="dxa"/>
             <w:tcBorders>
               <w:top w:val="single" w:sz="4" w:space="0" w:color="D9D9D2"/>
-              <w:left w:val="single" w:sz="4" w:space="0" w:color="A89662"/>
-              <w:bottom w:val="single" w:sz="4" w:space="0" w:color="D9D9D2"/>
-              <w:right w:val="single" w:sz="4" w:space="0" w:color="D9D9D2"/>
-            </w:tcBorders>
-            <w:shd w:color="auto" w:fill="CDD2B7" w:val="clear"/>
+              <w:left w:val="single" w:sz="4" w:space="0" w:color="8A8A8A"/>
+              <w:bottom w:val="single" w:sz="4" w:space="0" w:color="D9D9D2"/>
+              <w:right w:val="single" w:sz="4" w:space="0" w:color="D9D9D2"/>
+            </w:tcBorders>
+            <w:shd w:color="auto" w:fill="E6E6E2" w:val="clear"/>
           </w:tcPr>
           <w:p>
             <w:pPr>
@@ -1483,7 +1462,7 @@
                 <w:rFonts w:cs="Arial"/>
                 <w:b/>
                 <w:i w:val="false"/>
-                <w:color w:val="002516"/>
+                <w:color w:val="222222"/>
                 <w:sz w:val="17"/>
               </w:rPr>
               <w:t>Attentional Control</w:t>
@@ -1497,7 +1476,7 @@
               <w:top w:val="single" w:sz="4" w:space="0" w:color="D9D9D2"/>
               <w:left w:val="single" w:sz="4" w:space="0" w:color="D9D9D2"/>
               <w:bottom w:val="single" w:sz="4" w:space="0" w:color="D9D9D2"/>
-              <w:right w:val="single" w:sz="4" w:space="0" w:color="A89662"/>
+              <w:right w:val="single" w:sz="4" w:space="0" w:color="8A8A8A"/>
             </w:tcBorders>
           </w:tcPr>
           <w:p>
@@ -1528,11 +1507,11 @@
             <w:tcW w:w="2608" w:type="dxa"/>
             <w:tcBorders>
               <w:top w:val="single" w:sz="4" w:space="0" w:color="D9D9D2"/>
-              <w:left w:val="single" w:sz="4" w:space="0" w:color="A89662"/>
-              <w:bottom w:val="single" w:sz="4" w:space="0" w:color="A89662"/>
-              <w:right w:val="single" w:sz="4" w:space="0" w:color="D9D9D2"/>
-            </w:tcBorders>
-            <w:shd w:color="auto" w:fill="CDD2B7" w:val="clear"/>
+              <w:left w:val="single" w:sz="4" w:space="0" w:color="8A8A8A"/>
+              <w:bottom w:val="single" w:sz="4" w:space="0" w:color="8A8A8A"/>
+              <w:right w:val="single" w:sz="4" w:space="0" w:color="D9D9D2"/>
+            </w:tcBorders>
+            <w:shd w:color="auto" w:fill="E6E6E2" w:val="clear"/>
           </w:tcPr>
           <w:p>
             <w:pPr>
@@ -1545,7 +1524,7 @@
                 <w:rFonts w:cs="Arial"/>
                 <w:b/>
                 <w:i w:val="false"/>
-                <w:color w:val="002516"/>
+                <w:color w:val="222222"/>
                 <w:sz w:val="17"/>
               </w:rPr>
               <w:t>Cognitive Control</w:t>
@@ -1558,8 +1537,8 @@
             <w:tcBorders>
               <w:top w:val="single" w:sz="4" w:space="0" w:color="D9D9D2"/>
               <w:left w:val="single" w:sz="4" w:space="0" w:color="D9D9D2"/>
-              <w:bottom w:val="single" w:sz="4" w:space="0" w:color="A89662"/>
-              <w:right w:val="single" w:sz="4" w:space="0" w:color="A89662"/>
+              <w:bottom w:val="single" w:sz="4" w:space="0" w:color="8A8A8A"/>
+              <w:right w:val="single" w:sz="4" w:space="0" w:color="8A8A8A"/>
             </w:tcBorders>
           </w:tcPr>
           <w:p>
@@ -1621,7 +1600,7 @@
         <w:rPr>
           <w:rFonts w:cs="Arial"/>
           <w:b/>
-          <w:color w:val="002516"/>
+          <w:color w:val="222222"/>
         </w:rPr>
         <w:t>•</w:t>
       </w:r>
@@ -1629,7 +1608,7 @@
         <w:rPr>
           <w:rFonts w:cs="Arial"/>
           <w:b/>
-          <w:color w:val="002516"/>
+          <w:color w:val="222222"/>
         </w:rPr>
         <w:tab/>
       </w:r>
@@ -1661,7 +1640,7 @@
           <w:rFonts w:cs="Arial"/>
           <w:b/>
           <w:i w:val="false"/>
-          <w:color w:val="002516"/>
+          <w:color w:val="222222"/>
           <w:sz w:val="25"/>
         </w:rPr>
         <w:t>2. Combat Mindset Reset</w:t>
@@ -1673,7 +1652,7 @@
         <w:pBdr>
           <w:left w:val="single" w:sz="28" w:space="8" w:color="C62026"/>
         </w:pBdr>
-        <w:shd w:val="clear" w:color="auto" w:fill="CDD2B7"/>
+        <w:shd w:val="clear" w:color="auto" w:fill="E6E6E2"/>
         <w:spacing w:before="160" w:after="160"/>
         <w:ind w:left="283" w:right="283"/>
         <w:rPr/>
@@ -1748,7 +1727,7 @@
         <w:rPr>
           <w:rFonts w:cs="Arial"/>
           <w:b/>
-          <w:color w:val="002516"/>
+          <w:color w:val="222222"/>
         </w:rPr>
         <w:t>•</w:t>
       </w:r>
@@ -1756,7 +1735,7 @@
         <w:rPr>
           <w:rFonts w:cs="Arial"/>
           <w:b/>
-          <w:color w:val="002516"/>
+          <w:color w:val="222222"/>
         </w:rPr>
         <w:tab/>
       </w:r>
@@ -1788,7 +1767,7 @@
           <w:rFonts w:cs="Arial"/>
           <w:b/>
           <w:i w:val="false"/>
-          <w:color w:val="002516"/>
+          <w:color w:val="222222"/>
           <w:sz w:val="25"/>
         </w:rPr>
         <w:t>3. Combat Mindset Performance States</w:t>
@@ -1837,12 +1816,12 @@
           <w:tcPr>
             <w:tcW w:w="2040" w:type="dxa"/>
             <w:tcBorders>
-              <w:top w:val="single" w:sz="4" w:space="0" w:color="A89662"/>
-              <w:left w:val="single" w:sz="4" w:space="0" w:color="A89662"/>
-              <w:bottom w:val="single" w:sz="4" w:space="0" w:color="D9D9D2"/>
-              <w:right w:val="single" w:sz="4" w:space="0" w:color="D9D9D2"/>
-            </w:tcBorders>
-            <w:shd w:color="auto" w:fill="002516" w:val="clear"/>
+              <w:top w:val="single" w:sz="4" w:space="0" w:color="8A8A8A"/>
+              <w:left w:val="single" w:sz="4" w:space="0" w:color="8A8A8A"/>
+              <w:bottom w:val="single" w:sz="4" w:space="0" w:color="D9D9D2"/>
+              <w:right w:val="single" w:sz="4" w:space="0" w:color="D9D9D2"/>
+            </w:tcBorders>
+            <w:shd w:color="auto" w:fill="222222" w:val="clear"/>
           </w:tcPr>
           <w:p>
             <w:pPr>
@@ -1867,12 +1846,12 @@
           <w:tcPr>
             <w:tcW w:w="3629" w:type="dxa"/>
             <w:tcBorders>
-              <w:top w:val="single" w:sz="4" w:space="0" w:color="A89662"/>
-              <w:left w:val="single" w:sz="4" w:space="0" w:color="D9D9D2"/>
-              <w:bottom w:val="single" w:sz="4" w:space="0" w:color="D9D9D2"/>
-              <w:right w:val="single" w:sz="4" w:space="0" w:color="D9D9D2"/>
-            </w:tcBorders>
-            <w:shd w:color="auto" w:fill="002516" w:val="clear"/>
+              <w:top w:val="single" w:sz="4" w:space="0" w:color="8A8A8A"/>
+              <w:left w:val="single" w:sz="4" w:space="0" w:color="D9D9D2"/>
+              <w:bottom w:val="single" w:sz="4" w:space="0" w:color="D9D9D2"/>
+              <w:right w:val="single" w:sz="4" w:space="0" w:color="D9D9D2"/>
+            </w:tcBorders>
+            <w:shd w:color="auto" w:fill="222222" w:val="clear"/>
           </w:tcPr>
           <w:p>
             <w:pPr>
@@ -1897,12 +1876,12 @@
           <w:tcPr>
             <w:tcW w:w="3628" w:type="dxa"/>
             <w:tcBorders>
-              <w:top w:val="single" w:sz="4" w:space="0" w:color="A89662"/>
-              <w:left w:val="single" w:sz="4" w:space="0" w:color="D9D9D2"/>
-              <w:bottom w:val="single" w:sz="4" w:space="0" w:color="D9D9D2"/>
-              <w:right w:val="single" w:sz="4" w:space="0" w:color="A89662"/>
-            </w:tcBorders>
-            <w:shd w:color="auto" w:fill="002516" w:val="clear"/>
+              <w:top w:val="single" w:sz="4" w:space="0" w:color="8A8A8A"/>
+              <w:left w:val="single" w:sz="4" w:space="0" w:color="D9D9D2"/>
+              <w:bottom w:val="single" w:sz="4" w:space="0" w:color="D9D9D2"/>
+              <w:right w:val="single" w:sz="4" w:space="0" w:color="8A8A8A"/>
+            </w:tcBorders>
+            <w:shd w:color="auto" w:fill="222222" w:val="clear"/>
           </w:tcPr>
           <w:p>
             <w:pPr>
@@ -1933,11 +1912,11 @@
             <w:tcW w:w="2040" w:type="dxa"/>
             <w:tcBorders>
               <w:top w:val="single" w:sz="4" w:space="0" w:color="D9D9D2"/>
-              <w:left w:val="single" w:sz="4" w:space="0" w:color="A89662"/>
-              <w:bottom w:val="single" w:sz="4" w:space="0" w:color="D9D9D2"/>
-              <w:right w:val="single" w:sz="4" w:space="0" w:color="D9D9D2"/>
-            </w:tcBorders>
-            <w:shd w:color="auto" w:fill="CDD2B7" w:val="clear"/>
+              <w:left w:val="single" w:sz="4" w:space="0" w:color="8A8A8A"/>
+              <w:bottom w:val="single" w:sz="4" w:space="0" w:color="D9D9D2"/>
+              <w:right w:val="single" w:sz="4" w:space="0" w:color="D9D9D2"/>
+            </w:tcBorders>
+            <w:shd w:color="auto" w:fill="E6E6E2" w:val="clear"/>
           </w:tcPr>
           <w:p>
             <w:pPr>
@@ -1951,7 +1930,7 @@
                 <w:rFonts w:cs="Arial"/>
                 <w:b/>
                 <w:i w:val="false"/>
-                <w:color w:val="002516"/>
+                <w:color w:val="222222"/>
                 <w:sz w:val="17"/>
               </w:rPr>
               <w:t>Task Focus</w:t>
@@ -1993,7 +1972,7 @@
               <w:top w:val="single" w:sz="4" w:space="0" w:color="D9D9D2"/>
               <w:left w:val="single" w:sz="4" w:space="0" w:color="D9D9D2"/>
               <w:bottom w:val="single" w:sz="4" w:space="0" w:color="D9D9D2"/>
-              <w:right w:val="single" w:sz="4" w:space="0" w:color="A89662"/>
+              <w:right w:val="single" w:sz="4" w:space="0" w:color="8A8A8A"/>
             </w:tcBorders>
           </w:tcPr>
           <w:p>
@@ -2024,11 +2003,11 @@
             <w:tcW w:w="2040" w:type="dxa"/>
             <w:tcBorders>
               <w:top w:val="single" w:sz="4" w:space="0" w:color="D9D9D2"/>
-              <w:left w:val="single" w:sz="4" w:space="0" w:color="A89662"/>
-              <w:bottom w:val="single" w:sz="4" w:space="0" w:color="D9D9D2"/>
-              <w:right w:val="single" w:sz="4" w:space="0" w:color="D9D9D2"/>
-            </w:tcBorders>
-            <w:shd w:color="auto" w:fill="CDD2B7" w:val="clear"/>
+              <w:left w:val="single" w:sz="4" w:space="0" w:color="8A8A8A"/>
+              <w:bottom w:val="single" w:sz="4" w:space="0" w:color="D9D9D2"/>
+              <w:right w:val="single" w:sz="4" w:space="0" w:color="D9D9D2"/>
+            </w:tcBorders>
+            <w:shd w:color="auto" w:fill="E6E6E2" w:val="clear"/>
           </w:tcPr>
           <w:p>
             <w:pPr>
@@ -2042,7 +2021,7 @@
                 <w:rFonts w:cs="Arial"/>
                 <w:b/>
                 <w:i w:val="false"/>
-                <w:color w:val="002516"/>
+                <w:color w:val="222222"/>
                 <w:sz w:val="17"/>
               </w:rPr>
               <w:t>Command Presence</w:t>
@@ -2084,7 +2063,7 @@
               <w:top w:val="single" w:sz="4" w:space="0" w:color="D9D9D2"/>
               <w:left w:val="single" w:sz="4" w:space="0" w:color="D9D9D2"/>
               <w:bottom w:val="single" w:sz="4" w:space="0" w:color="D9D9D2"/>
-              <w:right w:val="single" w:sz="4" w:space="0" w:color="A89662"/>
+              <w:right w:val="single" w:sz="4" w:space="0" w:color="8A8A8A"/>
             </w:tcBorders>
           </w:tcPr>
           <w:p>
@@ -2115,11 +2094,11 @@
             <w:tcW w:w="2040" w:type="dxa"/>
             <w:tcBorders>
               <w:top w:val="single" w:sz="4" w:space="0" w:color="D9D9D2"/>
-              <w:left w:val="single" w:sz="4" w:space="0" w:color="A89662"/>
-              <w:bottom w:val="single" w:sz="4" w:space="0" w:color="D9D9D2"/>
-              <w:right w:val="single" w:sz="4" w:space="0" w:color="D9D9D2"/>
-            </w:tcBorders>
-            <w:shd w:color="auto" w:fill="CDD2B7" w:val="clear"/>
+              <w:left w:val="single" w:sz="4" w:space="0" w:color="8A8A8A"/>
+              <w:bottom w:val="single" w:sz="4" w:space="0" w:color="D9D9D2"/>
+              <w:right w:val="single" w:sz="4" w:space="0" w:color="D9D9D2"/>
+            </w:tcBorders>
+            <w:shd w:color="auto" w:fill="E6E6E2" w:val="clear"/>
           </w:tcPr>
           <w:p>
             <w:pPr>
@@ -2133,7 +2112,7 @@
                 <w:rFonts w:cs="Arial"/>
                 <w:b/>
                 <w:i w:val="false"/>
-                <w:color w:val="002516"/>
+                <w:color w:val="222222"/>
                 <w:sz w:val="17"/>
               </w:rPr>
               <w:t>Situational Awareness</w:t>
@@ -2175,7 +2154,7 @@
               <w:top w:val="single" w:sz="4" w:space="0" w:color="D9D9D2"/>
               <w:left w:val="single" w:sz="4" w:space="0" w:color="D9D9D2"/>
               <w:bottom w:val="single" w:sz="4" w:space="0" w:color="D9D9D2"/>
-              <w:right w:val="single" w:sz="4" w:space="0" w:color="A89662"/>
+              <w:right w:val="single" w:sz="4" w:space="0" w:color="8A8A8A"/>
             </w:tcBorders>
           </w:tcPr>
           <w:p>
@@ -2206,11 +2185,11 @@
             <w:tcW w:w="2040" w:type="dxa"/>
             <w:tcBorders>
               <w:top w:val="single" w:sz="4" w:space="0" w:color="D9D9D2"/>
-              <w:left w:val="single" w:sz="4" w:space="0" w:color="A89662"/>
-              <w:bottom w:val="single" w:sz="4" w:space="0" w:color="A89662"/>
-              <w:right w:val="single" w:sz="4" w:space="0" w:color="D9D9D2"/>
-            </w:tcBorders>
-            <w:shd w:color="auto" w:fill="CDD2B7" w:val="clear"/>
+              <w:left w:val="single" w:sz="4" w:space="0" w:color="8A8A8A"/>
+              <w:bottom w:val="single" w:sz="4" w:space="0" w:color="8A8A8A"/>
+              <w:right w:val="single" w:sz="4" w:space="0" w:color="D9D9D2"/>
+            </w:tcBorders>
+            <w:shd w:color="auto" w:fill="E6E6E2" w:val="clear"/>
           </w:tcPr>
           <w:p>
             <w:pPr>
@@ -2223,7 +2202,7 @@
                 <w:rFonts w:cs="Arial"/>
                 <w:b/>
                 <w:i w:val="false"/>
-                <w:color w:val="002516"/>
+                <w:color w:val="222222"/>
                 <w:sz w:val="17"/>
               </w:rPr>
               <w:t>Resilience</w:t>
@@ -2236,7 +2215,7 @@
             <w:tcBorders>
               <w:top w:val="single" w:sz="4" w:space="0" w:color="D9D9D2"/>
               <w:left w:val="single" w:sz="4" w:space="0" w:color="D9D9D2"/>
-              <w:bottom w:val="single" w:sz="4" w:space="0" w:color="A89662"/>
+              <w:bottom w:val="single" w:sz="4" w:space="0" w:color="8A8A8A"/>
               <w:right w:val="single" w:sz="4" w:space="0" w:color="D9D9D2"/>
             </w:tcBorders>
           </w:tcPr>
@@ -2263,8 +2242,8 @@
             <w:tcBorders>
               <w:top w:val="single" w:sz="4" w:space="0" w:color="D9D9D2"/>
               <w:left w:val="single" w:sz="4" w:space="0" w:color="D9D9D2"/>
-              <w:bottom w:val="single" w:sz="4" w:space="0" w:color="A89662"/>
-              <w:right w:val="single" w:sz="4" w:space="0" w:color="A89662"/>
+              <w:bottom w:val="single" w:sz="4" w:space="0" w:color="8A8A8A"/>
+              <w:right w:val="single" w:sz="4" w:space="0" w:color="8A8A8A"/>
             </w:tcBorders>
           </w:tcPr>
           <w:p>
@@ -2326,7 +2305,7 @@
         <w:rPr>
           <w:rFonts w:cs="Arial"/>
           <w:b/>
-          <w:color w:val="002516"/>
+          <w:color w:val="222222"/>
         </w:rPr>
         <w:t>•</w:t>
       </w:r>
@@ -2334,7 +2313,7 @@
         <w:rPr>
           <w:rFonts w:cs="Arial"/>
           <w:b/>
-          <w:color w:val="002516"/>
+          <w:color w:val="222222"/>
         </w:rPr>
         <w:tab/>
       </w:r>
@@ -2366,7 +2345,7 @@
           <w:rFonts w:cs="Arial"/>
           <w:b/>
           <w:i w:val="false"/>
-          <w:color w:val="002516"/>
+          <w:color w:val="222222"/>
           <w:sz w:val="25"/>
         </w:rPr>
         <w:t>4. CMC Training Methodology</w:t>
@@ -2436,7 +2415,7 @@
           <w:rFonts w:cs="Arial"/>
           <w:b/>
           <w:i w:val="false"/>
-          <w:color w:val="002516"/>
+          <w:color w:val="222222"/>
           <w:sz w:val="25"/>
         </w:rPr>
         <w:t>5. CMC Coaching and Assurance</w:t>
@@ -2549,7 +2528,7 @@
         <w:rPr>
           <w:rFonts w:cs="Arial"/>
           <w:b/>
-          <w:color w:val="002516"/>
+          <w:color w:val="222222"/>
         </w:rPr>
         <w:t>•</w:t>
       </w:r>
@@ -2557,7 +2536,7 @@
         <w:rPr>
           <w:rFonts w:cs="Arial"/>
           <w:b/>
-          <w:color w:val="002516"/>
+          <w:color w:val="222222"/>
         </w:rPr>
         <w:tab/>
       </w:r>
@@ -2589,7 +2568,7 @@
           <w:rFonts w:cs="Arial"/>
           <w:b/>
           <w:i w:val="false"/>
-          <w:color w:val="002516"/>
+          <w:color w:val="222222"/>
           <w:sz w:val="25"/>
         </w:rPr>
         <w:t>6. Progressive Development</w:t>
@@ -2638,12 +2617,12 @@
           <w:tcPr>
             <w:tcW w:w="2040" w:type="dxa"/>
             <w:tcBorders>
-              <w:top w:val="single" w:sz="4" w:space="0" w:color="A89662"/>
-              <w:left w:val="single" w:sz="4" w:space="0" w:color="A89662"/>
-              <w:bottom w:val="single" w:sz="4" w:space="0" w:color="D9D9D2"/>
-              <w:right w:val="single" w:sz="4" w:space="0" w:color="D9D9D2"/>
-            </w:tcBorders>
-            <w:shd w:color="auto" w:fill="002516" w:val="clear"/>
+              <w:top w:val="single" w:sz="4" w:space="0" w:color="8A8A8A"/>
+              <w:left w:val="single" w:sz="4" w:space="0" w:color="8A8A8A"/>
+              <w:bottom w:val="single" w:sz="4" w:space="0" w:color="D9D9D2"/>
+              <w:right w:val="single" w:sz="4" w:space="0" w:color="D9D9D2"/>
+            </w:tcBorders>
+            <w:shd w:color="auto" w:fill="222222" w:val="clear"/>
           </w:tcPr>
           <w:p>
             <w:pPr>
@@ -2668,12 +2647,12 @@
           <w:tcPr>
             <w:tcW w:w="3629" w:type="dxa"/>
             <w:tcBorders>
-              <w:top w:val="single" w:sz="4" w:space="0" w:color="A89662"/>
-              <w:left w:val="single" w:sz="4" w:space="0" w:color="D9D9D2"/>
-              <w:bottom w:val="single" w:sz="4" w:space="0" w:color="D9D9D2"/>
-              <w:right w:val="single" w:sz="4" w:space="0" w:color="D9D9D2"/>
-            </w:tcBorders>
-            <w:shd w:color="auto" w:fill="002516" w:val="clear"/>
+              <w:top w:val="single" w:sz="4" w:space="0" w:color="8A8A8A"/>
+              <w:left w:val="single" w:sz="4" w:space="0" w:color="D9D9D2"/>
+              <w:bottom w:val="single" w:sz="4" w:space="0" w:color="D9D9D2"/>
+              <w:right w:val="single" w:sz="4" w:space="0" w:color="D9D9D2"/>
+            </w:tcBorders>
+            <w:shd w:color="auto" w:fill="222222" w:val="clear"/>
           </w:tcPr>
           <w:p>
             <w:pPr>
@@ -2698,12 +2677,12 @@
           <w:tcPr>
             <w:tcW w:w="3628" w:type="dxa"/>
             <w:tcBorders>
-              <w:top w:val="single" w:sz="4" w:space="0" w:color="A89662"/>
-              <w:left w:val="single" w:sz="4" w:space="0" w:color="D9D9D2"/>
-              <w:bottom w:val="single" w:sz="4" w:space="0" w:color="D9D9D2"/>
-              <w:right w:val="single" w:sz="4" w:space="0" w:color="A89662"/>
-            </w:tcBorders>
-            <w:shd w:color="auto" w:fill="002516" w:val="clear"/>
+              <w:top w:val="single" w:sz="4" w:space="0" w:color="8A8A8A"/>
+              <w:left w:val="single" w:sz="4" w:space="0" w:color="D9D9D2"/>
+              <w:bottom w:val="single" w:sz="4" w:space="0" w:color="D9D9D2"/>
+              <w:right w:val="single" w:sz="4" w:space="0" w:color="8A8A8A"/>
+            </w:tcBorders>
+            <w:shd w:color="auto" w:fill="222222" w:val="clear"/>
           </w:tcPr>
           <w:p>
             <w:pPr>
@@ -2734,11 +2713,11 @@
             <w:tcW w:w="2040" w:type="dxa"/>
             <w:tcBorders>
               <w:top w:val="single" w:sz="4" w:space="0" w:color="D9D9D2"/>
-              <w:left w:val="single" w:sz="4" w:space="0" w:color="A89662"/>
-              <w:bottom w:val="single" w:sz="4" w:space="0" w:color="D9D9D2"/>
-              <w:right w:val="single" w:sz="4" w:space="0" w:color="D9D9D2"/>
-            </w:tcBorders>
-            <w:shd w:color="auto" w:fill="CDD2B7" w:val="clear"/>
+              <w:left w:val="single" w:sz="4" w:space="0" w:color="8A8A8A"/>
+              <w:bottom w:val="single" w:sz="4" w:space="0" w:color="D9D9D2"/>
+              <w:right w:val="single" w:sz="4" w:space="0" w:color="D9D9D2"/>
+            </w:tcBorders>
+            <w:shd w:color="auto" w:fill="E6E6E2" w:val="clear"/>
           </w:tcPr>
           <w:p>
             <w:pPr>
@@ -2752,7 +2731,7 @@
                 <w:rFonts w:cs="Arial"/>
                 <w:b/>
                 <w:i w:val="false"/>
-                <w:color w:val="002516"/>
+                <w:color w:val="222222"/>
                 <w:sz w:val="17"/>
               </w:rPr>
               <w:t>1. Understand Self</w:t>
@@ -2794,7 +2773,7 @@
               <w:top w:val="single" w:sz="4" w:space="0" w:color="D9D9D2"/>
               <w:left w:val="single" w:sz="4" w:space="0" w:color="D9D9D2"/>
               <w:bottom w:val="single" w:sz="4" w:space="0" w:color="D9D9D2"/>
-              <w:right w:val="single" w:sz="4" w:space="0" w:color="A89662"/>
+              <w:right w:val="single" w:sz="4" w:space="0" w:color="8A8A8A"/>
             </w:tcBorders>
           </w:tcPr>
           <w:p>
@@ -2825,11 +2804,11 @@
             <w:tcW w:w="2040" w:type="dxa"/>
             <w:tcBorders>
               <w:top w:val="single" w:sz="4" w:space="0" w:color="D9D9D2"/>
-              <w:left w:val="single" w:sz="4" w:space="0" w:color="A89662"/>
-              <w:bottom w:val="single" w:sz="4" w:space="0" w:color="D9D9D2"/>
-              <w:right w:val="single" w:sz="4" w:space="0" w:color="D9D9D2"/>
-            </w:tcBorders>
-            <w:shd w:color="auto" w:fill="CDD2B7" w:val="clear"/>
+              <w:left w:val="single" w:sz="4" w:space="0" w:color="8A8A8A"/>
+              <w:bottom w:val="single" w:sz="4" w:space="0" w:color="D9D9D2"/>
+              <w:right w:val="single" w:sz="4" w:space="0" w:color="D9D9D2"/>
+            </w:tcBorders>
+            <w:shd w:color="auto" w:fill="E6E6E2" w:val="clear"/>
           </w:tcPr>
           <w:p>
             <w:pPr>
@@ -2843,7 +2822,7 @@
                 <w:rFonts w:cs="Arial"/>
                 <w:b/>
                 <w:i w:val="false"/>
-                <w:color w:val="002516"/>
+                <w:color w:val="222222"/>
                 <w:sz w:val="17"/>
               </w:rPr>
               <w:t>2. Regulate Self</w:t>
@@ -2885,7 +2864,7 @@
               <w:top w:val="single" w:sz="4" w:space="0" w:color="D9D9D2"/>
               <w:left w:val="single" w:sz="4" w:space="0" w:color="D9D9D2"/>
               <w:bottom w:val="single" w:sz="4" w:space="0" w:color="D9D9D2"/>
-              <w:right w:val="single" w:sz="4" w:space="0" w:color="A89662"/>
+              <w:right w:val="single" w:sz="4" w:space="0" w:color="8A8A8A"/>
             </w:tcBorders>
           </w:tcPr>
           <w:p>
@@ -2916,11 +2895,11 @@
             <w:tcW w:w="2040" w:type="dxa"/>
             <w:tcBorders>
               <w:top w:val="single" w:sz="4" w:space="0" w:color="D9D9D2"/>
-              <w:left w:val="single" w:sz="4" w:space="0" w:color="A89662"/>
-              <w:bottom w:val="single" w:sz="4" w:space="0" w:color="D9D9D2"/>
-              <w:right w:val="single" w:sz="4" w:space="0" w:color="D9D9D2"/>
-            </w:tcBorders>
-            <w:shd w:color="auto" w:fill="CDD2B7" w:val="clear"/>
+              <w:left w:val="single" w:sz="4" w:space="0" w:color="8A8A8A"/>
+              <w:bottom w:val="single" w:sz="4" w:space="0" w:color="D9D9D2"/>
+              <w:right w:val="single" w:sz="4" w:space="0" w:color="D9D9D2"/>
+            </w:tcBorders>
+            <w:shd w:color="auto" w:fill="E6E6E2" w:val="clear"/>
           </w:tcPr>
           <w:p>
             <w:pPr>
@@ -2934,7 +2913,7 @@
                 <w:rFonts w:cs="Arial"/>
                 <w:b/>
                 <w:i w:val="false"/>
-                <w:color w:val="002516"/>
+                <w:color w:val="222222"/>
                 <w:sz w:val="17"/>
               </w:rPr>
               <w:t>3. Perform Under Pressure</w:t>
@@ -2976,7 +2955,7 @@
               <w:top w:val="single" w:sz="4" w:space="0" w:color="D9D9D2"/>
               <w:left w:val="single" w:sz="4" w:space="0" w:color="D9D9D2"/>
               <w:bottom w:val="single" w:sz="4" w:space="0" w:color="D9D9D2"/>
-              <w:right w:val="single" w:sz="4" w:space="0" w:color="A89662"/>
+              <w:right w:val="single" w:sz="4" w:space="0" w:color="8A8A8A"/>
             </w:tcBorders>
           </w:tcPr>
           <w:p>
@@ -3007,11 +2986,11 @@
             <w:tcW w:w="2040" w:type="dxa"/>
             <w:tcBorders>
               <w:top w:val="single" w:sz="4" w:space="0" w:color="D9D9D2"/>
-              <w:left w:val="single" w:sz="4" w:space="0" w:color="A89662"/>
-              <w:bottom w:val="single" w:sz="4" w:space="0" w:color="A89662"/>
-              <w:right w:val="single" w:sz="4" w:space="0" w:color="D9D9D2"/>
-            </w:tcBorders>
-            <w:shd w:color="auto" w:fill="CDD2B7" w:val="clear"/>
+              <w:left w:val="single" w:sz="4" w:space="0" w:color="8A8A8A"/>
+              <w:bottom w:val="single" w:sz="4" w:space="0" w:color="8A8A8A"/>
+              <w:right w:val="single" w:sz="4" w:space="0" w:color="D9D9D2"/>
+            </w:tcBorders>
+            <w:shd w:color="auto" w:fill="E6E6E2" w:val="clear"/>
           </w:tcPr>
           <w:p>
             <w:pPr>
@@ -3024,7 +3003,7 @@
                 <w:rFonts w:cs="Arial"/>
                 <w:b/>
                 <w:i w:val="false"/>
-                <w:color w:val="002516"/>
+                <w:color w:val="222222"/>
                 <w:sz w:val="17"/>
               </w:rPr>
               <w:t>4. Combat Mindset</w:t>
@@ -3037,7 +3016,7 @@
             <w:tcBorders>
               <w:top w:val="single" w:sz="4" w:space="0" w:color="D9D9D2"/>
               <w:left w:val="single" w:sz="4" w:space="0" w:color="D9D9D2"/>
-              <w:bottom w:val="single" w:sz="4" w:space="0" w:color="A89662"/>
+              <w:bottom w:val="single" w:sz="4" w:space="0" w:color="8A8A8A"/>
               <w:right w:val="single" w:sz="4" w:space="0" w:color="D9D9D2"/>
             </w:tcBorders>
           </w:tcPr>
@@ -3064,8 +3043,8 @@
             <w:tcBorders>
               <w:top w:val="single" w:sz="4" w:space="0" w:color="D9D9D2"/>
               <w:left w:val="single" w:sz="4" w:space="0" w:color="D9D9D2"/>
-              <w:bottom w:val="single" w:sz="4" w:space="0" w:color="A89662"/>
-              <w:right w:val="single" w:sz="4" w:space="0" w:color="A89662"/>
+              <w:bottom w:val="single" w:sz="4" w:space="0" w:color="8A8A8A"/>
+              <w:right w:val="single" w:sz="4" w:space="0" w:color="8A8A8A"/>
             </w:tcBorders>
           </w:tcPr>
           <w:p>
@@ -3108,7 +3087,7 @@
           <w:rFonts w:cs="Arial"/>
           <w:b/>
           <w:i w:val="false"/>
-          <w:color w:val="002516"/>
+          <w:color w:val="222222"/>
           <w:sz w:val="25"/>
         </w:rPr>
         <w:t>Product Architecture</w:t>
@@ -3157,17 +3136,16 @@
           <w:tcPr>
             <w:tcW w:w="2040" w:type="dxa"/>
             <w:tcBorders>
-              <w:top w:val="single" w:sz="4" w:space="0" w:color="A89662"/>
-              <w:left w:val="single" w:sz="4" w:space="0" w:color="A89662"/>
-              <w:bottom w:val="single" w:sz="4" w:space="0" w:color="D9D9D2"/>
-              <w:right w:val="single" w:sz="4" w:space="0" w:color="D9D9D2"/>
-            </w:tcBorders>
-            <w:shd w:color="auto" w:fill="002516" w:val="clear"/>
-          </w:tcPr>
-          <w:p>
-            <w:pPr>
-              <w:pStyle w:val="Normal"/>
-              <w:keepNext w:val="true"/>
+              <w:top w:val="single" w:sz="4" w:space="0" w:color="8A8A8A"/>
+              <w:left w:val="single" w:sz="4" w:space="0" w:color="8A8A8A"/>
+              <w:bottom w:val="single" w:sz="4" w:space="0" w:color="D9D9D2"/>
+              <w:right w:val="single" w:sz="4" w:space="0" w:color="D9D9D2"/>
+            </w:tcBorders>
+            <w:shd w:color="auto" w:fill="222222" w:val="clear"/>
+          </w:tcPr>
+          <w:p>
+            <w:pPr>
+              <w:pStyle w:val="Normal"/>
               <w:spacing w:lineRule="auto" w:line="252" w:before="0" w:after="0"/>
               <w:rPr/>
             </w:pPr>
@@ -3187,17 +3165,16 @@
           <w:tcPr>
             <w:tcW w:w="3629" w:type="dxa"/>
             <w:tcBorders>
-              <w:top w:val="single" w:sz="4" w:space="0" w:color="A89662"/>
-              <w:left w:val="single" w:sz="4" w:space="0" w:color="D9D9D2"/>
-              <w:bottom w:val="single" w:sz="4" w:space="0" w:color="D9D9D2"/>
-              <w:right w:val="single" w:sz="4" w:space="0" w:color="D9D9D2"/>
-            </w:tcBorders>
-            <w:shd w:color="auto" w:fill="002516" w:val="clear"/>
-          </w:tcPr>
-          <w:p>
-            <w:pPr>
-              <w:pStyle w:val="Normal"/>
-              <w:keepNext w:val="true"/>
+              <w:top w:val="single" w:sz="4" w:space="0" w:color="8A8A8A"/>
+              <w:left w:val="single" w:sz="4" w:space="0" w:color="D9D9D2"/>
+              <w:bottom w:val="single" w:sz="4" w:space="0" w:color="D9D9D2"/>
+              <w:right w:val="single" w:sz="4" w:space="0" w:color="D9D9D2"/>
+            </w:tcBorders>
+            <w:shd w:color="auto" w:fill="222222" w:val="clear"/>
+          </w:tcPr>
+          <w:p>
+            <w:pPr>
+              <w:pStyle w:val="Normal"/>
               <w:spacing w:lineRule="auto" w:line="252" w:before="0" w:after="0"/>
               <w:rPr/>
             </w:pPr>
@@ -3217,17 +3194,16 @@
           <w:tcPr>
             <w:tcW w:w="3628" w:type="dxa"/>
             <w:tcBorders>
-              <w:top w:val="single" w:sz="4" w:space="0" w:color="A89662"/>
-              <w:left w:val="single" w:sz="4" w:space="0" w:color="D9D9D2"/>
-              <w:bottom w:val="single" w:sz="4" w:space="0" w:color="D9D9D2"/>
-              <w:right w:val="single" w:sz="4" w:space="0" w:color="A89662"/>
-            </w:tcBorders>
-            <w:shd w:color="auto" w:fill="002516" w:val="clear"/>
-          </w:tcPr>
-          <w:p>
-            <w:pPr>
-              <w:pStyle w:val="Normal"/>
-              <w:keepNext w:val="true"/>
+              <w:top w:val="single" w:sz="4" w:space="0" w:color="8A8A8A"/>
+              <w:left w:val="single" w:sz="4" w:space="0" w:color="D9D9D2"/>
+              <w:bottom w:val="single" w:sz="4" w:space="0" w:color="D9D9D2"/>
+              <w:right w:val="single" w:sz="4" w:space="0" w:color="8A8A8A"/>
+            </w:tcBorders>
+            <w:shd w:color="auto" w:fill="222222" w:val="clear"/>
+          </w:tcPr>
+          <w:p>
+            <w:pPr>
+              <w:pStyle w:val="Normal"/>
               <w:spacing w:lineRule="auto" w:line="252" w:before="0" w:after="0"/>
               <w:rPr/>
             </w:pPr>
@@ -3253,16 +3229,15 @@
             <w:tcW w:w="2040" w:type="dxa"/>
             <w:tcBorders>
               <w:top w:val="single" w:sz="4" w:space="0" w:color="D9D9D2"/>
-              <w:left w:val="single" w:sz="4" w:space="0" w:color="A89662"/>
-              <w:bottom w:val="single" w:sz="4" w:space="0" w:color="D9D9D2"/>
-              <w:right w:val="single" w:sz="4" w:space="0" w:color="D9D9D2"/>
-            </w:tcBorders>
-            <w:shd w:color="auto" w:fill="CDD2B7" w:val="clear"/>
-          </w:tcPr>
-          <w:p>
-            <w:pPr>
-              <w:pStyle w:val="Normal"/>
-              <w:keepNext w:val="true"/>
+              <w:left w:val="single" w:sz="4" w:space="0" w:color="8A8A8A"/>
+              <w:bottom w:val="single" w:sz="4" w:space="0" w:color="D9D9D2"/>
+              <w:right w:val="single" w:sz="4" w:space="0" w:color="D9D9D2"/>
+            </w:tcBorders>
+            <w:shd w:color="auto" w:fill="E6E6E2" w:val="clear"/>
+          </w:tcPr>
+          <w:p>
+            <w:pPr>
+              <w:pStyle w:val="Normal"/>
               <w:spacing w:lineRule="auto" w:line="252" w:before="0" w:after="0"/>
               <w:rPr/>
             </w:pPr>
@@ -3271,7 +3246,7 @@
                 <w:rFonts w:cs="Arial"/>
                 <w:b/>
                 <w:i w:val="false"/>
-                <w:color w:val="002516"/>
+                <w:color w:val="222222"/>
                 <w:sz w:val="17"/>
               </w:rPr>
               <w:t>System</w:t>
@@ -3291,7 +3266,6 @@
           <w:p>
             <w:pPr>
               <w:pStyle w:val="Normal"/>
-              <w:keepNext w:val="true"/>
               <w:spacing w:lineRule="auto" w:line="252" w:before="0" w:after="0"/>
               <w:rPr/>
             </w:pPr>
@@ -3313,13 +3287,12 @@
               <w:top w:val="single" w:sz="4" w:space="0" w:color="D9D9D2"/>
               <w:left w:val="single" w:sz="4" w:space="0" w:color="D9D9D2"/>
               <w:bottom w:val="single" w:sz="4" w:space="0" w:color="D9D9D2"/>
-              <w:right w:val="single" w:sz="4" w:space="0" w:color="A89662"/>
-            </w:tcBorders>
-          </w:tcPr>
-          <w:p>
-            <w:pPr>
-              <w:pStyle w:val="Normal"/>
-              <w:keepNext w:val="true"/>
+              <w:right w:val="single" w:sz="4" w:space="0" w:color="8A8A8A"/>
+            </w:tcBorders>
+          </w:tcPr>
+          <w:p>
+            <w:pPr>
+              <w:pStyle w:val="Normal"/>
               <w:spacing w:lineRule="auto" w:line="252" w:before="0" w:after="0"/>
               <w:rPr/>
             </w:pPr>
@@ -3344,16 +3317,15 @@
             <w:tcW w:w="2040" w:type="dxa"/>
             <w:tcBorders>
               <w:top w:val="single" w:sz="4" w:space="0" w:color="D9D9D2"/>
-              <w:left w:val="single" w:sz="4" w:space="0" w:color="A89662"/>
-              <w:bottom w:val="single" w:sz="4" w:space="0" w:color="D9D9D2"/>
-              <w:right w:val="single" w:sz="4" w:space="0" w:color="D9D9D2"/>
-            </w:tcBorders>
-            <w:shd w:color="auto" w:fill="CDD2B7" w:val="clear"/>
-          </w:tcPr>
-          <w:p>
-            <w:pPr>
-              <w:pStyle w:val="Normal"/>
-              <w:keepNext w:val="true"/>
+              <w:left w:val="single" w:sz="4" w:space="0" w:color="8A8A8A"/>
+              <w:bottom w:val="single" w:sz="4" w:space="0" w:color="D9D9D2"/>
+              <w:right w:val="single" w:sz="4" w:space="0" w:color="D9D9D2"/>
+            </w:tcBorders>
+            <w:shd w:color="auto" w:fill="E6E6E2" w:val="clear"/>
+          </w:tcPr>
+          <w:p>
+            <w:pPr>
+              <w:pStyle w:val="Normal"/>
               <w:spacing w:lineRule="auto" w:line="252" w:before="0" w:after="0"/>
               <w:rPr/>
             </w:pPr>
@@ -3362,7 +3334,7 @@
                 <w:rFonts w:cs="Arial"/>
                 <w:b/>
                 <w:i w:val="false"/>
-                <w:color w:val="002516"/>
+                <w:color w:val="222222"/>
                 <w:sz w:val="17"/>
               </w:rPr>
               <w:t>Product</w:t>
@@ -3382,7 +3354,6 @@
           <w:p>
             <w:pPr>
               <w:pStyle w:val="Normal"/>
-              <w:keepNext w:val="true"/>
               <w:spacing w:lineRule="auto" w:line="252" w:before="0" w:after="0"/>
               <w:rPr/>
             </w:pPr>
@@ -3404,13 +3375,12 @@
               <w:top w:val="single" w:sz="4" w:space="0" w:color="D9D9D2"/>
               <w:left w:val="single" w:sz="4" w:space="0" w:color="D9D9D2"/>
               <w:bottom w:val="single" w:sz="4" w:space="0" w:color="D9D9D2"/>
-              <w:right w:val="single" w:sz="4" w:space="0" w:color="A89662"/>
-            </w:tcBorders>
-          </w:tcPr>
-          <w:p>
-            <w:pPr>
-              <w:pStyle w:val="Normal"/>
-              <w:keepNext w:val="true"/>
+              <w:right w:val="single" w:sz="4" w:space="0" w:color="8A8A8A"/>
+            </w:tcBorders>
+          </w:tcPr>
+          <w:p>
+            <w:pPr>
+              <w:pStyle w:val="Normal"/>
               <w:spacing w:lineRule="auto" w:line="252" w:before="0" w:after="0"/>
               <w:rPr/>
             </w:pPr>
@@ -3435,16 +3405,15 @@
             <w:tcW w:w="2040" w:type="dxa"/>
             <w:tcBorders>
               <w:top w:val="single" w:sz="4" w:space="0" w:color="D9D9D2"/>
-              <w:left w:val="single" w:sz="4" w:space="0" w:color="A89662"/>
-              <w:bottom w:val="single" w:sz="4" w:space="0" w:color="D9D9D2"/>
-              <w:right w:val="single" w:sz="4" w:space="0" w:color="D9D9D2"/>
-            </w:tcBorders>
-            <w:shd w:color="auto" w:fill="CDD2B7" w:val="clear"/>
-          </w:tcPr>
-          <w:p>
-            <w:pPr>
-              <w:pStyle w:val="Normal"/>
-              <w:keepNext w:val="true"/>
+              <w:left w:val="single" w:sz="4" w:space="0" w:color="8A8A8A"/>
+              <w:bottom w:val="single" w:sz="4" w:space="0" w:color="D9D9D2"/>
+              <w:right w:val="single" w:sz="4" w:space="0" w:color="D9D9D2"/>
+            </w:tcBorders>
+            <w:shd w:color="auto" w:fill="E6E6E2" w:val="clear"/>
+          </w:tcPr>
+          <w:p>
+            <w:pPr>
+              <w:pStyle w:val="Normal"/>
               <w:spacing w:lineRule="auto" w:line="252" w:before="0" w:after="0"/>
               <w:rPr/>
             </w:pPr>
@@ -3453,7 +3422,7 @@
                 <w:rFonts w:cs="Arial"/>
                 <w:b/>
                 <w:i w:val="false"/>
-                <w:color w:val="002516"/>
+                <w:color w:val="222222"/>
                 <w:sz w:val="17"/>
               </w:rPr>
               <w:t>Element</w:t>
@@ -3473,7 +3442,6 @@
           <w:p>
             <w:pPr>
               <w:pStyle w:val="Normal"/>
-              <w:keepNext w:val="true"/>
               <w:spacing w:lineRule="auto" w:line="252" w:before="0" w:after="0"/>
               <w:rPr/>
             </w:pPr>
@@ -3495,13 +3463,12 @@
               <w:top w:val="single" w:sz="4" w:space="0" w:color="D9D9D2"/>
               <w:left w:val="single" w:sz="4" w:space="0" w:color="D9D9D2"/>
               <w:bottom w:val="single" w:sz="4" w:space="0" w:color="D9D9D2"/>
-              <w:right w:val="single" w:sz="4" w:space="0" w:color="A89662"/>
-            </w:tcBorders>
-          </w:tcPr>
-          <w:p>
-            <w:pPr>
-              <w:pStyle w:val="Normal"/>
-              <w:keepNext w:val="true"/>
+              <w:right w:val="single" w:sz="4" w:space="0" w:color="8A8A8A"/>
+            </w:tcBorders>
+          </w:tcPr>
+          <w:p>
+            <w:pPr>
+              <w:pStyle w:val="Normal"/>
               <w:spacing w:lineRule="auto" w:line="252" w:before="0" w:after="0"/>
               <w:rPr/>
             </w:pPr>
@@ -3526,16 +3493,15 @@
             <w:tcW w:w="2040" w:type="dxa"/>
             <w:tcBorders>
               <w:top w:val="single" w:sz="4" w:space="0" w:color="D9D9D2"/>
-              <w:left w:val="single" w:sz="4" w:space="0" w:color="A89662"/>
-              <w:bottom w:val="single" w:sz="4" w:space="0" w:color="D9D9D2"/>
-              <w:right w:val="single" w:sz="4" w:space="0" w:color="D9D9D2"/>
-            </w:tcBorders>
-            <w:shd w:color="auto" w:fill="CDD2B7" w:val="clear"/>
-          </w:tcPr>
-          <w:p>
-            <w:pPr>
-              <w:pStyle w:val="Normal"/>
-              <w:keepNext w:val="true"/>
+              <w:left w:val="single" w:sz="4" w:space="0" w:color="8A8A8A"/>
+              <w:bottom w:val="single" w:sz="4" w:space="0" w:color="D9D9D2"/>
+              <w:right w:val="single" w:sz="4" w:space="0" w:color="D9D9D2"/>
+            </w:tcBorders>
+            <w:shd w:color="auto" w:fill="E6E6E2" w:val="clear"/>
+          </w:tcPr>
+          <w:p>
+            <w:pPr>
+              <w:pStyle w:val="Normal"/>
               <w:spacing w:lineRule="auto" w:line="252" w:before="0" w:after="0"/>
               <w:rPr/>
             </w:pPr>
@@ -3544,7 +3510,7 @@
                 <w:rFonts w:cs="Arial"/>
                 <w:b/>
                 <w:i w:val="false"/>
-                <w:color w:val="002516"/>
+                <w:color w:val="222222"/>
                 <w:sz w:val="17"/>
               </w:rPr>
               <w:t>Element</w:t>
@@ -3564,7 +3530,6 @@
           <w:p>
             <w:pPr>
               <w:pStyle w:val="Normal"/>
-              <w:keepNext w:val="true"/>
               <w:spacing w:lineRule="auto" w:line="252" w:before="0" w:after="0"/>
               <w:rPr/>
             </w:pPr>
@@ -3586,13 +3551,12 @@
               <w:top w:val="single" w:sz="4" w:space="0" w:color="D9D9D2"/>
               <w:left w:val="single" w:sz="4" w:space="0" w:color="D9D9D2"/>
               <w:bottom w:val="single" w:sz="4" w:space="0" w:color="D9D9D2"/>
-              <w:right w:val="single" w:sz="4" w:space="0" w:color="A89662"/>
-            </w:tcBorders>
-          </w:tcPr>
-          <w:p>
-            <w:pPr>
-              <w:pStyle w:val="Normal"/>
-              <w:keepNext w:val="true"/>
+              <w:right w:val="single" w:sz="4" w:space="0" w:color="8A8A8A"/>
+            </w:tcBorders>
+          </w:tcPr>
+          <w:p>
+            <w:pPr>
+              <w:pStyle w:val="Normal"/>
               <w:spacing w:lineRule="auto" w:line="252" w:before="0" w:after="0"/>
               <w:rPr/>
             </w:pPr>
@@ -3617,16 +3581,15 @@
             <w:tcW w:w="2040" w:type="dxa"/>
             <w:tcBorders>
               <w:top w:val="single" w:sz="4" w:space="0" w:color="D9D9D2"/>
-              <w:left w:val="single" w:sz="4" w:space="0" w:color="A89662"/>
-              <w:bottom w:val="single" w:sz="4" w:space="0" w:color="D9D9D2"/>
-              <w:right w:val="single" w:sz="4" w:space="0" w:color="D9D9D2"/>
-            </w:tcBorders>
-            <w:shd w:color="auto" w:fill="CDD2B7" w:val="clear"/>
-          </w:tcPr>
-          <w:p>
-            <w:pPr>
-              <w:pStyle w:val="Normal"/>
-              <w:keepNext w:val="true"/>
+              <w:left w:val="single" w:sz="4" w:space="0" w:color="8A8A8A"/>
+              <w:bottom w:val="single" w:sz="4" w:space="0" w:color="D9D9D2"/>
+              <w:right w:val="single" w:sz="4" w:space="0" w:color="D9D9D2"/>
+            </w:tcBorders>
+            <w:shd w:color="auto" w:fill="E6E6E2" w:val="clear"/>
+          </w:tcPr>
+          <w:p>
+            <w:pPr>
+              <w:pStyle w:val="Normal"/>
               <w:spacing w:lineRule="auto" w:line="252" w:before="0" w:after="0"/>
               <w:rPr/>
             </w:pPr>
@@ -3635,7 +3598,7 @@
                 <w:rFonts w:cs="Arial"/>
                 <w:b/>
                 <w:i w:val="false"/>
-                <w:color w:val="002516"/>
+                <w:color w:val="222222"/>
                 <w:sz w:val="17"/>
               </w:rPr>
               <w:t>Element</w:t>
@@ -3655,7 +3618,6 @@
           <w:p>
             <w:pPr>
               <w:pStyle w:val="Normal"/>
-              <w:keepNext w:val="true"/>
               <w:spacing w:lineRule="auto" w:line="252" w:before="0" w:after="0"/>
               <w:rPr/>
             </w:pPr>
@@ -3677,13 +3639,12 @@
               <w:top w:val="single" w:sz="4" w:space="0" w:color="D9D9D2"/>
               <w:left w:val="single" w:sz="4" w:space="0" w:color="D9D9D2"/>
               <w:bottom w:val="single" w:sz="4" w:space="0" w:color="D9D9D2"/>
-              <w:right w:val="single" w:sz="4" w:space="0" w:color="A89662"/>
-            </w:tcBorders>
-          </w:tcPr>
-          <w:p>
-            <w:pPr>
-              <w:pStyle w:val="Normal"/>
-              <w:keepNext w:val="true"/>
+              <w:right w:val="single" w:sz="4" w:space="0" w:color="8A8A8A"/>
+            </w:tcBorders>
+          </w:tcPr>
+          <w:p>
+            <w:pPr>
+              <w:pStyle w:val="Normal"/>
               <w:spacing w:lineRule="auto" w:line="252" w:before="0" w:after="0"/>
               <w:rPr/>
             </w:pPr>
@@ -3708,16 +3669,15 @@
             <w:tcW w:w="2040" w:type="dxa"/>
             <w:tcBorders>
               <w:top w:val="single" w:sz="4" w:space="0" w:color="D9D9D2"/>
-              <w:left w:val="single" w:sz="4" w:space="0" w:color="A89662"/>
-              <w:bottom w:val="single" w:sz="4" w:space="0" w:color="D9D9D2"/>
-              <w:right w:val="single" w:sz="4" w:space="0" w:color="D9D9D2"/>
-            </w:tcBorders>
-            <w:shd w:color="auto" w:fill="CDD2B7" w:val="clear"/>
-          </w:tcPr>
-          <w:p>
-            <w:pPr>
-              <w:pStyle w:val="Normal"/>
-              <w:keepNext w:val="true"/>
+              <w:left w:val="single" w:sz="4" w:space="0" w:color="8A8A8A"/>
+              <w:bottom w:val="single" w:sz="4" w:space="0" w:color="D9D9D2"/>
+              <w:right w:val="single" w:sz="4" w:space="0" w:color="D9D9D2"/>
+            </w:tcBorders>
+            <w:shd w:color="auto" w:fill="E6E6E2" w:val="clear"/>
+          </w:tcPr>
+          <w:p>
+            <w:pPr>
+              <w:pStyle w:val="Normal"/>
               <w:spacing w:lineRule="auto" w:line="252" w:before="0" w:after="0"/>
               <w:rPr/>
             </w:pPr>
@@ -3726,7 +3686,7 @@
                 <w:rFonts w:cs="Arial"/>
                 <w:b/>
                 <w:i w:val="false"/>
-                <w:color w:val="002516"/>
+                <w:color w:val="222222"/>
                 <w:sz w:val="17"/>
               </w:rPr>
               <w:t>Element</w:t>
@@ -3746,7 +3706,6 @@
           <w:p>
             <w:pPr>
               <w:pStyle w:val="Normal"/>
-              <w:keepNext w:val="true"/>
               <w:spacing w:lineRule="auto" w:line="252" w:before="0" w:after="0"/>
               <w:rPr/>
             </w:pPr>
@@ -3768,13 +3727,12 @@
               <w:top w:val="single" w:sz="4" w:space="0" w:color="D9D9D2"/>
               <w:left w:val="single" w:sz="4" w:space="0" w:color="D9D9D2"/>
               <w:bottom w:val="single" w:sz="4" w:space="0" w:color="D9D9D2"/>
-              <w:right w:val="single" w:sz="4" w:space="0" w:color="A89662"/>
-            </w:tcBorders>
-          </w:tcPr>
-          <w:p>
-            <w:pPr>
-              <w:pStyle w:val="Normal"/>
-              <w:keepNext w:val="true"/>
+              <w:right w:val="single" w:sz="4" w:space="0" w:color="8A8A8A"/>
+            </w:tcBorders>
+          </w:tcPr>
+          <w:p>
+            <w:pPr>
+              <w:pStyle w:val="Normal"/>
               <w:spacing w:lineRule="auto" w:line="252" w:before="0" w:after="0"/>
               <w:rPr/>
             </w:pPr>
@@ -3799,16 +3757,15 @@
             <w:tcW w:w="2040" w:type="dxa"/>
             <w:tcBorders>
               <w:top w:val="single" w:sz="4" w:space="0" w:color="D9D9D2"/>
-              <w:left w:val="single" w:sz="4" w:space="0" w:color="A89662"/>
-              <w:bottom w:val="single" w:sz="4" w:space="0" w:color="D9D9D2"/>
-              <w:right w:val="single" w:sz="4" w:space="0" w:color="D9D9D2"/>
-            </w:tcBorders>
-            <w:shd w:color="auto" w:fill="CDD2B7" w:val="clear"/>
-          </w:tcPr>
-          <w:p>
-            <w:pPr>
-              <w:pStyle w:val="Normal"/>
-              <w:keepNext w:val="true"/>
+              <w:left w:val="single" w:sz="4" w:space="0" w:color="8A8A8A"/>
+              <w:bottom w:val="single" w:sz="4" w:space="0" w:color="D9D9D2"/>
+              <w:right w:val="single" w:sz="4" w:space="0" w:color="D9D9D2"/>
+            </w:tcBorders>
+            <w:shd w:color="auto" w:fill="E6E6E2" w:val="clear"/>
+          </w:tcPr>
+          <w:p>
+            <w:pPr>
+              <w:pStyle w:val="Normal"/>
               <w:spacing w:lineRule="auto" w:line="252" w:before="0" w:after="0"/>
               <w:rPr/>
             </w:pPr>
@@ -3817,7 +3774,7 @@
                 <w:rFonts w:cs="Arial"/>
                 <w:b/>
                 <w:i w:val="false"/>
-                <w:color w:val="002516"/>
+                <w:color w:val="222222"/>
                 <w:sz w:val="17"/>
               </w:rPr>
               <w:t>Element</w:t>
@@ -3837,7 +3794,6 @@
           <w:p>
             <w:pPr>
               <w:pStyle w:val="Normal"/>
-              <w:keepNext w:val="true"/>
               <w:spacing w:lineRule="auto" w:line="252" w:before="0" w:after="0"/>
               <w:rPr/>
             </w:pPr>
@@ -3859,13 +3815,12 @@
               <w:top w:val="single" w:sz="4" w:space="0" w:color="D9D9D2"/>
               <w:left w:val="single" w:sz="4" w:space="0" w:color="D9D9D2"/>
               <w:bottom w:val="single" w:sz="4" w:space="0" w:color="D9D9D2"/>
-              <w:right w:val="single" w:sz="4" w:space="0" w:color="A89662"/>
-            </w:tcBorders>
-          </w:tcPr>
-          <w:p>
-            <w:pPr>
-              <w:pStyle w:val="Normal"/>
-              <w:keepNext w:val="true"/>
+              <w:right w:val="single" w:sz="4" w:space="0" w:color="8A8A8A"/>
+            </w:tcBorders>
+          </w:tcPr>
+          <w:p>
+            <w:pPr>
+              <w:pStyle w:val="Normal"/>
               <w:spacing w:lineRule="auto" w:line="252" w:before="0" w:after="0"/>
               <w:rPr/>
             </w:pPr>
@@ -3890,11 +3845,11 @@
             <w:tcW w:w="2040" w:type="dxa"/>
             <w:tcBorders>
               <w:top w:val="single" w:sz="4" w:space="0" w:color="D9D9D2"/>
-              <w:left w:val="single" w:sz="4" w:space="0" w:color="A89662"/>
-              <w:bottom w:val="single" w:sz="4" w:space="0" w:color="A89662"/>
-              <w:right w:val="single" w:sz="4" w:space="0" w:color="D9D9D2"/>
-            </w:tcBorders>
-            <w:shd w:color="auto" w:fill="CDD2B7" w:val="clear"/>
+              <w:left w:val="single" w:sz="4" w:space="0" w:color="8A8A8A"/>
+              <w:bottom w:val="single" w:sz="4" w:space="0" w:color="8A8A8A"/>
+              <w:right w:val="single" w:sz="4" w:space="0" w:color="D9D9D2"/>
+            </w:tcBorders>
+            <w:shd w:color="auto" w:fill="E6E6E2" w:val="clear"/>
           </w:tcPr>
           <w:p>
             <w:pPr>
@@ -3907,7 +3862,7 @@
                 <w:rFonts w:cs="Arial"/>
                 <w:b/>
                 <w:i w:val="false"/>
-                <w:color w:val="002516"/>
+                <w:color w:val="222222"/>
                 <w:sz w:val="17"/>
               </w:rPr>
               <w:t>Outcome</w:t>
@@ -3920,7 +3875,7 @@
             <w:tcBorders>
               <w:top w:val="single" w:sz="4" w:space="0" w:color="D9D9D2"/>
               <w:left w:val="single" w:sz="4" w:space="0" w:color="D9D9D2"/>
-              <w:bottom w:val="single" w:sz="4" w:space="0" w:color="A89662"/>
+              <w:bottom w:val="single" w:sz="4" w:space="0" w:color="8A8A8A"/>
               <w:right w:val="single" w:sz="4" w:space="0" w:color="D9D9D2"/>
             </w:tcBorders>
           </w:tcPr>
@@ -3947,8 +3902,8 @@
             <w:tcBorders>
               <w:top w:val="single" w:sz="4" w:space="0" w:color="D9D9D2"/>
               <w:left w:val="single" w:sz="4" w:space="0" w:color="D9D9D2"/>
-              <w:bottom w:val="single" w:sz="4" w:space="0" w:color="A89662"/>
-              <w:right w:val="single" w:sz="4" w:space="0" w:color="A89662"/>
+              <w:bottom w:val="single" w:sz="4" w:space="0" w:color="8A8A8A"/>
+              <w:right w:val="single" w:sz="4" w:space="0" w:color="8A8A8A"/>
             </w:tcBorders>
           </w:tcPr>
           <w:p>
@@ -4006,7 +3961,7 @@
           <w:rFonts w:cs="Arial"/>
           <w:b/>
           <w:i w:val="false"/>
-          <w:color w:val="002516"/>
+          <w:color w:val="222222"/>
           <w:sz w:val="25"/>
         </w:rPr>
         <w:t>Sources and Status</w:t>
@@ -4557,7 +4512,7 @@
     <w:rPr>
       <w:rFonts w:ascii="Arial" w:hAnsi="Arial" w:cs="Arial"/>
       <w:b/>
-      <w:color w:val="002516"/>
+      <w:color w:val="222222"/>
       <w:sz w:val="24"/>
     </w:rPr>
   </w:style>
@@ -4578,7 +4533,7 @@
     <w:rPr>
       <w:rFonts w:ascii="Arial" w:hAnsi="Arial" w:cs="Arial"/>
       <w:b/>
-      <w:color w:val="002516"/>
+      <w:color w:val="222222"/>
       <w:sz w:val="24"/>
     </w:rPr>
   </w:style>
